--- a/04-reformulacion/T2/docx/T2_10_Posicionamiento.docx
+++ b/04-reformulacion/T2/docx/T2_10_Posicionamiento.docx
@@ -110,7 +110,7 @@
         <w:spacing w:after="120"/>
       </w:pPr>
       <w:r>
-        <w:t xml:space="preserve">La clase pregunta: "¿Cómo quieres que te recuerden?" El posicionamiento es el lugar que AndiBite quiere ocupar en la cabeza del padre frente a la competencia. Usamos el prompt 3 de la sesión 09, completado con los datos de AndiBite, y comparamos con 4 competidores con precios reales y fechados: Nutri H, Fika, Mamalama y Bimbo Nutra Bien.</w:t>
+        <w:t xml:space="preserve">La clase pregunta: "¿Cómo quieres que te recuerden?" El posicionamiento es el lugar que AndiBite quiere ocupar en la cabeza del padre frente a la competencia. Usamos el prompt 3 de la sesión 09, completado con los datos de AndiBite, y comparamos con los mismos competidores del benchmark (#2), con precios reales y fechados (19-oct-2026): el núcleo Nutri H, Fika, Mamalama y Bimbo Nutra Bien, más Forticao (el otro producto con hierro hemo) y La Purita (brownie premium vegano). Little Bites (Bimbo) y Siete Dragones quedan como referencia.</w:t>
       </w:r>
     </w:p>
     <w:p>
@@ -246,7 +246,7 @@
         <w:t xml:space="preserve">Principales competidores:</w:t>
       </w:r>
       <w:r>
-        <w:t xml:space="preserve"> Nutri H (galleta con hemoglobina bovina), Fika (brownie bajo en azúcar con harina de quinua), Mamalama (barra energética de chocolate bitter y maca) y Bimbo Nutra Bien (mini brownie masivo).</w:t>
+        <w:t xml:space="preserve"> Nutri H (galleta con hemoglobina bovina), Forticao (chocolate de leche con hierro hemínico, en farmacias), Fika (brownie "libre de azúcar"), La Purita (brownie vegano congelado), Mamalama (barra energética de chocolate bitter y maca) y Bimbo Nutra Bien (mini brownie masivo). De referencia: Little Bites (Bimbo) y Siete Dragones.</w:t>
       </w:r>
     </w:p>
     <w:p>
@@ -322,7 +322,7 @@
         <w:t xml:space="preserve">Formato que el niño ya quiere.</w:t>
       </w:r>
       <w:r>
-        <w:t xml:space="preserve"> Un mini brownie de cacao esconde la sangrecita. Nutri H es una galleta; Fika y Bimbo son brownies pero sin hierro funcional.</w:t>
+        <w:t xml:space="preserve"> Un mini brownie de cacao esconde la sangrecita. Los otros dos con hierro hemo son una galleta (Nutri H) y un chocolate de farmacia (Forticao). Fika, La Purita y Bimbo son brownies, pero no prometen hierro.</w:t>
       </w:r>
     </w:p>
     <w:p>
@@ -342,7 +342,7 @@
         <w:t xml:space="preserve">Se prueba antes de comprar.</w:t>
       </w:r>
       <w:r>
-        <w:t xml:space="preserve"> La venta es cara a cara: el niño prueba en el stand y el padre compra ahí mismo.</w:t>
+        <w:t xml:space="preserve"> La venta es cara a cara: el padre recibe la muestra en el stand, decide si su hijo prueba y compra ahí mismo.</w:t>
       </w:r>
     </w:p>
     <w:p>
@@ -582,7 +582,7 @@
         <w:spacing w:after="120"/>
       </w:pPr>
       <w:r>
-        <w:t xml:space="preserve">Precios con IGV tomados el 3-oct-2026 (documento 02), salvo donde se indica.</w:t>
+        <w:t xml:space="preserve">Usamos la misma lista y los mismos datos del benchmark (#2): precios con IGV tomados de las tiendas oficiales el 19-oct-2026. Precio por 20 g = precio del envase ÷ gramos × 20. Little Bites y Siete Dragones solo entran como referencia en el mapa (sección 6).</w:t>
       </w:r>
     </w:p>
     <w:tbl>
@@ -598,12 +598,14 @@
         </w:tblBorders>
       </w:tblPr>
       <w:tblGrid>
-        <w:gridCol w:w="1082"/>
-        <w:gridCol w:w="1689"/>
-        <w:gridCol w:w="1689"/>
-        <w:gridCol w:w="1689"/>
-        <w:gridCol w:w="1521"/>
-        <w:gridCol w:w="1690"/>
+        <w:gridCol w:w="1053"/>
+        <w:gridCol w:w="1187"/>
+        <w:gridCol w:w="1187"/>
+        <w:gridCol w:w="1187"/>
+        <w:gridCol w:w="1187"/>
+        <w:gridCol w:w="1187"/>
+        <w:gridCol w:w="1187"/>
+        <w:gridCol w:w="1185"/>
       </w:tblGrid>
       <w:tr>
         <w:trPr>
@@ -611,7 +613,7 @@
         </w:trPr>
         <w:tc>
           <w:tcPr>
-            <w:tcW w:type="dxa" w:w="1082"/>
+            <w:tcW w:type="dxa" w:w="1053"/>
             <w:tcBorders>
               <w:top w:val="single" w:color="D9C3A8" w:sz="4"/>
               <w:left w:val="single" w:color="D9C3A8" w:sz="4"/>
@@ -641,7 +643,7 @@
         </w:tc>
         <w:tc>
           <w:tcPr>
-            <w:tcW w:type="dxa" w:w="1689"/>
+            <w:tcW w:type="dxa" w:w="1187"/>
             <w:tcBorders>
               <w:top w:val="single" w:color="D9C3A8" w:sz="4"/>
               <w:left w:val="single" w:color="D9C3A8" w:sz="4"/>
@@ -671,7 +673,7 @@
         </w:tc>
         <w:tc>
           <w:tcPr>
-            <w:tcW w:type="dxa" w:w="1689"/>
+            <w:tcW w:type="dxa" w:w="1187"/>
             <w:tcBorders>
               <w:top w:val="single" w:color="D9C3A8" w:sz="4"/>
               <w:left w:val="single" w:color="D9C3A8" w:sz="4"/>
@@ -701,7 +703,7 @@
         </w:tc>
         <w:tc>
           <w:tcPr>
-            <w:tcW w:type="dxa" w:w="1689"/>
+            <w:tcW w:type="dxa" w:w="1187"/>
             <w:tcBorders>
               <w:top w:val="single" w:color="D9C3A8" w:sz="4"/>
               <w:left w:val="single" w:color="D9C3A8" w:sz="4"/>
@@ -725,13 +727,13 @@
                 <w:sz w:val="19"/>
                 <w:szCs w:val="19"/>
               </w:rPr>
-              <w:t xml:space="preserve">Fika</w:t>
-            </w:r>
-          </w:p>
-        </w:tc>
-        <w:tc>
-          <w:tcPr>
-            <w:tcW w:type="dxa" w:w="1521"/>
+              <w:t xml:space="preserve">Forticao</w:t>
+            </w:r>
+          </w:p>
+        </w:tc>
+        <w:tc>
+          <w:tcPr>
+            <w:tcW w:type="dxa" w:w="1187"/>
             <w:tcBorders>
               <w:top w:val="single" w:color="D9C3A8" w:sz="4"/>
               <w:left w:val="single" w:color="D9C3A8" w:sz="4"/>
@@ -755,13 +757,73 @@
                 <w:sz w:val="19"/>
                 <w:szCs w:val="19"/>
               </w:rPr>
+              <w:t xml:space="preserve">Fika</w:t>
+            </w:r>
+          </w:p>
+        </w:tc>
+        <w:tc>
+          <w:tcPr>
+            <w:tcW w:type="dxa" w:w="1187"/>
+            <w:tcBorders>
+              <w:top w:val="single" w:color="D9C3A8" w:sz="4"/>
+              <w:left w:val="single" w:color="D9C3A8" w:sz="4"/>
+              <w:bottom w:val="single" w:color="D9C3A8" w:sz="4"/>
+              <w:right w:val="single" w:color="D9C3A8" w:sz="4"/>
+            </w:tcBorders>
+            <w:shd w:fill="4A2018" w:color="auto" w:val="clear"/>
+            <w:tcMar>
+              <w:top w:type="dxa" w:w="50"/>
+              <w:left w:type="dxa" w:w="80"/>
+              <w:bottom w:type="dxa" w:w="50"/>
+              <w:right w:type="dxa" w:w="80"/>
+            </w:tcMar>
+          </w:tcPr>
+          <w:p>
+            <w:r>
+              <w:rPr>
+                <w:b/>
+                <w:bCs/>
+                <w:color w:val="FFFFFF"/>
+                <w:sz w:val="19"/>
+                <w:szCs w:val="19"/>
+              </w:rPr>
+              <w:t xml:space="preserve">La Purita</w:t>
+            </w:r>
+          </w:p>
+        </w:tc>
+        <w:tc>
+          <w:tcPr>
+            <w:tcW w:type="dxa" w:w="1187"/>
+            <w:tcBorders>
+              <w:top w:val="single" w:color="D9C3A8" w:sz="4"/>
+              <w:left w:val="single" w:color="D9C3A8" w:sz="4"/>
+              <w:bottom w:val="single" w:color="D9C3A8" w:sz="4"/>
+              <w:right w:val="single" w:color="D9C3A8" w:sz="4"/>
+            </w:tcBorders>
+            <w:shd w:fill="4A2018" w:color="auto" w:val="clear"/>
+            <w:tcMar>
+              <w:top w:type="dxa" w:w="50"/>
+              <w:left w:type="dxa" w:w="80"/>
+              <w:bottom w:type="dxa" w:w="50"/>
+              <w:right w:type="dxa" w:w="80"/>
+            </w:tcMar>
+          </w:tcPr>
+          <w:p>
+            <w:r>
+              <w:rPr>
+                <w:b/>
+                <w:bCs/>
+                <w:color w:val="FFFFFF"/>
+                <w:sz w:val="19"/>
+                <w:szCs w:val="19"/>
+              </w:rPr>
               <w:t xml:space="preserve">Mamalama</w:t>
             </w:r>
           </w:p>
         </w:tc>
         <w:tc>
           <w:tcPr>
-            <w:tcW w:type="dxa" w:w="1690"/>
+            <w:tcW w:type="dxa" w:w="1185"/>
             <w:tcBorders>
               <w:top w:val="single" w:color="D9C3A8" w:sz="4"/>
               <w:left w:val="single" w:color="D9C3A8" w:sz="4"/>
@@ -796,7 +858,7 @@
         </w:trPr>
         <w:tc>
           <w:tcPr>
-            <w:tcW w:type="dxa" w:w="1082"/>
+            <w:tcW w:type="dxa" w:w="1053"/>
             <w:tcBorders>
               <w:top w:val="single" w:color="D9C3A8" w:sz="4"/>
               <w:left w:val="single" w:color="D9C3A8" w:sz="4"/>
@@ -825,7 +887,7 @@
         </w:tc>
         <w:tc>
           <w:tcPr>
-            <w:tcW w:type="dxa" w:w="1689"/>
+            <w:tcW w:type="dxa" w:w="1187"/>
             <w:tcBorders>
               <w:top w:val="single" w:color="D9C3A8" w:sz="4"/>
               <w:left w:val="single" w:color="D9C3A8" w:sz="4"/>
@@ -852,109 +914,163 @@
         </w:tc>
         <w:tc>
           <w:tcPr>
-            <w:tcW w:type="dxa" w:w="1689"/>
-            <w:tcBorders>
-              <w:top w:val="single" w:color="D9C3A8" w:sz="4"/>
-              <w:left w:val="single" w:color="D9C3A8" w:sz="4"/>
-              <w:bottom w:val="single" w:color="D9C3A8" w:sz="4"/>
-              <w:right w:val="single" w:color="D9C3A8" w:sz="4"/>
-            </w:tcBorders>
-            <w:shd w:fill="FFFFFF" w:color="auto" w:val="clear"/>
-            <w:tcMar>
-              <w:top w:type="dxa" w:w="50"/>
-              <w:left w:type="dxa" w:w="80"/>
-              <w:bottom w:type="dxa" w:w="50"/>
-              <w:right w:type="dxa" w:w="80"/>
-            </w:tcMar>
-          </w:tcPr>
-          <w:p>
-            <w:r>
-              <w:rPr>
-                <w:sz w:val="19"/>
-                <w:szCs w:val="19"/>
-              </w:rPr>
-              <w:t xml:space="preserve">Galleta clásica con hemoglobina bovina, 30 unidades de unos 10 g</w:t>
-            </w:r>
-          </w:p>
-        </w:tc>
-        <w:tc>
-          <w:tcPr>
-            <w:tcW w:type="dxa" w:w="1689"/>
-            <w:tcBorders>
-              <w:top w:val="single" w:color="D9C3A8" w:sz="4"/>
-              <w:left w:val="single" w:color="D9C3A8" w:sz="4"/>
-              <w:bottom w:val="single" w:color="D9C3A8" w:sz="4"/>
-              <w:right w:val="single" w:color="D9C3A8" w:sz="4"/>
-            </w:tcBorders>
-            <w:shd w:fill="FFFFFF" w:color="auto" w:val="clear"/>
-            <w:tcMar>
-              <w:top w:type="dxa" w:w="50"/>
-              <w:left w:type="dxa" w:w="80"/>
-              <w:bottom w:type="dxa" w:w="50"/>
-              <w:right w:type="dxa" w:w="80"/>
-            </w:tcMar>
-          </w:tcPr>
-          <w:p>
-            <w:r>
-              <w:rPr>
-                <w:sz w:val="19"/>
-                <w:szCs w:val="19"/>
-              </w:rPr>
-              <w:t xml:space="preserve">Brownie bajo en azúcar con harina de quinua, 70 g</w:t>
-            </w:r>
-          </w:p>
-        </w:tc>
-        <w:tc>
-          <w:tcPr>
-            <w:tcW w:type="dxa" w:w="1521"/>
-            <w:tcBorders>
-              <w:top w:val="single" w:color="D9C3A8" w:sz="4"/>
-              <w:left w:val="single" w:color="D9C3A8" w:sz="4"/>
-              <w:bottom w:val="single" w:color="D9C3A8" w:sz="4"/>
-              <w:right w:val="single" w:color="D9C3A8" w:sz="4"/>
-            </w:tcBorders>
-            <w:shd w:fill="FFFFFF" w:color="auto" w:val="clear"/>
-            <w:tcMar>
-              <w:top w:type="dxa" w:w="50"/>
-              <w:left w:type="dxa" w:w="80"/>
-              <w:bottom w:type="dxa" w:w="50"/>
-              <w:right w:type="dxa" w:w="80"/>
-            </w:tcMar>
-          </w:tcPr>
-          <w:p>
-            <w:r>
-              <w:rPr>
-                <w:sz w:val="19"/>
-                <w:szCs w:val="19"/>
-              </w:rPr>
-              <w:t xml:space="preserve">Barra energética de chocolate bitter y maca, 5 de 20 g</w:t>
-            </w:r>
-          </w:p>
-        </w:tc>
-        <w:tc>
-          <w:tcPr>
-            <w:tcW w:type="dxa" w:w="1690"/>
-            <w:tcBorders>
-              <w:top w:val="single" w:color="D9C3A8" w:sz="4"/>
-              <w:left w:val="single" w:color="D9C3A8" w:sz="4"/>
-              <w:bottom w:val="single" w:color="D9C3A8" w:sz="4"/>
-              <w:right w:val="single" w:color="D9C3A8" w:sz="4"/>
-            </w:tcBorders>
-            <w:shd w:fill="FFFFFF" w:color="auto" w:val="clear"/>
-            <w:tcMar>
-              <w:top w:type="dxa" w:w="50"/>
-              <w:left w:type="dxa" w:w="80"/>
-              <w:bottom w:type="dxa" w:w="50"/>
-              <w:right w:type="dxa" w:w="80"/>
-            </w:tcMar>
-          </w:tcPr>
-          <w:p>
-            <w:r>
-              <w:rPr>
-                <w:sz w:val="19"/>
-                <w:szCs w:val="19"/>
-              </w:rPr>
-              <w:t xml:space="preserve">Mini brownie, 6 de 30 g</w:t>
+            <w:tcW w:type="dxa" w:w="1187"/>
+            <w:tcBorders>
+              <w:top w:val="single" w:color="D9C3A8" w:sz="4"/>
+              <w:left w:val="single" w:color="D9C3A8" w:sz="4"/>
+              <w:bottom w:val="single" w:color="D9C3A8" w:sz="4"/>
+              <w:right w:val="single" w:color="D9C3A8" w:sz="4"/>
+            </w:tcBorders>
+            <w:shd w:fill="FFFFFF" w:color="auto" w:val="clear"/>
+            <w:tcMar>
+              <w:top w:type="dxa" w:w="50"/>
+              <w:left w:type="dxa" w:w="80"/>
+              <w:bottom w:type="dxa" w:w="50"/>
+              <w:right w:type="dxa" w:w="80"/>
+            </w:tcMar>
+          </w:tcPr>
+          <w:p>
+            <w:r>
+              <w:rPr>
+                <w:sz w:val="19"/>
+                <w:szCs w:val="19"/>
+              </w:rPr>
+              <w:t xml:space="preserve">Galleta clásica con hemoglobina bovina, caja de 30 (300 g)</w:t>
+            </w:r>
+          </w:p>
+        </w:tc>
+        <w:tc>
+          <w:tcPr>
+            <w:tcW w:type="dxa" w:w="1187"/>
+            <w:tcBorders>
+              <w:top w:val="single" w:color="D9C3A8" w:sz="4"/>
+              <w:left w:val="single" w:color="D9C3A8" w:sz="4"/>
+              <w:bottom w:val="single" w:color="D9C3A8" w:sz="4"/>
+              <w:right w:val="single" w:color="D9C3A8" w:sz="4"/>
+            </w:tcBorders>
+            <w:shd w:fill="FFFFFF" w:color="auto" w:val="clear"/>
+            <w:tcMar>
+              <w:top w:type="dxa" w:w="50"/>
+              <w:left w:type="dxa" w:w="80"/>
+              <w:bottom w:type="dxa" w:w="50"/>
+              <w:right w:type="dxa" w:w="80"/>
+            </w:tcMar>
+          </w:tcPr>
+          <w:p>
+            <w:r>
+              <w:rPr>
+                <w:sz w:val="19"/>
+                <w:szCs w:val="19"/>
+              </w:rPr>
+              <w:t xml:space="preserve">Chocolate de leche con hierro hemínico, frasco de 40 o de 12 (10 g cada uno según Andina, 2016)</w:t>
+            </w:r>
+          </w:p>
+        </w:tc>
+        <w:tc>
+          <w:tcPr>
+            <w:tcW w:type="dxa" w:w="1187"/>
+            <w:tcBorders>
+              <w:top w:val="single" w:color="D9C3A8" w:sz="4"/>
+              <w:left w:val="single" w:color="D9C3A8" w:sz="4"/>
+              <w:bottom w:val="single" w:color="D9C3A8" w:sz="4"/>
+              <w:right w:val="single" w:color="D9C3A8" w:sz="4"/>
+            </w:tcBorders>
+            <w:shd w:fill="FFFFFF" w:color="auto" w:val="clear"/>
+            <w:tcMar>
+              <w:top w:type="dxa" w:w="50"/>
+              <w:left w:type="dxa" w:w="80"/>
+              <w:bottom w:type="dxa" w:w="50"/>
+              <w:right w:type="dxa" w:w="80"/>
+            </w:tcMar>
+          </w:tcPr>
+          <w:p>
+            <w:r>
+              <w:rPr>
+                <w:sz w:val="19"/>
+                <w:szCs w:val="19"/>
+              </w:rPr>
+              <w:t xml:space="preserve">Brownie "libre de azúcar", 70 g</w:t>
+            </w:r>
+          </w:p>
+        </w:tc>
+        <w:tc>
+          <w:tcPr>
+            <w:tcW w:type="dxa" w:w="1187"/>
+            <w:tcBorders>
+              <w:top w:val="single" w:color="D9C3A8" w:sz="4"/>
+              <w:left w:val="single" w:color="D9C3A8" w:sz="4"/>
+              <w:bottom w:val="single" w:color="D9C3A8" w:sz="4"/>
+              <w:right w:val="single" w:color="D9C3A8" w:sz="4"/>
+            </w:tcBorders>
+            <w:shd w:fill="FFFFFF" w:color="auto" w:val="clear"/>
+            <w:tcMar>
+              <w:top w:type="dxa" w:w="50"/>
+              <w:left w:type="dxa" w:w="80"/>
+              <w:bottom w:type="dxa" w:w="50"/>
+              <w:right w:type="dxa" w:w="80"/>
+            </w:tcMar>
+          </w:tcPr>
+          <w:p>
+            <w:r>
+              <w:rPr>
+                <w:sz w:val="19"/>
+                <w:szCs w:val="19"/>
+              </w:rPr>
+              <w:t xml:space="preserve">Brownies veganos x 8, congelados</w:t>
+            </w:r>
+          </w:p>
+        </w:tc>
+        <w:tc>
+          <w:tcPr>
+            <w:tcW w:type="dxa" w:w="1187"/>
+            <w:tcBorders>
+              <w:top w:val="single" w:color="D9C3A8" w:sz="4"/>
+              <w:left w:val="single" w:color="D9C3A8" w:sz="4"/>
+              <w:bottom w:val="single" w:color="D9C3A8" w:sz="4"/>
+              <w:right w:val="single" w:color="D9C3A8" w:sz="4"/>
+            </w:tcBorders>
+            <w:shd w:fill="FFFFFF" w:color="auto" w:val="clear"/>
+            <w:tcMar>
+              <w:top w:type="dxa" w:w="50"/>
+              <w:left w:type="dxa" w:w="80"/>
+              <w:bottom w:type="dxa" w:w="50"/>
+              <w:right w:type="dxa" w:w="80"/>
+            </w:tcMar>
+          </w:tcPr>
+          <w:p>
+            <w:r>
+              <w:rPr>
+                <w:sz w:val="19"/>
+                <w:szCs w:val="19"/>
+              </w:rPr>
+              <w:t xml:space="preserve">Barra energética de cereales andinos, chocolate bitter y maca, caja de 5 (100 g)</w:t>
+            </w:r>
+          </w:p>
+        </w:tc>
+        <w:tc>
+          <w:tcPr>
+            <w:tcW w:type="dxa" w:w="1185"/>
+            <w:tcBorders>
+              <w:top w:val="single" w:color="D9C3A8" w:sz="4"/>
+              <w:left w:val="single" w:color="D9C3A8" w:sz="4"/>
+              <w:bottom w:val="single" w:color="D9C3A8" w:sz="4"/>
+              <w:right w:val="single" w:color="D9C3A8" w:sz="4"/>
+            </w:tcBorders>
+            <w:shd w:fill="FFFFFF" w:color="auto" w:val="clear"/>
+            <w:tcMar>
+              <w:top w:type="dxa" w:w="50"/>
+              <w:left w:type="dxa" w:w="80"/>
+              <w:bottom w:type="dxa" w:w="50"/>
+              <w:right w:type="dxa" w:w="80"/>
+            </w:tcMar>
+          </w:tcPr>
+          <w:p>
+            <w:r>
+              <w:rPr>
+                <w:sz w:val="19"/>
+                <w:szCs w:val="19"/>
+              </w:rPr>
+              <w:t xml:space="preserve">Mini brownie, paquete de 6 de 30 g (180 g)</w:t>
             </w:r>
           </w:p>
         </w:tc>
@@ -965,7 +1081,7 @@
         </w:trPr>
         <w:tc>
           <w:tcPr>
-            <w:tcW w:type="dxa" w:w="1082"/>
+            <w:tcW w:type="dxa" w:w="1053"/>
             <w:tcBorders>
               <w:top w:val="single" w:color="D9C3A8" w:sz="4"/>
               <w:left w:val="single" w:color="D9C3A8" w:sz="4"/>
@@ -994,7 +1110,7 @@
         </w:tc>
         <w:tc>
           <w:tcPr>
-            <w:tcW w:type="dxa" w:w="1689"/>
+            <w:tcW w:type="dxa" w:w="1187"/>
             <w:tcBorders>
               <w:top w:val="single" w:color="D9C3A8" w:sz="4"/>
               <w:left w:val="single" w:color="D9C3A8" w:sz="4"/>
@@ -1021,7 +1137,7 @@
         </w:tc>
         <w:tc>
           <w:tcPr>
-            <w:tcW w:type="dxa" w:w="1689"/>
+            <w:tcW w:type="dxa" w:w="1187"/>
             <w:tcBorders>
               <w:top w:val="single" w:color="D9C3A8" w:sz="4"/>
               <w:left w:val="single" w:color="D9C3A8" w:sz="4"/>
@@ -1048,7 +1164,34 @@
         </w:tc>
         <w:tc>
           <w:tcPr>
-            <w:tcW w:type="dxa" w:w="1689"/>
+            <w:tcW w:type="dxa" w:w="1187"/>
+            <w:tcBorders>
+              <w:top w:val="single" w:color="D9C3A8" w:sz="4"/>
+              <w:left w:val="single" w:color="D9C3A8" w:sz="4"/>
+              <w:bottom w:val="single" w:color="D9C3A8" w:sz="4"/>
+              <w:right w:val="single" w:color="D9C3A8" w:sz="4"/>
+            </w:tcBorders>
+            <w:shd w:fill="F7ECDA" w:color="auto" w:val="clear"/>
+            <w:tcMar>
+              <w:top w:type="dxa" w:w="50"/>
+              <w:left w:type="dxa" w:w="80"/>
+              <w:bottom w:type="dxa" w:w="50"/>
+              <w:right w:type="dxa" w:w="80"/>
+            </w:tcMar>
+          </w:tcPr>
+          <w:p>
+            <w:r>
+              <w:rPr>
+                <w:sz w:val="19"/>
+                <w:szCs w:val="19"/>
+              </w:rPr>
+              <w:t xml:space="preserve">S/3.50 (x 40 a S/70.00) a S/4.17 (x 12 a S/25.00) [POR CONFIRMAR el peso]</w:t>
+            </w:r>
+          </w:p>
+        </w:tc>
+        <w:tc>
+          <w:tcPr>
+            <w:tcW w:type="dxa" w:w="1187"/>
             <w:tcBorders>
               <w:top w:val="single" w:color="D9C3A8" w:sz="4"/>
               <w:left w:val="single" w:color="D9C3A8" w:sz="4"/>
@@ -1075,7 +1218,34 @@
         </w:tc>
         <w:tc>
           <w:tcPr>
-            <w:tcW w:type="dxa" w:w="1521"/>
+            <w:tcW w:type="dxa" w:w="1187"/>
+            <w:tcBorders>
+              <w:top w:val="single" w:color="D9C3A8" w:sz="4"/>
+              <w:left w:val="single" w:color="D9C3A8" w:sz="4"/>
+              <w:bottom w:val="single" w:color="D9C3A8" w:sz="4"/>
+              <w:right w:val="single" w:color="D9C3A8" w:sz="4"/>
+            </w:tcBorders>
+            <w:shd w:fill="F7ECDA" w:color="auto" w:val="clear"/>
+            <w:tcMar>
+              <w:top w:type="dxa" w:w="50"/>
+              <w:left w:type="dxa" w:w="80"/>
+              <w:bottom w:type="dxa" w:w="50"/>
+              <w:right w:type="dxa" w:w="80"/>
+            </w:tcMar>
+          </w:tcPr>
+          <w:p>
+            <w:r>
+              <w:rPr>
+                <w:sz w:val="19"/>
+                <w:szCs w:val="19"/>
+              </w:rPr>
+              <w:t xml:space="preserve">S/2.11 si cada brownie pesa 20 g (8 a S/16.90) [POR CONFIRMAR el peso]</w:t>
+            </w:r>
+          </w:p>
+        </w:tc>
+        <w:tc>
+          <w:tcPr>
+            <w:tcW w:type="dxa" w:w="1187"/>
             <w:tcBorders>
               <w:top w:val="single" w:color="D9C3A8" w:sz="4"/>
               <w:left w:val="single" w:color="D9C3A8" w:sz="4"/>
@@ -1102,28 +1272,28 @@
         </w:tc>
         <w:tc>
           <w:tcPr>
-            <w:tcW w:type="dxa" w:w="1690"/>
-            <w:tcBorders>
-              <w:top w:val="single" w:color="D9C3A8" w:sz="4"/>
-              <w:left w:val="single" w:color="D9C3A8" w:sz="4"/>
-              <w:bottom w:val="single" w:color="D9C3A8" w:sz="4"/>
-              <w:right w:val="single" w:color="D9C3A8" w:sz="4"/>
-            </w:tcBorders>
-            <w:shd w:fill="F7ECDA" w:color="auto" w:val="clear"/>
-            <w:tcMar>
-              <w:top w:type="dxa" w:w="50"/>
-              <w:left w:type="dxa" w:w="80"/>
-              <w:bottom w:type="dxa" w:w="50"/>
-              <w:right w:type="dxa" w:w="80"/>
-            </w:tcMar>
-          </w:tcPr>
-          <w:p>
-            <w:r>
-              <w:rPr>
-                <w:sz w:val="19"/>
-                <w:szCs w:val="19"/>
-              </w:rPr>
-              <w:t xml:space="preserve">S/1.67 (paquete de 6 a S/15.00)</w:t>
+            <w:tcW w:type="dxa" w:w="1185"/>
+            <w:tcBorders>
+              <w:top w:val="single" w:color="D9C3A8" w:sz="4"/>
+              <w:left w:val="single" w:color="D9C3A8" w:sz="4"/>
+              <w:bottom w:val="single" w:color="D9C3A8" w:sz="4"/>
+              <w:right w:val="single" w:color="D9C3A8" w:sz="4"/>
+            </w:tcBorders>
+            <w:shd w:fill="F7ECDA" w:color="auto" w:val="clear"/>
+            <w:tcMar>
+              <w:top w:type="dxa" w:w="50"/>
+              <w:left w:type="dxa" w:w="80"/>
+              <w:bottom w:type="dxa" w:w="50"/>
+              <w:right w:type="dxa" w:w="80"/>
+            </w:tcMar>
+          </w:tcPr>
+          <w:p>
+            <w:r>
+              <w:rPr>
+                <w:sz w:val="19"/>
+                <w:szCs w:val="19"/>
+              </w:rPr>
+              <w:t xml:space="preserve">S/1.67 (paquete de 6 a S/15.00; sin stock el 19-oct-2026)</w:t>
             </w:r>
           </w:p>
         </w:tc>
@@ -1134,7 +1304,7 @@
         </w:trPr>
         <w:tc>
           <w:tcPr>
-            <w:tcW w:type="dxa" w:w="1082"/>
+            <w:tcW w:type="dxa" w:w="1053"/>
             <w:tcBorders>
               <w:top w:val="single" w:color="D9C3A8" w:sz="4"/>
               <w:left w:val="single" w:color="D9C3A8" w:sz="4"/>
@@ -1163,136 +1333,190 @@
         </w:tc>
         <w:tc>
           <w:tcPr>
-            <w:tcW w:type="dxa" w:w="1689"/>
-            <w:tcBorders>
-              <w:top w:val="single" w:color="D9C3A8" w:sz="4"/>
-              <w:left w:val="single" w:color="D9C3A8" w:sz="4"/>
-              <w:bottom w:val="single" w:color="D9C3A8" w:sz="4"/>
-              <w:right w:val="single" w:color="D9C3A8" w:sz="4"/>
-            </w:tcBorders>
-            <w:shd w:fill="FFFFFF" w:color="auto" w:val="clear"/>
-            <w:tcMar>
-              <w:top w:type="dxa" w:w="50"/>
-              <w:left w:type="dxa" w:w="80"/>
-              <w:bottom w:type="dxa" w:w="50"/>
-              <w:right w:type="dxa" w:w="80"/>
-            </w:tcMar>
-          </w:tcPr>
-          <w:p>
-            <w:r>
-              <w:rPr>
-                <w:sz w:val="19"/>
-                <w:szCs w:val="19"/>
-              </w:rPr>
-              <w:t xml:space="preserve">Hierro hemo de la sangrecita, cañihua en el sabor Andi</w:t>
-            </w:r>
-          </w:p>
-        </w:tc>
-        <w:tc>
-          <w:tcPr>
-            <w:tcW w:type="dxa" w:w="1689"/>
-            <w:tcBorders>
-              <w:top w:val="single" w:color="D9C3A8" w:sz="4"/>
-              <w:left w:val="single" w:color="D9C3A8" w:sz="4"/>
-              <w:bottom w:val="single" w:color="D9C3A8" w:sz="4"/>
-              <w:right w:val="single" w:color="D9C3A8" w:sz="4"/>
-            </w:tcBorders>
-            <w:shd w:fill="FFFFFF" w:color="auto" w:val="clear"/>
-            <w:tcMar>
-              <w:top w:type="dxa" w:w="50"/>
-              <w:left w:type="dxa" w:w="80"/>
-              <w:bottom w:type="dxa" w:w="50"/>
-              <w:right w:type="dxa" w:w="80"/>
-            </w:tcMar>
-          </w:tcPr>
-          <w:p>
-            <w:r>
-              <w:rPr>
-                <w:sz w:val="19"/>
-                <w:szCs w:val="19"/>
-              </w:rPr>
-              <w:t xml:space="preserve">Hierro hemo de la hemoglobina bovina</w:t>
-            </w:r>
-          </w:p>
-        </w:tc>
-        <w:tc>
-          <w:tcPr>
-            <w:tcW w:type="dxa" w:w="1689"/>
-            <w:tcBorders>
-              <w:top w:val="single" w:color="D9C3A8" w:sz="4"/>
-              <w:left w:val="single" w:color="D9C3A8" w:sz="4"/>
-              <w:bottom w:val="single" w:color="D9C3A8" w:sz="4"/>
-              <w:right w:val="single" w:color="D9C3A8" w:sz="4"/>
-            </w:tcBorders>
-            <w:shd w:fill="FFFFFF" w:color="auto" w:val="clear"/>
-            <w:tcMar>
-              <w:top w:type="dxa" w:w="50"/>
-              <w:left w:type="dxa" w:w="80"/>
-              <w:bottom w:type="dxa" w:w="50"/>
-              <w:right w:type="dxa" w:w="80"/>
-            </w:tcMar>
-          </w:tcPr>
-          <w:p>
-            <w:r>
-              <w:rPr>
-                <w:sz w:val="19"/>
-                <w:szCs w:val="19"/>
-              </w:rPr>
-              <w:t xml:space="preserve">Quinua; sin azúcar, endulzado con alulosa, y sin gluten (store check)</w:t>
-            </w:r>
-          </w:p>
-        </w:tc>
-        <w:tc>
-          <w:tcPr>
-            <w:tcW w:type="dxa" w:w="1521"/>
-            <w:tcBorders>
-              <w:top w:val="single" w:color="D9C3A8" w:sz="4"/>
-              <w:left w:val="single" w:color="D9C3A8" w:sz="4"/>
-              <w:bottom w:val="single" w:color="D9C3A8" w:sz="4"/>
-              <w:right w:val="single" w:color="D9C3A8" w:sz="4"/>
-            </w:tcBorders>
-            <w:shd w:fill="FFFFFF" w:color="auto" w:val="clear"/>
-            <w:tcMar>
-              <w:top w:type="dxa" w:w="50"/>
-              <w:left w:type="dxa" w:w="80"/>
-              <w:bottom w:type="dxa" w:w="50"/>
-              <w:right w:type="dxa" w:w="80"/>
-            </w:tcMar>
-          </w:tcPr>
-          <w:p>
-            <w:r>
-              <w:rPr>
-                <w:sz w:val="19"/>
-                <w:szCs w:val="19"/>
-              </w:rPr>
-              <w:t xml:space="preserve">Maca</w:t>
-            </w:r>
-          </w:p>
-        </w:tc>
-        <w:tc>
-          <w:tcPr>
-            <w:tcW w:type="dxa" w:w="1690"/>
-            <w:tcBorders>
-              <w:top w:val="single" w:color="D9C3A8" w:sz="4"/>
-              <w:left w:val="single" w:color="D9C3A8" w:sz="4"/>
-              <w:bottom w:val="single" w:color="D9C3A8" w:sz="4"/>
-              <w:right w:val="single" w:color="D9C3A8" w:sz="4"/>
-            </w:tcBorders>
-            <w:shd w:fill="FFFFFF" w:color="auto" w:val="clear"/>
-            <w:tcMar>
-              <w:top w:type="dxa" w:w="50"/>
-              <w:left w:type="dxa" w:w="80"/>
-              <w:bottom w:type="dxa" w:w="50"/>
-              <w:right w:type="dxa" w:w="80"/>
-            </w:tcMar>
-          </w:tcPr>
-          <w:p>
-            <w:r>
-              <w:rPr>
-                <w:sz w:val="19"/>
-                <w:szCs w:val="19"/>
-              </w:rPr>
-              <w:t xml:space="preserve">Harina de trigo fortificada con hierro (obligatoria en Perú por la Ley 28314)</w:t>
+            <w:tcW w:type="dxa" w:w="1187"/>
+            <w:tcBorders>
+              <w:top w:val="single" w:color="D9C3A8" w:sz="4"/>
+              <w:left w:val="single" w:color="D9C3A8" w:sz="4"/>
+              <w:bottom w:val="single" w:color="D9C3A8" w:sz="4"/>
+              <w:right w:val="single" w:color="D9C3A8" w:sz="4"/>
+            </w:tcBorders>
+            <w:shd w:fill="FFFFFF" w:color="auto" w:val="clear"/>
+            <w:tcMar>
+              <w:top w:type="dxa" w:w="50"/>
+              <w:left w:type="dxa" w:w="80"/>
+              <w:bottom w:type="dxa" w:w="50"/>
+              <w:right w:type="dxa" w:w="80"/>
+            </w:tcMar>
+          </w:tcPr>
+          <w:p>
+            <w:r>
+              <w:rPr>
+                <w:sz w:val="19"/>
+                <w:szCs w:val="19"/>
+              </w:rPr>
+              <w:t xml:space="preserve">Hierro hemo de la sangrecita; cañihua en el sabor Andi</w:t>
+            </w:r>
+          </w:p>
+        </w:tc>
+        <w:tc>
+          <w:tcPr>
+            <w:tcW w:type="dxa" w:w="1187"/>
+            <w:tcBorders>
+              <w:top w:val="single" w:color="D9C3A8" w:sz="4"/>
+              <w:left w:val="single" w:color="D9C3A8" w:sz="4"/>
+              <w:bottom w:val="single" w:color="D9C3A8" w:sz="4"/>
+              <w:right w:val="single" w:color="D9C3A8" w:sz="4"/>
+            </w:tcBorders>
+            <w:shd w:fill="FFFFFF" w:color="auto" w:val="clear"/>
+            <w:tcMar>
+              <w:top w:type="dxa" w:w="50"/>
+              <w:left w:type="dxa" w:w="80"/>
+              <w:bottom w:type="dxa" w:w="50"/>
+              <w:right w:type="dxa" w:w="80"/>
+            </w:tcMar>
+          </w:tcPr>
+          <w:p>
+            <w:r>
+              <w:rPr>
+                <w:sz w:val="19"/>
+                <w:szCs w:val="19"/>
+              </w:rPr>
+              <w:t xml:space="preserve">Hierro hemo de la hemoglobina bovina; quinua y kiwicha</w:t>
+            </w:r>
+          </w:p>
+        </w:tc>
+        <w:tc>
+          <w:tcPr>
+            <w:tcW w:type="dxa" w:w="1187"/>
+            <w:tcBorders>
+              <w:top w:val="single" w:color="D9C3A8" w:sz="4"/>
+              <w:left w:val="single" w:color="D9C3A8" w:sz="4"/>
+              <w:bottom w:val="single" w:color="D9C3A8" w:sz="4"/>
+              <w:right w:val="single" w:color="D9C3A8" w:sz="4"/>
+            </w:tcBorders>
+            <w:shd w:fill="FFFFFF" w:color="auto" w:val="clear"/>
+            <w:tcMar>
+              <w:top w:type="dxa" w:w="50"/>
+              <w:left w:type="dxa" w:w="80"/>
+              <w:bottom w:type="dxa" w:w="50"/>
+              <w:right w:type="dxa" w:w="80"/>
+            </w:tcMar>
+          </w:tcPr>
+          <w:p>
+            <w:r>
+              <w:rPr>
+                <w:sz w:val="19"/>
+                <w:szCs w:val="19"/>
+              </w:rPr>
+              <w:t xml:space="preserve">Hierro hemínico; también calcio, zinc y proteína</w:t>
+            </w:r>
+          </w:p>
+        </w:tc>
+        <w:tc>
+          <w:tcPr>
+            <w:tcW w:type="dxa" w:w="1187"/>
+            <w:tcBorders>
+              <w:top w:val="single" w:color="D9C3A8" w:sz="4"/>
+              <w:left w:val="single" w:color="D9C3A8" w:sz="4"/>
+              <w:bottom w:val="single" w:color="D9C3A8" w:sz="4"/>
+              <w:right w:val="single" w:color="D9C3A8" w:sz="4"/>
+            </w:tcBorders>
+            <w:shd w:fill="FFFFFF" w:color="auto" w:val="clear"/>
+            <w:tcMar>
+              <w:top w:type="dxa" w:w="50"/>
+              <w:left w:type="dxa" w:w="80"/>
+              <w:bottom w:type="dxa" w:w="50"/>
+              <w:right w:type="dxa" w:w="80"/>
+            </w:tcMar>
+          </w:tcPr>
+          <w:p>
+            <w:r>
+              <w:rPr>
+                <w:sz w:val="19"/>
+                <w:szCs w:val="19"/>
+              </w:rPr>
+              <w:t xml:space="preserve">Libre de azúcar; endulzado con alulosa y sin gluten (store check)</w:t>
+            </w:r>
+          </w:p>
+        </w:tc>
+        <w:tc>
+          <w:tcPr>
+            <w:tcW w:type="dxa" w:w="1187"/>
+            <w:tcBorders>
+              <w:top w:val="single" w:color="D9C3A8" w:sz="4"/>
+              <w:left w:val="single" w:color="D9C3A8" w:sz="4"/>
+              <w:bottom w:val="single" w:color="D9C3A8" w:sz="4"/>
+              <w:right w:val="single" w:color="D9C3A8" w:sz="4"/>
+            </w:tcBorders>
+            <w:shd w:fill="FFFFFF" w:color="auto" w:val="clear"/>
+            <w:tcMar>
+              <w:top w:type="dxa" w:w="50"/>
+              <w:left w:type="dxa" w:w="80"/>
+              <w:bottom w:type="dxa" w:w="50"/>
+              <w:right w:type="dxa" w:w="80"/>
+            </w:tcMar>
+          </w:tcPr>
+          <w:p>
+            <w:r>
+              <w:rPr>
+                <w:sz w:val="19"/>
+                <w:szCs w:val="19"/>
+              </w:rPr>
+              <w:t xml:space="preserve">Frejoles, linaza y girasol; vegano</w:t>
+            </w:r>
+          </w:p>
+        </w:tc>
+        <w:tc>
+          <w:tcPr>
+            <w:tcW w:type="dxa" w:w="1187"/>
+            <w:tcBorders>
+              <w:top w:val="single" w:color="D9C3A8" w:sz="4"/>
+              <w:left w:val="single" w:color="D9C3A8" w:sz="4"/>
+              <w:bottom w:val="single" w:color="D9C3A8" w:sz="4"/>
+              <w:right w:val="single" w:color="D9C3A8" w:sz="4"/>
+            </w:tcBorders>
+            <w:shd w:fill="FFFFFF" w:color="auto" w:val="clear"/>
+            <w:tcMar>
+              <w:top w:type="dxa" w:w="50"/>
+              <w:left w:type="dxa" w:w="80"/>
+              <w:bottom w:type="dxa" w:w="50"/>
+              <w:right w:type="dxa" w:w="80"/>
+            </w:tcMar>
+          </w:tcPr>
+          <w:p>
+            <w:r>
+              <w:rPr>
+                <w:sz w:val="19"/>
+                <w:szCs w:val="19"/>
+              </w:rPr>
+              <w:t xml:space="preserve">Quinua, kiwicha, cañihua y maca</w:t>
+            </w:r>
+          </w:p>
+        </w:tc>
+        <w:tc>
+          <w:tcPr>
+            <w:tcW w:type="dxa" w:w="1185"/>
+            <w:tcBorders>
+              <w:top w:val="single" w:color="D9C3A8" w:sz="4"/>
+              <w:left w:val="single" w:color="D9C3A8" w:sz="4"/>
+              <w:bottom w:val="single" w:color="D9C3A8" w:sz="4"/>
+              <w:right w:val="single" w:color="D9C3A8" w:sz="4"/>
+            </w:tcBorders>
+            <w:shd w:fill="FFFFFF" w:color="auto" w:val="clear"/>
+            <w:tcMar>
+              <w:top w:type="dxa" w:w="50"/>
+              <w:left w:type="dxa" w:w="80"/>
+              <w:bottom w:type="dxa" w:w="50"/>
+              <w:right w:type="dxa" w:w="80"/>
+            </w:tcMar>
+          </w:tcPr>
+          <w:p>
+            <w:r>
+              <w:rPr>
+                <w:sz w:val="19"/>
+                <w:szCs w:val="19"/>
+              </w:rPr>
+              <w:t xml:space="preserve">Harina de trigo fortificada por ley (Ley 28314) [POR CONFIRMAR en los ingredientes]</w:t>
             </w:r>
           </w:p>
         </w:tc>
@@ -1303,7 +1527,7 @@
         </w:trPr>
         <w:tc>
           <w:tcPr>
-            <w:tcW w:type="dxa" w:w="1082"/>
+            <w:tcW w:type="dxa" w:w="1053"/>
             <w:tcBorders>
               <w:top w:val="single" w:color="D9C3A8" w:sz="4"/>
               <w:left w:val="single" w:color="D9C3A8" w:sz="4"/>
@@ -1332,7 +1556,7 @@
         </w:tc>
         <w:tc>
           <w:tcPr>
-            <w:tcW w:type="dxa" w:w="1689"/>
+            <w:tcW w:type="dxa" w:w="1187"/>
             <w:tcBorders>
               <w:top w:val="single" w:color="D9C3A8" w:sz="4"/>
               <w:left w:val="single" w:color="D9C3A8" w:sz="4"/>
@@ -1359,109 +1583,163 @@
         </w:tc>
         <w:tc>
           <w:tcPr>
-            <w:tcW w:type="dxa" w:w="1689"/>
-            <w:tcBorders>
-              <w:top w:val="single" w:color="D9C3A8" w:sz="4"/>
-              <w:left w:val="single" w:color="D9C3A8" w:sz="4"/>
-              <w:bottom w:val="single" w:color="D9C3A8" w:sz="4"/>
-              <w:right w:val="single" w:color="D9C3A8" w:sz="4"/>
-            </w:tcBorders>
-            <w:shd w:fill="F7ECDA" w:color="auto" w:val="clear"/>
-            <w:tcMar>
-              <w:top w:type="dxa" w:w="50"/>
-              <w:left w:type="dxa" w:w="80"/>
-              <w:bottom w:type="dxa" w:w="50"/>
-              <w:right w:type="dxa" w:w="80"/>
-            </w:tcMar>
-          </w:tcPr>
-          <w:p>
-            <w:r>
-              <w:rPr>
-                <w:sz w:val="19"/>
-                <w:szCs w:val="19"/>
-              </w:rPr>
-              <w:t xml:space="preserve">16.5 mg en su tabla, sin aclarar si es por galleta, porción o caja (nutrih.pe, 19-oct-2026)</w:t>
-            </w:r>
-          </w:p>
-        </w:tc>
-        <w:tc>
-          <w:tcPr>
-            <w:tcW w:type="dxa" w:w="1689"/>
-            <w:tcBorders>
-              <w:top w:val="single" w:color="D9C3A8" w:sz="4"/>
-              <w:left w:val="single" w:color="D9C3A8" w:sz="4"/>
-              <w:bottom w:val="single" w:color="D9C3A8" w:sz="4"/>
-              <w:right w:val="single" w:color="D9C3A8" w:sz="4"/>
-            </w:tcBorders>
-            <w:shd w:fill="F7ECDA" w:color="auto" w:val="clear"/>
-            <w:tcMar>
-              <w:top w:type="dxa" w:w="50"/>
-              <w:left w:type="dxa" w:w="80"/>
-              <w:bottom w:type="dxa" w:w="50"/>
-              <w:right w:type="dxa" w:w="80"/>
-            </w:tcMar>
-          </w:tcPr>
-          <w:p>
-            <w:r>
-              <w:rPr>
-                <w:sz w:val="19"/>
-                <w:szCs w:val="19"/>
-              </w:rPr>
-              <w:t xml:space="preserve">No es su promesa</w:t>
-            </w:r>
-          </w:p>
-        </w:tc>
-        <w:tc>
-          <w:tcPr>
-            <w:tcW w:type="dxa" w:w="1521"/>
-            <w:tcBorders>
-              <w:top w:val="single" w:color="D9C3A8" w:sz="4"/>
-              <w:left w:val="single" w:color="D9C3A8" w:sz="4"/>
-              <w:bottom w:val="single" w:color="D9C3A8" w:sz="4"/>
-              <w:right w:val="single" w:color="D9C3A8" w:sz="4"/>
-            </w:tcBorders>
-            <w:shd w:fill="F7ECDA" w:color="auto" w:val="clear"/>
-            <w:tcMar>
-              <w:top w:type="dxa" w:w="50"/>
-              <w:left w:type="dxa" w:w="80"/>
-              <w:bottom w:type="dxa" w:w="50"/>
-              <w:right w:type="dxa" w:w="80"/>
-            </w:tcMar>
-          </w:tcPr>
-          <w:p>
-            <w:r>
-              <w:rPr>
-                <w:sz w:val="19"/>
-                <w:szCs w:val="19"/>
-              </w:rPr>
-              <w:t xml:space="preserve">No es su promesa</w:t>
-            </w:r>
-          </w:p>
-        </w:tc>
-        <w:tc>
-          <w:tcPr>
-            <w:tcW w:type="dxa" w:w="1690"/>
-            <w:tcBorders>
-              <w:top w:val="single" w:color="D9C3A8" w:sz="4"/>
-              <w:left w:val="single" w:color="D9C3A8" w:sz="4"/>
-              <w:bottom w:val="single" w:color="D9C3A8" w:sz="4"/>
-              <w:right w:val="single" w:color="D9C3A8" w:sz="4"/>
-            </w:tcBorders>
-            <w:shd w:fill="F7ECDA" w:color="auto" w:val="clear"/>
-            <w:tcMar>
-              <w:top w:type="dxa" w:w="50"/>
-              <w:left w:type="dxa" w:w="80"/>
-              <w:bottom w:type="dxa" w:w="50"/>
-              <w:right w:type="dxa" w:w="80"/>
-            </w:tcMar>
-          </w:tcPr>
-          <w:p>
-            <w:r>
-              <w:rPr>
-                <w:sz w:val="19"/>
-                <w:szCs w:val="19"/>
-              </w:rPr>
-              <w:t xml:space="preserve">No es su promesa</w:t>
+            <w:tcW w:type="dxa" w:w="1187"/>
+            <w:tcBorders>
+              <w:top w:val="single" w:color="D9C3A8" w:sz="4"/>
+              <w:left w:val="single" w:color="D9C3A8" w:sz="4"/>
+              <w:bottom w:val="single" w:color="D9C3A8" w:sz="4"/>
+              <w:right w:val="single" w:color="D9C3A8" w:sz="4"/>
+            </w:tcBorders>
+            <w:shd w:fill="F7ECDA" w:color="auto" w:val="clear"/>
+            <w:tcMar>
+              <w:top w:type="dxa" w:w="50"/>
+              <w:left w:type="dxa" w:w="80"/>
+              <w:bottom w:type="dxa" w:w="50"/>
+              <w:right w:type="dxa" w:w="80"/>
+            </w:tcMar>
+          </w:tcPr>
+          <w:p>
+            <w:r>
+              <w:rPr>
+                <w:sz w:val="19"/>
+                <w:szCs w:val="19"/>
+              </w:rPr>
+              <w:t xml:space="preserve">16.5 mg en su tabla, sin decir la porción; podría ser por 100 g [POR CONFIRMAR en el empaque]</w:t>
+            </w:r>
+          </w:p>
+        </w:tc>
+        <w:tc>
+          <w:tcPr>
+            <w:tcW w:type="dxa" w:w="1187"/>
+            <w:tcBorders>
+              <w:top w:val="single" w:color="D9C3A8" w:sz="4"/>
+              <w:left w:val="single" w:color="D9C3A8" w:sz="4"/>
+              <w:bottom w:val="single" w:color="D9C3A8" w:sz="4"/>
+              <w:right w:val="single" w:color="D9C3A8" w:sz="4"/>
+            </w:tcBorders>
+            <w:shd w:fill="F7ECDA" w:color="auto" w:val="clear"/>
+            <w:tcMar>
+              <w:top w:type="dxa" w:w="50"/>
+              <w:left w:type="dxa" w:w="80"/>
+              <w:bottom w:type="dxa" w:w="50"/>
+              <w:right w:type="dxa" w:w="80"/>
+            </w:tcMar>
+          </w:tcPr>
+          <w:p>
+            <w:r>
+              <w:rPr>
+                <w:sz w:val="19"/>
+                <w:szCs w:val="19"/>
+              </w:rPr>
+              <w:t xml:space="preserve">Dice "hierro hemínico", pero su web no publica los mg por porción [POR CONFIRMAR en el empaque]</w:t>
+            </w:r>
+          </w:p>
+        </w:tc>
+        <w:tc>
+          <w:tcPr>
+            <w:tcW w:type="dxa" w:w="1187"/>
+            <w:tcBorders>
+              <w:top w:val="single" w:color="D9C3A8" w:sz="4"/>
+              <w:left w:val="single" w:color="D9C3A8" w:sz="4"/>
+              <w:bottom w:val="single" w:color="D9C3A8" w:sz="4"/>
+              <w:right w:val="single" w:color="D9C3A8" w:sz="4"/>
+            </w:tcBorders>
+            <w:shd w:fill="F7ECDA" w:color="auto" w:val="clear"/>
+            <w:tcMar>
+              <w:top w:type="dxa" w:w="50"/>
+              <w:left w:type="dxa" w:w="80"/>
+              <w:bottom w:type="dxa" w:w="50"/>
+              <w:right w:type="dxa" w:w="80"/>
+            </w:tcMar>
+          </w:tcPr>
+          <w:p>
+            <w:r>
+              <w:rPr>
+                <w:sz w:val="19"/>
+                <w:szCs w:val="19"/>
+              </w:rPr>
+              <w:t xml:space="preserve">No declara</w:t>
+            </w:r>
+          </w:p>
+        </w:tc>
+        <w:tc>
+          <w:tcPr>
+            <w:tcW w:type="dxa" w:w="1187"/>
+            <w:tcBorders>
+              <w:top w:val="single" w:color="D9C3A8" w:sz="4"/>
+              <w:left w:val="single" w:color="D9C3A8" w:sz="4"/>
+              <w:bottom w:val="single" w:color="D9C3A8" w:sz="4"/>
+              <w:right w:val="single" w:color="D9C3A8" w:sz="4"/>
+            </w:tcBorders>
+            <w:shd w:fill="F7ECDA" w:color="auto" w:val="clear"/>
+            <w:tcMar>
+              <w:top w:type="dxa" w:w="50"/>
+              <w:left w:type="dxa" w:w="80"/>
+              <w:bottom w:type="dxa" w:w="50"/>
+              <w:right w:type="dxa" w:w="80"/>
+            </w:tcMar>
+          </w:tcPr>
+          <w:p>
+            <w:r>
+              <w:rPr>
+                <w:sz w:val="19"/>
+                <w:szCs w:val="19"/>
+              </w:rPr>
+              <w:t xml:space="preserve">"Hierro 5 %" del valor diario por porción de 2 brownies, sin mg</w:t>
+            </w:r>
+          </w:p>
+        </w:tc>
+        <w:tc>
+          <w:tcPr>
+            <w:tcW w:type="dxa" w:w="1187"/>
+            <w:tcBorders>
+              <w:top w:val="single" w:color="D9C3A8" w:sz="4"/>
+              <w:left w:val="single" w:color="D9C3A8" w:sz="4"/>
+              <w:bottom w:val="single" w:color="D9C3A8" w:sz="4"/>
+              <w:right w:val="single" w:color="D9C3A8" w:sz="4"/>
+            </w:tcBorders>
+            <w:shd w:fill="F7ECDA" w:color="auto" w:val="clear"/>
+            <w:tcMar>
+              <w:top w:type="dxa" w:w="50"/>
+              <w:left w:type="dxa" w:w="80"/>
+              <w:bottom w:type="dxa" w:w="50"/>
+              <w:right w:type="dxa" w:w="80"/>
+            </w:tcMar>
+          </w:tcPr>
+          <w:p>
+            <w:r>
+              <w:rPr>
+                <w:sz w:val="19"/>
+                <w:szCs w:val="19"/>
+              </w:rPr>
+              <w:t xml:space="preserve">No declara</w:t>
+            </w:r>
+          </w:p>
+        </w:tc>
+        <w:tc>
+          <w:tcPr>
+            <w:tcW w:type="dxa" w:w="1185"/>
+            <w:tcBorders>
+              <w:top w:val="single" w:color="D9C3A8" w:sz="4"/>
+              <w:left w:val="single" w:color="D9C3A8" w:sz="4"/>
+              <w:bottom w:val="single" w:color="D9C3A8" w:sz="4"/>
+              <w:right w:val="single" w:color="D9C3A8" w:sz="4"/>
+            </w:tcBorders>
+            <w:shd w:fill="F7ECDA" w:color="auto" w:val="clear"/>
+            <w:tcMar>
+              <w:top w:type="dxa" w:w="50"/>
+              <w:left w:type="dxa" w:w="80"/>
+              <w:bottom w:type="dxa" w:w="50"/>
+              <w:right w:type="dxa" w:w="80"/>
+            </w:tcMar>
+          </w:tcPr>
+          <w:p>
+            <w:r>
+              <w:rPr>
+                <w:sz w:val="19"/>
+                <w:szCs w:val="19"/>
+              </w:rPr>
+              <w:t xml:space="preserve">No declara</w:t>
             </w:r>
           </w:p>
         </w:tc>
@@ -1472,7 +1750,7 @@
         </w:trPr>
         <w:tc>
           <w:tcPr>
-            <w:tcW w:type="dxa" w:w="1082"/>
+            <w:tcW w:type="dxa" w:w="1053"/>
             <w:tcBorders>
               <w:top w:val="single" w:color="D9C3A8" w:sz="4"/>
               <w:left w:val="single" w:color="D9C3A8" w:sz="4"/>
@@ -1501,7 +1779,7 @@
         </w:tc>
         <w:tc>
           <w:tcPr>
-            <w:tcW w:type="dxa" w:w="1689"/>
+            <w:tcW w:type="dxa" w:w="1187"/>
             <w:tcBorders>
               <w:top w:val="single" w:color="D9C3A8" w:sz="4"/>
               <w:left w:val="single" w:color="D9C3A8" w:sz="4"/>
@@ -1528,7 +1806,7 @@
         </w:tc>
         <w:tc>
           <w:tcPr>
-            <w:tcW w:type="dxa" w:w="1689"/>
+            <w:tcW w:type="dxa" w:w="1187"/>
             <w:tcBorders>
               <w:top w:val="single" w:color="D9C3A8" w:sz="4"/>
               <w:left w:val="single" w:color="D9C3A8" w:sz="4"/>
@@ -1555,7 +1833,7 @@
         </w:tc>
         <w:tc>
           <w:tcPr>
-            <w:tcW w:type="dxa" w:w="1689"/>
+            <w:tcW w:type="dxa" w:w="1187"/>
             <w:tcBorders>
               <w:top w:val="single" w:color="D9C3A8" w:sz="4"/>
               <w:left w:val="single" w:color="D9C3A8" w:sz="4"/>
@@ -1582,7 +1860,7 @@
         </w:tc>
         <w:tc>
           <w:tcPr>
-            <w:tcW w:type="dxa" w:w="1521"/>
+            <w:tcW w:type="dxa" w:w="1187"/>
             <w:tcBorders>
               <w:top w:val="single" w:color="D9C3A8" w:sz="4"/>
               <w:left w:val="single" w:color="D9C3A8" w:sz="4"/>
@@ -1609,7 +1887,61 @@
         </w:tc>
         <w:tc>
           <w:tcPr>
-            <w:tcW w:type="dxa" w:w="1690"/>
+            <w:tcW w:type="dxa" w:w="1187"/>
+            <w:tcBorders>
+              <w:top w:val="single" w:color="D9C3A8" w:sz="4"/>
+              <w:left w:val="single" w:color="D9C3A8" w:sz="4"/>
+              <w:bottom w:val="single" w:color="D9C3A8" w:sz="4"/>
+              <w:right w:val="single" w:color="D9C3A8" w:sz="4"/>
+            </w:tcBorders>
+            <w:shd w:fill="FFFFFF" w:color="auto" w:val="clear"/>
+            <w:tcMar>
+              <w:top w:type="dxa" w:w="50"/>
+              <w:left w:type="dxa" w:w="80"/>
+              <w:bottom w:type="dxa" w:w="50"/>
+              <w:right w:type="dxa" w:w="80"/>
+            </w:tcMar>
+          </w:tcPr>
+          <w:p>
+            <w:r>
+              <w:rPr>
+                <w:sz w:val="19"/>
+                <w:szCs w:val="19"/>
+              </w:rPr>
+              <w:t xml:space="preserve">No</w:t>
+            </w:r>
+          </w:p>
+        </w:tc>
+        <w:tc>
+          <w:tcPr>
+            <w:tcW w:type="dxa" w:w="1187"/>
+            <w:tcBorders>
+              <w:top w:val="single" w:color="D9C3A8" w:sz="4"/>
+              <w:left w:val="single" w:color="D9C3A8" w:sz="4"/>
+              <w:bottom w:val="single" w:color="D9C3A8" w:sz="4"/>
+              <w:right w:val="single" w:color="D9C3A8" w:sz="4"/>
+            </w:tcBorders>
+            <w:shd w:fill="FFFFFF" w:color="auto" w:val="clear"/>
+            <w:tcMar>
+              <w:top w:type="dxa" w:w="50"/>
+              <w:left w:type="dxa" w:w="80"/>
+              <w:bottom w:type="dxa" w:w="50"/>
+              <w:right w:type="dxa" w:w="80"/>
+            </w:tcMar>
+          </w:tcPr>
+          <w:p>
+            <w:r>
+              <w:rPr>
+                <w:sz w:val="19"/>
+                <w:szCs w:val="19"/>
+              </w:rPr>
+              <w:t xml:space="preserve">No</w:t>
+            </w:r>
+          </w:p>
+        </w:tc>
+        <w:tc>
+          <w:tcPr>
+            <w:tcW w:type="dxa" w:w="1185"/>
             <w:tcBorders>
               <w:top w:val="single" w:color="D9C3A8" w:sz="4"/>
               <w:left w:val="single" w:color="D9C3A8" w:sz="4"/>
@@ -1641,7 +1973,7 @@
         </w:trPr>
         <w:tc>
           <w:tcPr>
-            <w:tcW w:type="dxa" w:w="1082"/>
+            <w:tcW w:type="dxa" w:w="1053"/>
             <w:tcBorders>
               <w:top w:val="single" w:color="D9C3A8" w:sz="4"/>
               <w:left w:val="single" w:color="D9C3A8" w:sz="4"/>
@@ -1670,7 +2002,7 @@
         </w:tc>
         <w:tc>
           <w:tcPr>
-            <w:tcW w:type="dxa" w:w="1689"/>
+            <w:tcW w:type="dxa" w:w="1187"/>
             <w:tcBorders>
               <w:top w:val="single" w:color="D9C3A8" w:sz="4"/>
               <w:left w:val="single" w:color="D9C3A8" w:sz="4"/>
@@ -1697,7 +2029,7 @@
         </w:tc>
         <w:tc>
           <w:tcPr>
-            <w:tcW w:type="dxa" w:w="1689"/>
+            <w:tcW w:type="dxa" w:w="1187"/>
             <w:tcBorders>
               <w:top w:val="single" w:color="D9C3A8" w:sz="4"/>
               <w:left w:val="single" w:color="D9C3A8" w:sz="4"/>
@@ -1724,82 +2056,136 @@
         </w:tc>
         <w:tc>
           <w:tcPr>
-            <w:tcW w:type="dxa" w:w="1689"/>
-            <w:tcBorders>
-              <w:top w:val="single" w:color="D9C3A8" w:sz="4"/>
-              <w:left w:val="single" w:color="D9C3A8" w:sz="4"/>
-              <w:bottom w:val="single" w:color="D9C3A8" w:sz="4"/>
-              <w:right w:val="single" w:color="D9C3A8" w:sz="4"/>
-            </w:tcBorders>
-            <w:shd w:fill="F7ECDA" w:color="auto" w:val="clear"/>
-            <w:tcMar>
-              <w:top w:type="dxa" w:w="50"/>
-              <w:left w:type="dxa" w:w="80"/>
-              <w:bottom w:type="dxa" w:w="50"/>
-              <w:right w:type="dxa" w:w="80"/>
-            </w:tcMar>
-          </w:tcPr>
-          <w:p>
-            <w:r>
-              <w:rPr>
-                <w:sz w:val="19"/>
-                <w:szCs w:val="19"/>
-              </w:rPr>
-              <w:t xml:space="preserve">Sin octógonos (documentos 07 y 10)</w:t>
-            </w:r>
-          </w:p>
-        </w:tc>
-        <w:tc>
-          <w:tcPr>
-            <w:tcW w:type="dxa" w:w="1521"/>
-            <w:tcBorders>
-              <w:top w:val="single" w:color="D9C3A8" w:sz="4"/>
-              <w:left w:val="single" w:color="D9C3A8" w:sz="4"/>
-              <w:bottom w:val="single" w:color="D9C3A8" w:sz="4"/>
-              <w:right w:val="single" w:color="D9C3A8" w:sz="4"/>
-            </w:tcBorders>
-            <w:shd w:fill="F7ECDA" w:color="auto" w:val="clear"/>
-            <w:tcMar>
-              <w:top w:type="dxa" w:w="50"/>
-              <w:left w:type="dxa" w:w="80"/>
-              <w:bottom w:type="dxa" w:w="50"/>
-              <w:right w:type="dxa" w:w="80"/>
-            </w:tcMar>
-          </w:tcPr>
-          <w:p>
-            <w:r>
-              <w:rPr>
-                <w:sz w:val="19"/>
-                <w:szCs w:val="19"/>
-              </w:rPr>
-              <w:t xml:space="preserve">[POR CONFIRMAR en góndola]</w:t>
-            </w:r>
-          </w:p>
-        </w:tc>
-        <w:tc>
-          <w:tcPr>
-            <w:tcW w:type="dxa" w:w="1690"/>
-            <w:tcBorders>
-              <w:top w:val="single" w:color="D9C3A8" w:sz="4"/>
-              <w:left w:val="single" w:color="D9C3A8" w:sz="4"/>
-              <w:bottom w:val="single" w:color="D9C3A8" w:sz="4"/>
-              <w:right w:val="single" w:color="D9C3A8" w:sz="4"/>
-            </w:tcBorders>
-            <w:shd w:fill="F7ECDA" w:color="auto" w:val="clear"/>
-            <w:tcMar>
-              <w:top w:type="dxa" w:w="50"/>
-              <w:left w:type="dxa" w:w="80"/>
-              <w:bottom w:type="dxa" w:w="50"/>
-              <w:right w:type="dxa" w:w="80"/>
-            </w:tcMar>
-          </w:tcPr>
-          <w:p>
-            <w:r>
-              <w:rPr>
-                <w:sz w:val="19"/>
-                <w:szCs w:val="19"/>
-              </w:rPr>
-              <w:t xml:space="preserve">Su web declara 10 g de azúcar por porción; si la porción es una unidad de 30 g, le corresponde el octógono "Alto en azúcar" [POR CONFIRMAR en góndola]</w:t>
+            <w:tcW w:type="dxa" w:w="1187"/>
+            <w:tcBorders>
+              <w:top w:val="single" w:color="D9C3A8" w:sz="4"/>
+              <w:left w:val="single" w:color="D9C3A8" w:sz="4"/>
+              <w:bottom w:val="single" w:color="D9C3A8" w:sz="4"/>
+              <w:right w:val="single" w:color="D9C3A8" w:sz="4"/>
+            </w:tcBorders>
+            <w:shd w:fill="F7ECDA" w:color="auto" w:val="clear"/>
+            <w:tcMar>
+              <w:top w:type="dxa" w:w="50"/>
+              <w:left w:type="dxa" w:w="80"/>
+              <w:bottom w:type="dxa" w:w="50"/>
+              <w:right w:type="dxa" w:w="80"/>
+            </w:tcMar>
+          </w:tcPr>
+          <w:p>
+            <w:r>
+              <w:rPr>
+                <w:sz w:val="19"/>
+                <w:szCs w:val="19"/>
+              </w:rPr>
+              <w:t xml:space="preserve">[POR CONFIRMAR]</w:t>
+            </w:r>
+          </w:p>
+        </w:tc>
+        <w:tc>
+          <w:tcPr>
+            <w:tcW w:type="dxa" w:w="1187"/>
+            <w:tcBorders>
+              <w:top w:val="single" w:color="D9C3A8" w:sz="4"/>
+              <w:left w:val="single" w:color="D9C3A8" w:sz="4"/>
+              <w:bottom w:val="single" w:color="D9C3A8" w:sz="4"/>
+              <w:right w:val="single" w:color="D9C3A8" w:sz="4"/>
+            </w:tcBorders>
+            <w:shd w:fill="F7ECDA" w:color="auto" w:val="clear"/>
+            <w:tcMar>
+              <w:top w:type="dxa" w:w="50"/>
+              <w:left w:type="dxa" w:w="80"/>
+              <w:bottom w:type="dxa" w:w="50"/>
+              <w:right w:type="dxa" w:w="80"/>
+            </w:tcMar>
+          </w:tcPr>
+          <w:p>
+            <w:r>
+              <w:rPr>
+                <w:sz w:val="19"/>
+                <w:szCs w:val="19"/>
+              </w:rPr>
+              <w:t xml:space="preserve">Sin octógonos según los documentos 07 y 10 [POR CONFIRMAR en el empaque actual]</w:t>
+            </w:r>
+          </w:p>
+        </w:tc>
+        <w:tc>
+          <w:tcPr>
+            <w:tcW w:type="dxa" w:w="1187"/>
+            <w:tcBorders>
+              <w:top w:val="single" w:color="D9C3A8" w:sz="4"/>
+              <w:left w:val="single" w:color="D9C3A8" w:sz="4"/>
+              <w:bottom w:val="single" w:color="D9C3A8" w:sz="4"/>
+              <w:right w:val="single" w:color="D9C3A8" w:sz="4"/>
+            </w:tcBorders>
+            <w:shd w:fill="F7ECDA" w:color="auto" w:val="clear"/>
+            <w:tcMar>
+              <w:top w:type="dxa" w:w="50"/>
+              <w:left w:type="dxa" w:w="80"/>
+              <w:bottom w:type="dxa" w:w="50"/>
+              <w:right w:type="dxa" w:w="80"/>
+            </w:tcMar>
+          </w:tcPr>
+          <w:p>
+            <w:r>
+              <w:rPr>
+                <w:sz w:val="19"/>
+                <w:szCs w:val="19"/>
+              </w:rPr>
+              <w:t xml:space="preserve">No aparecen en su tabla [POR CONFIRMAR en el empaque]</w:t>
+            </w:r>
+          </w:p>
+        </w:tc>
+        <w:tc>
+          <w:tcPr>
+            <w:tcW w:type="dxa" w:w="1187"/>
+            <w:tcBorders>
+              <w:top w:val="single" w:color="D9C3A8" w:sz="4"/>
+              <w:left w:val="single" w:color="D9C3A8" w:sz="4"/>
+              <w:bottom w:val="single" w:color="D9C3A8" w:sz="4"/>
+              <w:right w:val="single" w:color="D9C3A8" w:sz="4"/>
+            </w:tcBorders>
+            <w:shd w:fill="F7ECDA" w:color="auto" w:val="clear"/>
+            <w:tcMar>
+              <w:top w:type="dxa" w:w="50"/>
+              <w:left w:type="dxa" w:w="80"/>
+              <w:bottom w:type="dxa" w:w="50"/>
+              <w:right w:type="dxa" w:w="80"/>
+            </w:tcMar>
+          </w:tcPr>
+          <w:p>
+            <w:r>
+              <w:rPr>
+                <w:sz w:val="19"/>
+                <w:szCs w:val="19"/>
+              </w:rPr>
+              <w:t xml:space="preserve">No se ven en la foto de Wong [POR CONFIRMAR en góndola]</w:t>
+            </w:r>
+          </w:p>
+        </w:tc>
+        <w:tc>
+          <w:tcPr>
+            <w:tcW w:type="dxa" w:w="1185"/>
+            <w:tcBorders>
+              <w:top w:val="single" w:color="D9C3A8" w:sz="4"/>
+              <w:left w:val="single" w:color="D9C3A8" w:sz="4"/>
+              <w:bottom w:val="single" w:color="D9C3A8" w:sz="4"/>
+              <w:right w:val="single" w:color="D9C3A8" w:sz="4"/>
+            </w:tcBorders>
+            <w:shd w:fill="F7ECDA" w:color="auto" w:val="clear"/>
+            <w:tcMar>
+              <w:top w:type="dxa" w:w="50"/>
+              <w:left w:type="dxa" w:w="80"/>
+              <w:bottom w:type="dxa" w:w="50"/>
+              <w:right w:type="dxa" w:w="80"/>
+            </w:tcMar>
+          </w:tcPr>
+          <w:p>
+            <w:r>
+              <w:rPr>
+                <w:sz w:val="19"/>
+                <w:szCs w:val="19"/>
+              </w:rPr>
+              <w:t xml:space="preserve">1: "Alto en azúcar" (foto del empaque en Plaza Vea)</w:t>
             </w:r>
           </w:p>
         </w:tc>
@@ -1810,7 +2196,7 @@
         </w:trPr>
         <w:tc>
           <w:tcPr>
-            <w:tcW w:type="dxa" w:w="1082"/>
+            <w:tcW w:type="dxa" w:w="1053"/>
             <w:tcBorders>
               <w:top w:val="single" w:color="D9C3A8" w:sz="4"/>
               <w:left w:val="single" w:color="D9C3A8" w:sz="4"/>
@@ -1839,7 +2225,7 @@
         </w:tc>
         <w:tc>
           <w:tcPr>
-            <w:tcW w:type="dxa" w:w="1689"/>
+            <w:tcW w:type="dxa" w:w="1187"/>
             <w:tcBorders>
               <w:top w:val="single" w:color="D9C3A8" w:sz="4"/>
               <w:left w:val="single" w:color="D9C3A8" w:sz="4"/>
@@ -1866,7 +2252,7 @@
         </w:tc>
         <w:tc>
           <w:tcPr>
-            <w:tcW w:type="dxa" w:w="1689"/>
+            <w:tcW w:type="dxa" w:w="1187"/>
             <w:tcBorders>
               <w:top w:val="single" w:color="D9C3A8" w:sz="4"/>
               <w:left w:val="single" w:color="D9C3A8" w:sz="4"/>
@@ -1893,7 +2279,34 @@
         </w:tc>
         <w:tc>
           <w:tcPr>
-            <w:tcW w:type="dxa" w:w="1689"/>
+            <w:tcW w:type="dxa" w:w="1187"/>
+            <w:tcBorders>
+              <w:top w:val="single" w:color="D9C3A8" w:sz="4"/>
+              <w:left w:val="single" w:color="D9C3A8" w:sz="4"/>
+              <w:bottom w:val="single" w:color="D9C3A8" w:sz="4"/>
+              <w:right w:val="single" w:color="D9C3A8" w:sz="4"/>
+            </w:tcBorders>
+            <w:shd w:fill="FFFFFF" w:color="auto" w:val="clear"/>
+            <w:tcMar>
+              <w:top w:type="dxa" w:w="50"/>
+              <w:left w:type="dxa" w:w="80"/>
+              <w:bottom w:type="dxa" w:w="50"/>
+              <w:right w:type="dxa" w:w="80"/>
+            </w:tcMar>
+          </w:tcPr>
+          <w:p>
+            <w:r>
+              <w:rPr>
+                <w:sz w:val="19"/>
+                <w:szCs w:val="19"/>
+              </w:rPr>
+              <w:t xml:space="preserve">No es su foco: alimento fortificado de farmacia</w:t>
+            </w:r>
+          </w:p>
+        </w:tc>
+        <w:tc>
+          <w:tcPr>
+            <w:tcW w:type="dxa" w:w="1187"/>
             <w:tcBorders>
               <w:top w:val="single" w:color="D9C3A8" w:sz="4"/>
               <w:left w:val="single" w:color="D9C3A8" w:sz="4"/>
@@ -1920,34 +2333,61 @@
         </w:tc>
         <w:tc>
           <w:tcPr>
-            <w:tcW w:type="dxa" w:w="1521"/>
-            <w:tcBorders>
-              <w:top w:val="single" w:color="D9C3A8" w:sz="4"/>
-              <w:left w:val="single" w:color="D9C3A8" w:sz="4"/>
-              <w:bottom w:val="single" w:color="D9C3A8" w:sz="4"/>
-              <w:right w:val="single" w:color="D9C3A8" w:sz="4"/>
-            </w:tcBorders>
-            <w:shd w:fill="FFFFFF" w:color="auto" w:val="clear"/>
-            <w:tcMar>
-              <w:top w:type="dxa" w:w="50"/>
-              <w:left w:type="dxa" w:w="80"/>
-              <w:bottom w:type="dxa" w:w="50"/>
-              <w:right w:type="dxa" w:w="80"/>
-            </w:tcMar>
-          </w:tcPr>
-          <w:p>
-            <w:r>
-              <w:rPr>
-                <w:sz w:val="19"/>
-                <w:szCs w:val="19"/>
-              </w:rPr>
-              <w:t xml:space="preserve">No, es una barra energética para adultos</w:t>
-            </w:r>
-          </w:p>
-        </w:tc>
-        <w:tc>
-          <w:tcPr>
-            <w:tcW w:type="dxa" w:w="1690"/>
+            <w:tcW w:type="dxa" w:w="1187"/>
+            <w:tcBorders>
+              <w:top w:val="single" w:color="D9C3A8" w:sz="4"/>
+              <w:left w:val="single" w:color="D9C3A8" w:sz="4"/>
+              <w:bottom w:val="single" w:color="D9C3A8" w:sz="4"/>
+              <w:right w:val="single" w:color="D9C3A8" w:sz="4"/>
+            </w:tcBorders>
+            <w:shd w:fill="FFFFFF" w:color="auto" w:val="clear"/>
+            <w:tcMar>
+              <w:top w:type="dxa" w:w="50"/>
+              <w:left w:type="dxa" w:w="80"/>
+              <w:bottom w:type="dxa" w:w="50"/>
+              <w:right w:type="dxa" w:w="80"/>
+            </w:tcMar>
+          </w:tcPr>
+          <w:p>
+            <w:r>
+              <w:rPr>
+                <w:sz w:val="19"/>
+                <w:szCs w:val="19"/>
+              </w:rPr>
+              <w:t xml:space="preserve">Poco: es congelado</w:t>
+            </w:r>
+          </w:p>
+        </w:tc>
+        <w:tc>
+          <w:tcPr>
+            <w:tcW w:type="dxa" w:w="1187"/>
+            <w:tcBorders>
+              <w:top w:val="single" w:color="D9C3A8" w:sz="4"/>
+              <w:left w:val="single" w:color="D9C3A8" w:sz="4"/>
+              <w:bottom w:val="single" w:color="D9C3A8" w:sz="4"/>
+              <w:right w:val="single" w:color="D9C3A8" w:sz="4"/>
+            </w:tcBorders>
+            <w:shd w:fill="FFFFFF" w:color="auto" w:val="clear"/>
+            <w:tcMar>
+              <w:top w:type="dxa" w:w="50"/>
+              <w:left w:type="dxa" w:w="80"/>
+              <w:bottom w:type="dxa" w:w="50"/>
+              <w:right w:type="dxa" w:w="80"/>
+            </w:tcMar>
+          </w:tcPr>
+          <w:p>
+            <w:r>
+              <w:rPr>
+                <w:sz w:val="19"/>
+                <w:szCs w:val="19"/>
+              </w:rPr>
+              <w:t xml:space="preserve">Parcial: barra energética</w:t>
+            </w:r>
+          </w:p>
+        </w:tc>
+        <w:tc>
+          <w:tcPr>
+            <w:tcW w:type="dxa" w:w="1185"/>
             <w:tcBorders>
               <w:top w:val="single" w:color="D9C3A8" w:sz="4"/>
               <w:left w:val="single" w:color="D9C3A8" w:sz="4"/>
@@ -1979,7 +2419,7 @@
         </w:trPr>
         <w:tc>
           <w:tcPr>
-            <w:tcW w:type="dxa" w:w="1082"/>
+            <w:tcW w:type="dxa" w:w="1053"/>
             <w:tcBorders>
               <w:top w:val="single" w:color="D9C3A8" w:sz="4"/>
               <w:left w:val="single" w:color="D9C3A8" w:sz="4"/>
@@ -2008,7 +2448,7 @@
         </w:tc>
         <w:tc>
           <w:tcPr>
-            <w:tcW w:type="dxa" w:w="1689"/>
+            <w:tcW w:type="dxa" w:w="1187"/>
             <w:tcBorders>
               <w:top w:val="single" w:color="D9C3A8" w:sz="4"/>
               <w:left w:val="single" w:color="D9C3A8" w:sz="4"/>
@@ -2035,7 +2475,7 @@
         </w:tc>
         <w:tc>
           <w:tcPr>
-            <w:tcW w:type="dxa" w:w="1689"/>
+            <w:tcW w:type="dxa" w:w="1187"/>
             <w:tcBorders>
               <w:top w:val="single" w:color="D9C3A8" w:sz="4"/>
               <w:left w:val="single" w:color="D9C3A8" w:sz="4"/>
@@ -2062,34 +2502,88 @@
         </w:tc>
         <w:tc>
           <w:tcPr>
-            <w:tcW w:type="dxa" w:w="1689"/>
-            <w:tcBorders>
-              <w:top w:val="single" w:color="D9C3A8" w:sz="4"/>
-              <w:left w:val="single" w:color="D9C3A8" w:sz="4"/>
-              <w:bottom w:val="single" w:color="D9C3A8" w:sz="4"/>
-              <w:right w:val="single" w:color="D9C3A8" w:sz="4"/>
-            </w:tcBorders>
-            <w:shd w:fill="F7ECDA" w:color="auto" w:val="clear"/>
-            <w:tcMar>
-              <w:top w:type="dxa" w:w="50"/>
-              <w:left w:type="dxa" w:w="80"/>
-              <w:bottom w:type="dxa" w:w="50"/>
-              <w:right w:type="dxa" w:w="80"/>
-            </w:tcMar>
-          </w:tcPr>
-          <w:p>
-            <w:r>
-              <w:rPr>
-                <w:sz w:val="19"/>
-                <w:szCs w:val="19"/>
-              </w:rPr>
-              <w:t xml:space="preserve">Web propia, delivery en Lima en 24 h</w:t>
-            </w:r>
-          </w:p>
-        </w:tc>
-        <w:tc>
-          <w:tcPr>
-            <w:tcW w:type="dxa" w:w="1521"/>
+            <w:tcW w:type="dxa" w:w="1187"/>
+            <w:tcBorders>
+              <w:top w:val="single" w:color="D9C3A8" w:sz="4"/>
+              <w:left w:val="single" w:color="D9C3A8" w:sz="4"/>
+              <w:bottom w:val="single" w:color="D9C3A8" w:sz="4"/>
+              <w:right w:val="single" w:color="D9C3A8" w:sz="4"/>
+            </w:tcBorders>
+            <w:shd w:fill="F7ECDA" w:color="auto" w:val="clear"/>
+            <w:tcMar>
+              <w:top w:type="dxa" w:w="50"/>
+              <w:left w:type="dxa" w:w="80"/>
+              <w:bottom w:type="dxa" w:w="50"/>
+              <w:right w:type="dxa" w:w="80"/>
+            </w:tcMar>
+          </w:tcPr>
+          <w:p>
+            <w:r>
+              <w:rPr>
+                <w:sz w:val="19"/>
+                <w:szCs w:val="19"/>
+              </w:rPr>
+              <w:t xml:space="preserve">Tienda en línea; farmacias según la Cámara de Comercio de Lima (2025) [POR CONFIRMAR hoy]</w:t>
+            </w:r>
+          </w:p>
+        </w:tc>
+        <w:tc>
+          <w:tcPr>
+            <w:tcW w:type="dxa" w:w="1187"/>
+            <w:tcBorders>
+              <w:top w:val="single" w:color="D9C3A8" w:sz="4"/>
+              <w:left w:val="single" w:color="D9C3A8" w:sz="4"/>
+              <w:bottom w:val="single" w:color="D9C3A8" w:sz="4"/>
+              <w:right w:val="single" w:color="D9C3A8" w:sz="4"/>
+            </w:tcBorders>
+            <w:shd w:fill="F7ECDA" w:color="auto" w:val="clear"/>
+            <w:tcMar>
+              <w:top w:type="dxa" w:w="50"/>
+              <w:left w:type="dxa" w:w="80"/>
+              <w:bottom w:type="dxa" w:w="50"/>
+              <w:right w:type="dxa" w:w="80"/>
+            </w:tcMar>
+          </w:tcPr>
+          <w:p>
+            <w:r>
+              <w:rPr>
+                <w:sz w:val="19"/>
+                <w:szCs w:val="19"/>
+              </w:rPr>
+              <w:t xml:space="preserve">Web propia, delivery en Lima</w:t>
+            </w:r>
+          </w:p>
+        </w:tc>
+        <w:tc>
+          <w:tcPr>
+            <w:tcW w:type="dxa" w:w="1187"/>
+            <w:tcBorders>
+              <w:top w:val="single" w:color="D9C3A8" w:sz="4"/>
+              <w:left w:val="single" w:color="D9C3A8" w:sz="4"/>
+              <w:bottom w:val="single" w:color="D9C3A8" w:sz="4"/>
+              <w:right w:val="single" w:color="D9C3A8" w:sz="4"/>
+            </w:tcBorders>
+            <w:shd w:fill="F7ECDA" w:color="auto" w:val="clear"/>
+            <w:tcMar>
+              <w:top w:type="dxa" w:w="50"/>
+              <w:left w:type="dxa" w:w="80"/>
+              <w:bottom w:type="dxa" w:w="50"/>
+              <w:right w:type="dxa" w:w="80"/>
+            </w:tcMar>
+          </w:tcPr>
+          <w:p>
+            <w:r>
+              <w:rPr>
+                <w:sz w:val="19"/>
+                <w:szCs w:val="19"/>
+              </w:rPr>
+              <w:t xml:space="preserve">Web propia, solo Lima</w:t>
+            </w:r>
+          </w:p>
+        </w:tc>
+        <w:tc>
+          <w:tcPr>
+            <w:tcW w:type="dxa" w:w="1187"/>
             <w:tcBorders>
               <w:top w:val="single" w:color="D9C3A8" w:sz="4"/>
               <w:left w:val="single" w:color="D9C3A8" w:sz="4"/>
@@ -2116,28 +2610,28 @@
         </w:tc>
         <w:tc>
           <w:tcPr>
-            <w:tcW w:type="dxa" w:w="1690"/>
-            <w:tcBorders>
-              <w:top w:val="single" w:color="D9C3A8" w:sz="4"/>
-              <w:left w:val="single" w:color="D9C3A8" w:sz="4"/>
-              <w:bottom w:val="single" w:color="D9C3A8" w:sz="4"/>
-              <w:right w:val="single" w:color="D9C3A8" w:sz="4"/>
-            </w:tcBorders>
-            <w:shd w:fill="F7ECDA" w:color="auto" w:val="clear"/>
-            <w:tcMar>
-              <w:top w:type="dxa" w:w="50"/>
-              <w:left w:type="dxa" w:w="80"/>
-              <w:bottom w:type="dxa" w:w="50"/>
-              <w:right w:type="dxa" w:w="80"/>
-            </w:tcMar>
-          </w:tcPr>
-          <w:p>
-            <w:r>
-              <w:rPr>
-                <w:sz w:val="19"/>
-                <w:szCs w:val="19"/>
-              </w:rPr>
-              <w:t xml:space="preserve">Plaza Vea y supermercados</w:t>
+            <w:tcW w:type="dxa" w:w="1185"/>
+            <w:tcBorders>
+              <w:top w:val="single" w:color="D9C3A8" w:sz="4"/>
+              <w:left w:val="single" w:color="D9C3A8" w:sz="4"/>
+              <w:bottom w:val="single" w:color="D9C3A8" w:sz="4"/>
+              <w:right w:val="single" w:color="D9C3A8" w:sz="4"/>
+            </w:tcBorders>
+            <w:shd w:fill="F7ECDA" w:color="auto" w:val="clear"/>
+            <w:tcMar>
+              <w:top w:type="dxa" w:w="50"/>
+              <w:left w:type="dxa" w:w="80"/>
+              <w:bottom w:type="dxa" w:w="50"/>
+              <w:right w:type="dxa" w:w="80"/>
+            </w:tcMar>
+          </w:tcPr>
+          <w:p>
+            <w:r>
+              <w:rPr>
+                <w:sz w:val="19"/>
+                <w:szCs w:val="19"/>
+              </w:rPr>
+              <w:t xml:space="preserve">Supermercados</w:t>
             </w:r>
           </w:p>
         </w:tc>
@@ -2148,7 +2642,7 @@
         </w:trPr>
         <w:tc>
           <w:tcPr>
-            <w:tcW w:type="dxa" w:w="1082"/>
+            <w:tcW w:type="dxa" w:w="1053"/>
             <w:tcBorders>
               <w:top w:val="single" w:color="D9C3A8" w:sz="4"/>
               <w:left w:val="single" w:color="D9C3A8" w:sz="4"/>
@@ -2177,7 +2671,7 @@
         </w:tc>
         <w:tc>
           <w:tcPr>
-            <w:tcW w:type="dxa" w:w="1689"/>
+            <w:tcW w:type="dxa" w:w="1187"/>
             <w:tcBorders>
               <w:top w:val="single" w:color="D9C3A8" w:sz="4"/>
               <w:left w:val="single" w:color="D9C3A8" w:sz="4"/>
@@ -2204,7 +2698,7 @@
         </w:tc>
         <w:tc>
           <w:tcPr>
-            <w:tcW w:type="dxa" w:w="1689"/>
+            <w:tcW w:type="dxa" w:w="1187"/>
             <w:tcBorders>
               <w:top w:val="single" w:color="D9C3A8" w:sz="4"/>
               <w:left w:val="single" w:color="D9C3A8" w:sz="4"/>
@@ -2231,7 +2725,7 @@
         </w:tc>
         <w:tc>
           <w:tcPr>
-            <w:tcW w:type="dxa" w:w="1689"/>
+            <w:tcW w:type="dxa" w:w="1187"/>
             <w:tcBorders>
               <w:top w:val="single" w:color="D9C3A8" w:sz="4"/>
               <w:left w:val="single" w:color="D9C3A8" w:sz="4"/>
@@ -2258,7 +2752,61 @@
         </w:tc>
         <w:tc>
           <w:tcPr>
-            <w:tcW w:type="dxa" w:w="1521"/>
+            <w:tcW w:type="dxa" w:w="1187"/>
+            <w:tcBorders>
+              <w:top w:val="single" w:color="D9C3A8" w:sz="4"/>
+              <w:left w:val="single" w:color="D9C3A8" w:sz="4"/>
+              <w:bottom w:val="single" w:color="D9C3A8" w:sz="4"/>
+              <w:right w:val="single" w:color="D9C3A8" w:sz="4"/>
+            </w:tcBorders>
+            <w:shd w:fill="FFFFFF" w:color="auto" w:val="clear"/>
+            <w:tcMar>
+              <w:top w:type="dxa" w:w="50"/>
+              <w:left w:type="dxa" w:w="80"/>
+              <w:bottom w:type="dxa" w:w="50"/>
+              <w:right w:type="dxa" w:w="80"/>
+            </w:tcMar>
+          </w:tcPr>
+          <w:p>
+            <w:r>
+              <w:rPr>
+                <w:sz w:val="19"/>
+                <w:szCs w:val="19"/>
+              </w:rPr>
+              <w:t xml:space="preserve">Tienda web</w:t>
+            </w:r>
+          </w:p>
+        </w:tc>
+        <w:tc>
+          <w:tcPr>
+            <w:tcW w:type="dxa" w:w="1187"/>
+            <w:tcBorders>
+              <w:top w:val="single" w:color="D9C3A8" w:sz="4"/>
+              <w:left w:val="single" w:color="D9C3A8" w:sz="4"/>
+              <w:bottom w:val="single" w:color="D9C3A8" w:sz="4"/>
+              <w:right w:val="single" w:color="D9C3A8" w:sz="4"/>
+            </w:tcBorders>
+            <w:shd w:fill="FFFFFF" w:color="auto" w:val="clear"/>
+            <w:tcMar>
+              <w:top w:type="dxa" w:w="50"/>
+              <w:left w:type="dxa" w:w="80"/>
+              <w:bottom w:type="dxa" w:w="50"/>
+              <w:right w:type="dxa" w:w="80"/>
+            </w:tcMar>
+          </w:tcPr>
+          <w:p>
+            <w:r>
+              <w:rPr>
+                <w:sz w:val="19"/>
+                <w:szCs w:val="19"/>
+              </w:rPr>
+              <w:t xml:space="preserve">Tienda web</w:t>
+            </w:r>
+          </w:p>
+        </w:tc>
+        <w:tc>
+          <w:tcPr>
+            <w:tcW w:type="dxa" w:w="1187"/>
             <w:tcBorders>
               <w:top w:val="single" w:color="D9C3A8" w:sz="4"/>
               <w:left w:val="single" w:color="D9C3A8" w:sz="4"/>
@@ -2285,7 +2833,7 @@
         </w:tc>
         <w:tc>
           <w:tcPr>
-            <w:tcW w:type="dxa" w:w="1690"/>
+            <w:tcW w:type="dxa" w:w="1185"/>
             <w:tcBorders>
               <w:top w:val="single" w:color="D9C3A8" w:sz="4"/>
               <w:left w:val="single" w:color="D9C3A8" w:sz="4"/>
@@ -2317,7 +2865,7 @@
         </w:trPr>
         <w:tc>
           <w:tcPr>
-            <w:tcW w:type="dxa" w:w="1082"/>
+            <w:tcW w:type="dxa" w:w="1053"/>
             <w:tcBorders>
               <w:top w:val="single" w:color="D9C3A8" w:sz="4"/>
               <w:left w:val="single" w:color="D9C3A8" w:sz="4"/>
@@ -2346,7 +2894,7 @@
         </w:tc>
         <w:tc>
           <w:tcPr>
-            <w:tcW w:type="dxa" w:w="1689"/>
+            <w:tcW w:type="dxa" w:w="1187"/>
             <w:tcBorders>
               <w:top w:val="single" w:color="D9C3A8" w:sz="4"/>
               <w:left w:val="single" w:color="D9C3A8" w:sz="4"/>
@@ -2373,109 +2921,163 @@
         </w:tc>
         <w:tc>
           <w:tcPr>
-            <w:tcW w:type="dxa" w:w="1689"/>
-            <w:tcBorders>
-              <w:top w:val="single" w:color="D9C3A8" w:sz="4"/>
-              <w:left w:val="single" w:color="D9C3A8" w:sz="4"/>
-              <w:bottom w:val="single" w:color="D9C3A8" w:sz="4"/>
-              <w:right w:val="single" w:color="D9C3A8" w:sz="4"/>
-            </w:tcBorders>
-            <w:shd w:fill="F7ECDA" w:color="auto" w:val="clear"/>
-            <w:tcMar>
-              <w:top w:type="dxa" w:w="50"/>
-              <w:left w:type="dxa" w:w="80"/>
-              <w:bottom w:type="dxa" w:w="50"/>
-              <w:right w:type="dxa" w:w="80"/>
-            </w:tcMar>
-          </w:tcPr>
-          <w:p>
-            <w:r>
-              <w:rPr>
-                <w:sz w:val="19"/>
-                <w:szCs w:val="19"/>
-              </w:rPr>
-              <w:t xml:space="preserve">"Antianémico", "superalimento", "contribuye en la lucha contra la anemia" (nutrih.pe, 19-oct-2026)</w:t>
-            </w:r>
-          </w:p>
-        </w:tc>
-        <w:tc>
-          <w:tcPr>
-            <w:tcW w:type="dxa" w:w="1689"/>
-            <w:tcBorders>
-              <w:top w:val="single" w:color="D9C3A8" w:sz="4"/>
-              <w:left w:val="single" w:color="D9C3A8" w:sz="4"/>
-              <w:bottom w:val="single" w:color="D9C3A8" w:sz="4"/>
-              <w:right w:val="single" w:color="D9C3A8" w:sz="4"/>
-            </w:tcBorders>
-            <w:shd w:fill="F7ECDA" w:color="auto" w:val="clear"/>
-            <w:tcMar>
-              <w:top w:type="dxa" w:w="50"/>
-              <w:left w:type="dxa" w:w="80"/>
-              <w:bottom w:type="dxa" w:w="50"/>
-              <w:right w:type="dxa" w:w="80"/>
-            </w:tcMar>
-          </w:tcPr>
-          <w:p>
-            <w:r>
-              <w:rPr>
-                <w:sz w:val="19"/>
-                <w:szCs w:val="19"/>
-              </w:rPr>
-              <w:t xml:space="preserve">Bajo en azúcar, sin gluten</w:t>
-            </w:r>
-          </w:p>
-        </w:tc>
-        <w:tc>
-          <w:tcPr>
-            <w:tcW w:type="dxa" w:w="1521"/>
-            <w:tcBorders>
-              <w:top w:val="single" w:color="D9C3A8" w:sz="4"/>
-              <w:left w:val="single" w:color="D9C3A8" w:sz="4"/>
-              <w:bottom w:val="single" w:color="D9C3A8" w:sz="4"/>
-              <w:right w:val="single" w:color="D9C3A8" w:sz="4"/>
-            </w:tcBorders>
-            <w:shd w:fill="F7ECDA" w:color="auto" w:val="clear"/>
-            <w:tcMar>
-              <w:top w:type="dxa" w:w="50"/>
-              <w:left w:type="dxa" w:w="80"/>
-              <w:bottom w:type="dxa" w:w="50"/>
-              <w:right w:type="dxa" w:w="80"/>
-            </w:tcMar>
-          </w:tcPr>
-          <w:p>
-            <w:r>
-              <w:rPr>
-                <w:sz w:val="19"/>
-                <w:szCs w:val="19"/>
-              </w:rPr>
-              <w:t xml:space="preserve">Energía</w:t>
-            </w:r>
-          </w:p>
-        </w:tc>
-        <w:tc>
-          <w:tcPr>
-            <w:tcW w:type="dxa" w:w="1690"/>
-            <w:tcBorders>
-              <w:top w:val="single" w:color="D9C3A8" w:sz="4"/>
-              <w:left w:val="single" w:color="D9C3A8" w:sz="4"/>
-              <w:bottom w:val="single" w:color="D9C3A8" w:sz="4"/>
-              <w:right w:val="single" w:color="D9C3A8" w:sz="4"/>
-            </w:tcBorders>
-            <w:shd w:fill="F7ECDA" w:color="auto" w:val="clear"/>
-            <w:tcMar>
-              <w:top w:type="dxa" w:w="50"/>
-              <w:left w:type="dxa" w:w="80"/>
-              <w:bottom w:type="dxa" w:w="50"/>
-              <w:right w:type="dxa" w:w="80"/>
-            </w:tcMar>
-          </w:tcPr>
-          <w:p>
-            <w:r>
-              <w:rPr>
-                <w:sz w:val="19"/>
-                <w:szCs w:val="19"/>
-              </w:rPr>
-              <w:t xml:space="preserve">Marca masiva y familiar</w:t>
+            <w:tcW w:type="dxa" w:w="1187"/>
+            <w:tcBorders>
+              <w:top w:val="single" w:color="D9C3A8" w:sz="4"/>
+              <w:left w:val="single" w:color="D9C3A8" w:sz="4"/>
+              <w:bottom w:val="single" w:color="D9C3A8" w:sz="4"/>
+              <w:right w:val="single" w:color="D9C3A8" w:sz="4"/>
+            </w:tcBorders>
+            <w:shd w:fill="F7ECDA" w:color="auto" w:val="clear"/>
+            <w:tcMar>
+              <w:top w:type="dxa" w:w="50"/>
+              <w:left w:type="dxa" w:w="80"/>
+              <w:bottom w:type="dxa" w:w="50"/>
+              <w:right w:type="dxa" w:w="80"/>
+            </w:tcMar>
+          </w:tcPr>
+          <w:p>
+            <w:r>
+              <w:rPr>
+                <w:sz w:val="19"/>
+                <w:szCs w:val="19"/>
+              </w:rPr>
+              <w:t xml:space="preserve">"Antianémico", "superalimento", "contribuye en la lucha contra la anemia" (nutrih.pe)</w:t>
+            </w:r>
+          </w:p>
+        </w:tc>
+        <w:tc>
+          <w:tcPr>
+            <w:tcW w:type="dxa" w:w="1187"/>
+            <w:tcBorders>
+              <w:top w:val="single" w:color="D9C3A8" w:sz="4"/>
+              <w:left w:val="single" w:color="D9C3A8" w:sz="4"/>
+              <w:bottom w:val="single" w:color="D9C3A8" w:sz="4"/>
+              <w:right w:val="single" w:color="D9C3A8" w:sz="4"/>
+            </w:tcBorders>
+            <w:shd w:fill="F7ECDA" w:color="auto" w:val="clear"/>
+            <w:tcMar>
+              <w:top w:type="dxa" w:w="50"/>
+              <w:left w:type="dxa" w:w="80"/>
+              <w:bottom w:type="dxa" w:w="50"/>
+              <w:right w:type="dxa" w:w="80"/>
+            </w:tcMar>
+          </w:tcPr>
+          <w:p>
+            <w:r>
+              <w:rPr>
+                <w:sz w:val="19"/>
+                <w:szCs w:val="19"/>
+              </w:rPr>
+              <w:t xml:space="preserve">"Tu mejor aliado para prevenir y combatir la anemia" (forticao.pe)</w:t>
+            </w:r>
+          </w:p>
+        </w:tc>
+        <w:tc>
+          <w:tcPr>
+            <w:tcW w:type="dxa" w:w="1187"/>
+            <w:tcBorders>
+              <w:top w:val="single" w:color="D9C3A8" w:sz="4"/>
+              <w:left w:val="single" w:color="D9C3A8" w:sz="4"/>
+              <w:bottom w:val="single" w:color="D9C3A8" w:sz="4"/>
+              <w:right w:val="single" w:color="D9C3A8" w:sz="4"/>
+            </w:tcBorders>
+            <w:shd w:fill="F7ECDA" w:color="auto" w:val="clear"/>
+            <w:tcMar>
+              <w:top w:type="dxa" w:w="50"/>
+              <w:left w:type="dxa" w:w="80"/>
+              <w:bottom w:type="dxa" w:w="50"/>
+              <w:right w:type="dxa" w:w="80"/>
+            </w:tcMar>
+          </w:tcPr>
+          <w:p>
+            <w:r>
+              <w:rPr>
+                <w:sz w:val="19"/>
+                <w:szCs w:val="19"/>
+              </w:rPr>
+              <w:t xml:space="preserve">Libre de azúcar</w:t>
+            </w:r>
+          </w:p>
+        </w:tc>
+        <w:tc>
+          <w:tcPr>
+            <w:tcW w:type="dxa" w:w="1187"/>
+            <w:tcBorders>
+              <w:top w:val="single" w:color="D9C3A8" w:sz="4"/>
+              <w:left w:val="single" w:color="D9C3A8" w:sz="4"/>
+              <w:bottom w:val="single" w:color="D9C3A8" w:sz="4"/>
+              <w:right w:val="single" w:color="D9C3A8" w:sz="4"/>
+            </w:tcBorders>
+            <w:shd w:fill="F7ECDA" w:color="auto" w:val="clear"/>
+            <w:tcMar>
+              <w:top w:type="dxa" w:w="50"/>
+              <w:left w:type="dxa" w:w="80"/>
+              <w:bottom w:type="dxa" w:w="50"/>
+              <w:right w:type="dxa" w:w="80"/>
+            </w:tcMar>
+          </w:tcPr>
+          <w:p>
+            <w:r>
+              <w:rPr>
+                <w:sz w:val="19"/>
+                <w:szCs w:val="19"/>
+              </w:rPr>
+              <w:t xml:space="preserve">"100 % a base de plantas", sin aditivos</w:t>
+            </w:r>
+          </w:p>
+        </w:tc>
+        <w:tc>
+          <w:tcPr>
+            <w:tcW w:type="dxa" w:w="1187"/>
+            <w:tcBorders>
+              <w:top w:val="single" w:color="D9C3A8" w:sz="4"/>
+              <w:left w:val="single" w:color="D9C3A8" w:sz="4"/>
+              <w:bottom w:val="single" w:color="D9C3A8" w:sz="4"/>
+              <w:right w:val="single" w:color="D9C3A8" w:sz="4"/>
+            </w:tcBorders>
+            <w:shd w:fill="F7ECDA" w:color="auto" w:val="clear"/>
+            <w:tcMar>
+              <w:top w:type="dxa" w:w="50"/>
+              <w:left w:type="dxa" w:w="80"/>
+              <w:bottom w:type="dxa" w:w="50"/>
+              <w:right w:type="dxa" w:w="80"/>
+            </w:tcMar>
+          </w:tcPr>
+          <w:p>
+            <w:r>
+              <w:rPr>
+                <w:sz w:val="19"/>
+                <w:szCs w:val="19"/>
+              </w:rPr>
+              <w:t xml:space="preserve">Energía, "sin colorantes ni preservantes"</w:t>
+            </w:r>
+          </w:p>
+        </w:tc>
+        <w:tc>
+          <w:tcPr>
+            <w:tcW w:type="dxa" w:w="1185"/>
+            <w:tcBorders>
+              <w:top w:val="single" w:color="D9C3A8" w:sz="4"/>
+              <w:left w:val="single" w:color="D9C3A8" w:sz="4"/>
+              <w:bottom w:val="single" w:color="D9C3A8" w:sz="4"/>
+              <w:right w:val="single" w:color="D9C3A8" w:sz="4"/>
+            </w:tcBorders>
+            <w:shd w:fill="F7ECDA" w:color="auto" w:val="clear"/>
+            <w:tcMar>
+              <w:top w:type="dxa" w:w="50"/>
+              <w:left w:type="dxa" w:w="80"/>
+              <w:bottom w:type="dxa" w:w="50"/>
+              <w:right w:type="dxa" w:w="80"/>
+            </w:tcMar>
+          </w:tcPr>
+          <w:p>
+            <w:r>
+              <w:rPr>
+                <w:sz w:val="19"/>
+                <w:szCs w:val="19"/>
+              </w:rPr>
+              <w:t xml:space="preserve">Marca familiar, "sin colorantes artificiales"</w:t>
             </w:r>
           </w:p>
         </w:tc>
@@ -2508,7 +3110,14 @@
         <w:spacing w:after="60"/>
       </w:pPr>
       <w:r>
-        <w:t xml:space="preserve">Nutri H es el competidor más cercano: también usa hierro hemo y le habla a la anemia infantil. Pero es una galleta, cuesta menos (S/3.20 por 20 g) y usa palabras como "antianémico" que AndiBite evita por riesgo legal.</w:t>
+        <w:rPr>
+          <w:b/>
+          <w:bCs/>
+        </w:rPr>
+        <w:t xml:space="preserve">Nutri H es el competidor más cercano:</w:t>
+      </w:r>
+      <w:r>
+        <w:t xml:space="preserve"> también usa hierro hemo y le habla a la anemia infantil. Pero es una galleta, cuesta menos (S/3.20 por 20 g) y usa palabras como "antianémico" que AndiBite evita por riesgo legal.</w:t>
       </w:r>
     </w:p>
     <w:p>
@@ -2521,7 +3130,14 @@
         <w:spacing w:after="60"/>
       </w:pPr>
       <w:r>
-        <w:t xml:space="preserve">Fika es el premium "limpio": AndiBite cuesta S/0.16 a 0.65 más por 20 g. Esa diferencia se justifica con el hierro medido y la app: "por unos céntimos más, el hierro medido y la app" (documento 10).</w:t>
+        <w:rPr>
+          <w:b/>
+          <w:bCs/>
+        </w:rPr>
+        <w:t xml:space="preserve">Forticao es el otro con hierro hemo,</w:t>
+      </w:r>
+      <w:r>
+        <w:t xml:space="preserve"> pero es un chocolate de farmacia y su mensaje es "prevenir y combatir la anemia", justo lo que AndiBite no dice. Su frasco de 12 cuesta S/4.17 por 20 g, casi lo mismo que el pack de 12 de AndiBite (S/4.16) [POR CONFIRMAR el peso].</w:t>
       </w:r>
     </w:p>
     <w:p>
@@ -2534,7 +3150,54 @@
         <w:spacing w:after="60"/>
       </w:pPr>
       <w:r>
-        <w:t xml:space="preserve">Bimbo Nutra Bien es el ancla de precio masivo: cuesta menos de la mitad, pero no ofrece hierro funcional ni la meta sin octógono.</w:t>
+        <w:rPr>
+          <w:b/>
+          <w:bCs/>
+        </w:rPr>
+        <w:t xml:space="preserve">Fika es el premium "limpio":</w:t>
+      </w:r>
+      <w:r>
+        <w:t xml:space="preserve"> AndiBite cuesta S/0.16 a 0.65 más por 20 g. Esa diferencia se justifica con el hierro medido y la app: "por unos céntimos más, el hierro medido y la app" (documento 10).</w:t>
+      </w:r>
+    </w:p>
+    <w:p>
+      <w:pPr>
+        <w:pStyle w:val="ListParagraph"/>
+        <w:numPr>
+          <w:ilvl w:val="0"/>
+          <w:numId w:val="2"/>
+        </w:numPr>
+        <w:spacing w:after="60"/>
+      </w:pPr>
+      <w:r>
+        <w:rPr>
+          <w:b/>
+          <w:bCs/>
+        </w:rPr>
+        <w:t xml:space="preserve">La Purita es el brownie premium vegano,</w:t>
+      </w:r>
+      <w:r>
+        <w:t xml:space="preserve"> pero va congelado (no aguanta la mochila sin frío) y su hierro es no hemo y sin mg. Por brownie cuesta S/2.11; por 20 g depende de un peso que no publica.</w:t>
+      </w:r>
+    </w:p>
+    <w:p>
+      <w:pPr>
+        <w:pStyle w:val="ListParagraph"/>
+        <w:numPr>
+          <w:ilvl w:val="0"/>
+          <w:numId w:val="2"/>
+        </w:numPr>
+        <w:spacing w:after="60"/>
+      </w:pPr>
+      <w:r>
+        <w:rPr>
+          <w:b/>
+          <w:bCs/>
+        </w:rPr>
+        <w:t xml:space="preserve">Bimbo Nutra Bien es el ancla de precio masivo:</w:t>
+      </w:r>
+      <w:r>
+        <w:t xml:space="preserve"> cuesta menos de la mitad y lleva el octógono "Alto en azúcar". No ofrece hierro funcional.</w:t>
       </w:r>
     </w:p>
     <w:p>
@@ -2557,7 +3220,7 @@
         <w:t xml:space="preserve">Eje X: precio por 20 g, en soles con IGV</w:t>
       </w:r>
       <w:r>
-        <w:t xml:space="preserve"> (dato real, documento 02, 3-oct-2026). La línea que divide el mapa está en S/3.00, el límite entre los masivos (S/1.10 a 1.70) y los premium o funcionales (S/3.00 a 4.10).</w:t>
+        <w:t xml:space="preserve"> (dato real del #2, 19-oct-2026). La línea que divide el mapa está en S/3.00: los masivos van de S/1.67 a S/2.11 y los premium o funcionales de S/3.01 a S/4.17. Cuando una marca tiene varias presentaciones, el mapa muestra el rango y ubica el punto en el medio.</w:t>
       </w:r>
     </w:p>
     <w:p>
@@ -2769,7 +3432,7 @@
                 <w:sz w:val="19"/>
                 <w:szCs w:val="19"/>
               </w:rPr>
-              <w:t xml:space="preserve">Declaración general ("energética", "nutritivo", harina fortificada) sin una cifra que el padre pueda usar</w:t>
+              <w:t xml:space="preserve">Declaración general ("energética", "nutritivo", "con hierro", harina fortificada) sin una cifra que el padre pueda usar</w:t>
             </w:r>
           </w:p>
         </w:tc>
@@ -2828,7 +3491,7 @@
                 <w:sz w:val="19"/>
                 <w:szCs w:val="19"/>
               </w:rPr>
-              <w:t xml:space="preserve">Perfil "limpio" y claro (bajo en azúcar, sin gluten, sin octógonos), pero sin un nutriente funcional medido</w:t>
+              <w:t xml:space="preserve">Perfil "limpio" y claro (bajo en azúcar, sin gluten, vegano, sin octógonos), pero sin un nutriente funcional medido</w:t>
             </w:r>
           </w:p>
         </w:tc>
@@ -2962,7 +3625,22 @@
         <w:spacing w:after="120"/>
       </w:pPr>
       <w:r>
-        <w:t xml:space="preserve">La línea que divide el mapa está en 3.</w:t>
+        <w:t xml:space="preserve">La línea que divide el mapa está en 3. Una marca con 3 cuenta como evidencia media, es decir, debajo de la línea.</w:t>
+      </w:r>
+    </w:p>
+    <w:p>
+      <w:pPr>
+        <w:spacing w:after="120"/>
+      </w:pPr>
+      <w:r>
+        <w:rPr>
+          <w:b/>
+          <w:bCs/>
+        </w:rPr>
+        <w:t xml:space="preserve">Supuestos de peso [POR CONFIRMAR].</w:t>
+      </w:r>
+      <w:r>
+        <w:t xml:space="preserve"> Forticao: 10 g por chocolatito, según Andina (2016); su tienda no publica el peso hoy. La Purita: 20 g por brownie, el dato del borrador del #2 que no se pudo verificar; su web no publica el peso.</w:t>
       </w:r>
     </w:p>
     <w:tbl>
@@ -2978,11 +3656,11 @@
         </w:tblBorders>
       </w:tblPr>
       <w:tblGrid>
-        <w:gridCol w:w="1299"/>
-        <w:gridCol w:w="1636"/>
-        <w:gridCol w:w="1086"/>
-        <w:gridCol w:w="2886"/>
-        <w:gridCol w:w="2453"/>
+        <w:gridCol w:w="1159"/>
+        <w:gridCol w:w="2361"/>
+        <w:gridCol w:w="1075"/>
+        <w:gridCol w:w="2576"/>
+        <w:gridCol w:w="2189"/>
       </w:tblGrid>
       <w:tr>
         <w:trPr>
@@ -2990,7 +3668,7 @@
         </w:trPr>
         <w:tc>
           <w:tcPr>
-            <w:tcW w:type="dxa" w:w="1299"/>
+            <w:tcW w:type="dxa" w:w="1159"/>
             <w:tcBorders>
               <w:top w:val="single" w:color="D9C3A8" w:sz="4"/>
               <w:left w:val="single" w:color="D9C3A8" w:sz="4"/>
@@ -3020,7 +3698,7 @@
         </w:tc>
         <w:tc>
           <w:tcPr>
-            <w:tcW w:type="dxa" w:w="1636"/>
+            <w:tcW w:type="dxa" w:w="2361"/>
             <w:tcBorders>
               <w:top w:val="single" w:color="D9C3A8" w:sz="4"/>
               <w:left w:val="single" w:color="D9C3A8" w:sz="4"/>
@@ -3050,7 +3728,7 @@
         </w:tc>
         <w:tc>
           <w:tcPr>
-            <w:tcW w:type="dxa" w:w="1086"/>
+            <w:tcW w:type="dxa" w:w="1075"/>
             <w:tcBorders>
               <w:top w:val="single" w:color="D9C3A8" w:sz="4"/>
               <w:left w:val="single" w:color="D9C3A8" w:sz="4"/>
@@ -3080,7 +3758,7 @@
         </w:tc>
         <w:tc>
           <w:tcPr>
-            <w:tcW w:type="dxa" w:w="2886"/>
+            <w:tcW w:type="dxa" w:w="2576"/>
             <w:tcBorders>
               <w:top w:val="single" w:color="D9C3A8" w:sz="4"/>
               <w:left w:val="single" w:color="D9C3A8" w:sz="4"/>
@@ -3110,7 +3788,7 @@
         </w:tc>
         <w:tc>
           <w:tcPr>
-            <w:tcW w:type="dxa" w:w="2453"/>
+            <w:tcW w:type="dxa" w:w="2189"/>
             <w:tcBorders>
               <w:top w:val="single" w:color="D9C3A8" w:sz="4"/>
               <w:left w:val="single" w:color="D9C3A8" w:sz="4"/>
@@ -3145,7 +3823,7 @@
         </w:trPr>
         <w:tc>
           <w:tcPr>
-            <w:tcW w:type="dxa" w:w="1299"/>
+            <w:tcW w:type="dxa" w:w="1159"/>
             <w:tcBorders>
               <w:top w:val="single" w:color="D9C3A8" w:sz="4"/>
               <w:left w:val="single" w:color="D9C3A8" w:sz="4"/>
@@ -3174,88 +3852,88 @@
         </w:tc>
         <w:tc>
           <w:tcPr>
-            <w:tcW w:type="dxa" w:w="1636"/>
-            <w:tcBorders>
-              <w:top w:val="single" w:color="D9C3A8" w:sz="4"/>
-              <w:left w:val="single" w:color="D9C3A8" w:sz="4"/>
-              <w:bottom w:val="single" w:color="D9C3A8" w:sz="4"/>
-              <w:right w:val="single" w:color="D9C3A8" w:sz="4"/>
-            </w:tcBorders>
-            <w:shd w:fill="FFFFFF" w:color="auto" w:val="clear"/>
-            <w:tcMar>
-              <w:top w:type="dxa" w:w="50"/>
-              <w:left w:type="dxa" w:w="80"/>
-              <w:bottom w:type="dxa" w:w="50"/>
-              <w:right w:type="dxa" w:w="80"/>
-            </w:tcMar>
-          </w:tcPr>
-          <w:p>
-            <w:r>
-              <w:rPr>
-                <w:sz w:val="19"/>
-                <w:szCs w:val="19"/>
-              </w:rPr>
-              <w:t xml:space="preserve">S/4.16 a 4.65 (punto medio S/4.48)</w:t>
-            </w:r>
-          </w:p>
-        </w:tc>
-        <w:tc>
-          <w:tcPr>
-            <w:tcW w:type="dxa" w:w="1086"/>
-            <w:tcBorders>
-              <w:top w:val="single" w:color="D9C3A8" w:sz="4"/>
-              <w:left w:val="single" w:color="D9C3A8" w:sz="4"/>
-              <w:bottom w:val="single" w:color="D9C3A8" w:sz="4"/>
-              <w:right w:val="single" w:color="D9C3A8" w:sz="4"/>
-            </w:tcBorders>
-            <w:shd w:fill="FFFFFF" w:color="auto" w:val="clear"/>
-            <w:tcMar>
-              <w:top w:type="dxa" w:w="50"/>
-              <w:left w:type="dxa" w:w="80"/>
-              <w:bottom w:type="dxa" w:w="50"/>
-              <w:right w:type="dxa" w:w="80"/>
-            </w:tcMar>
-          </w:tcPr>
-          <w:p>
-            <w:r>
-              <w:rPr>
-                <w:sz w:val="19"/>
-                <w:szCs w:val="19"/>
-              </w:rPr>
-              <w:t xml:space="preserve">5 (meta)</w:t>
-            </w:r>
-          </w:p>
-        </w:tc>
-        <w:tc>
-          <w:tcPr>
-            <w:tcW w:type="dxa" w:w="2886"/>
-            <w:tcBorders>
-              <w:top w:val="single" w:color="D9C3A8" w:sz="4"/>
-              <w:left w:val="single" w:color="D9C3A8" w:sz="4"/>
-              <w:bottom w:val="single" w:color="D9C3A8" w:sz="4"/>
-              <w:right w:val="single" w:color="D9C3A8" w:sz="4"/>
-            </w:tcBorders>
-            <w:shd w:fill="FFFFFF" w:color="auto" w:val="clear"/>
-            <w:tcMar>
-              <w:top w:type="dxa" w:w="50"/>
-              <w:left w:type="dxa" w:w="80"/>
-              <w:bottom w:type="dxa" w:w="50"/>
-              <w:right w:type="dxa" w:w="80"/>
-            </w:tcMar>
-          </w:tcPr>
-          <w:p>
-            <w:r>
-              <w:rPr>
-                <w:sz w:val="19"/>
-                <w:szCs w:val="19"/>
-              </w:rPr>
-              <w:t xml:space="preserve">Hierro medido por lote y publicado en la app. Hoy, sin el primer informe, estaría en 4 [POR CONFIRMAR]</w:t>
-            </w:r>
-          </w:p>
-        </w:tc>
-        <w:tc>
-          <w:tcPr>
-            <w:tcW w:type="dxa" w:w="2453"/>
+            <w:tcW w:type="dxa" w:w="2361"/>
+            <w:tcBorders>
+              <w:top w:val="single" w:color="D9C3A8" w:sz="4"/>
+              <w:left w:val="single" w:color="D9C3A8" w:sz="4"/>
+              <w:bottom w:val="single" w:color="D9C3A8" w:sz="4"/>
+              <w:right w:val="single" w:color="D9C3A8" w:sz="4"/>
+            </w:tcBorders>
+            <w:shd w:fill="FFFFFF" w:color="auto" w:val="clear"/>
+            <w:tcMar>
+              <w:top w:type="dxa" w:w="50"/>
+              <w:left w:type="dxa" w:w="80"/>
+              <w:bottom w:type="dxa" w:w="50"/>
+              <w:right w:type="dxa" w:w="80"/>
+            </w:tcMar>
+          </w:tcPr>
+          <w:p>
+            <w:r>
+              <w:rPr>
+                <w:sz w:val="19"/>
+                <w:szCs w:val="19"/>
+              </w:rPr>
+              <w:t xml:space="preserve">S/4.16 a 4.65 (punto en S/4.48, pack de 6 por WhatsApp)</w:t>
+            </w:r>
+          </w:p>
+        </w:tc>
+        <w:tc>
+          <w:tcPr>
+            <w:tcW w:type="dxa" w:w="1075"/>
+            <w:tcBorders>
+              <w:top w:val="single" w:color="D9C3A8" w:sz="4"/>
+              <w:left w:val="single" w:color="D9C3A8" w:sz="4"/>
+              <w:bottom w:val="single" w:color="D9C3A8" w:sz="4"/>
+              <w:right w:val="single" w:color="D9C3A8" w:sz="4"/>
+            </w:tcBorders>
+            <w:shd w:fill="FFFFFF" w:color="auto" w:val="clear"/>
+            <w:tcMar>
+              <w:top w:type="dxa" w:w="50"/>
+              <w:left w:type="dxa" w:w="80"/>
+              <w:bottom w:type="dxa" w:w="50"/>
+              <w:right w:type="dxa" w:w="80"/>
+            </w:tcMar>
+          </w:tcPr>
+          <w:p>
+            <w:r>
+              <w:rPr>
+                <w:sz w:val="19"/>
+                <w:szCs w:val="19"/>
+              </w:rPr>
+              <w:t xml:space="preserve">Hoy 4; meta 5</w:t>
+            </w:r>
+          </w:p>
+        </w:tc>
+        <w:tc>
+          <w:tcPr>
+            <w:tcW w:type="dxa" w:w="2576"/>
+            <w:tcBorders>
+              <w:top w:val="single" w:color="D9C3A8" w:sz="4"/>
+              <w:left w:val="single" w:color="D9C3A8" w:sz="4"/>
+              <w:bottom w:val="single" w:color="D9C3A8" w:sz="4"/>
+              <w:right w:val="single" w:color="D9C3A8" w:sz="4"/>
+            </w:tcBorders>
+            <w:shd w:fill="FFFFFF" w:color="auto" w:val="clear"/>
+            <w:tcMar>
+              <w:top w:type="dxa" w:w="50"/>
+              <w:left w:type="dxa" w:w="80"/>
+              <w:bottom w:type="dxa" w:w="50"/>
+              <w:right w:type="dxa" w:w="80"/>
+            </w:tcMar>
+          </w:tcPr>
+          <w:p>
+            <w:r>
+              <w:rPr>
+                <w:sz w:val="19"/>
+                <w:szCs w:val="19"/>
+              </w:rPr>
+              <w:t xml:space="preserve">Hoy solo tiene el cálculo de hierro (unos 1.9 mg por brownie), sin informe de laboratorio [POR CONFIRMAR]. Con el primer informe publicado en la app pasa a 5</w:t>
+            </w:r>
+          </w:p>
+        </w:tc>
+        <w:tc>
+          <w:tcPr>
+            <w:tcW w:type="dxa" w:w="2189"/>
             <w:tcBorders>
               <w:top w:val="single" w:color="D9C3A8" w:sz="4"/>
               <w:left w:val="single" w:color="D9C3A8" w:sz="4"/>
@@ -3287,7 +3965,7 @@
         </w:trPr>
         <w:tc>
           <w:tcPr>
-            <w:tcW w:type="dxa" w:w="1299"/>
+            <w:tcW w:type="dxa" w:w="1159"/>
             <w:tcBorders>
               <w:top w:val="single" w:color="D9C3A8" w:sz="4"/>
               <w:left w:val="single" w:color="D9C3A8" w:sz="4"/>
@@ -3314,7 +3992,7 @@
         </w:tc>
         <w:tc>
           <w:tcPr>
-            <w:tcW w:type="dxa" w:w="1636"/>
+            <w:tcW w:type="dxa" w:w="2361"/>
             <w:tcBorders>
               <w:top w:val="single" w:color="D9C3A8" w:sz="4"/>
               <w:left w:val="single" w:color="D9C3A8" w:sz="4"/>
@@ -3341,7 +4019,7 @@
         </w:tc>
         <w:tc>
           <w:tcPr>
-            <w:tcW w:type="dxa" w:w="1086"/>
+            <w:tcW w:type="dxa" w:w="1075"/>
             <w:tcBorders>
               <w:top w:val="single" w:color="D9C3A8" w:sz="4"/>
               <w:left w:val="single" w:color="D9C3A8" w:sz="4"/>
@@ -3368,7 +4046,7 @@
         </w:tc>
         <w:tc>
           <w:tcPr>
-            <w:tcW w:type="dxa" w:w="2886"/>
+            <w:tcW w:type="dxa" w:w="2576"/>
             <w:tcBorders>
               <w:top w:val="single" w:color="D9C3A8" w:sz="4"/>
               <w:left w:val="single" w:color="D9C3A8" w:sz="4"/>
@@ -3395,7 +4073,7 @@
         </w:tc>
         <w:tc>
           <w:tcPr>
-            <w:tcW w:type="dxa" w:w="2453"/>
+            <w:tcW w:type="dxa" w:w="2189"/>
             <w:tcBorders>
               <w:top w:val="single" w:color="D9C3A8" w:sz="4"/>
               <w:left w:val="single" w:color="D9C3A8" w:sz="4"/>
@@ -3427,136 +4105,136 @@
         </w:trPr>
         <w:tc>
           <w:tcPr>
-            <w:tcW w:type="dxa" w:w="1299"/>
-            <w:tcBorders>
-              <w:top w:val="single" w:color="D9C3A8" w:sz="4"/>
-              <w:left w:val="single" w:color="D9C3A8" w:sz="4"/>
-              <w:bottom w:val="single" w:color="D9C3A8" w:sz="4"/>
-              <w:right w:val="single" w:color="D9C3A8" w:sz="4"/>
-            </w:tcBorders>
-            <w:shd w:fill="FFFFFF" w:color="auto" w:val="clear"/>
-            <w:tcMar>
-              <w:top w:type="dxa" w:w="50"/>
-              <w:left w:type="dxa" w:w="80"/>
-              <w:bottom w:type="dxa" w:w="50"/>
-              <w:right w:type="dxa" w:w="80"/>
-            </w:tcMar>
-          </w:tcPr>
-          <w:p>
-            <w:r>
-              <w:rPr>
-                <w:sz w:val="19"/>
-                <w:szCs w:val="19"/>
-              </w:rPr>
-              <w:t xml:space="preserve">Fika</w:t>
-            </w:r>
-          </w:p>
-        </w:tc>
-        <w:tc>
-          <w:tcPr>
-            <w:tcW w:type="dxa" w:w="1636"/>
-            <w:tcBorders>
-              <w:top w:val="single" w:color="D9C3A8" w:sz="4"/>
-              <w:left w:val="single" w:color="D9C3A8" w:sz="4"/>
-              <w:bottom w:val="single" w:color="D9C3A8" w:sz="4"/>
-              <w:right w:val="single" w:color="D9C3A8" w:sz="4"/>
-            </w:tcBorders>
-            <w:shd w:fill="FFFFFF" w:color="auto" w:val="clear"/>
-            <w:tcMar>
-              <w:top w:type="dxa" w:w="50"/>
-              <w:left w:type="dxa" w:w="80"/>
-              <w:bottom w:type="dxa" w:w="50"/>
-              <w:right w:type="dxa" w:w="80"/>
-            </w:tcMar>
-          </w:tcPr>
-          <w:p>
-            <w:r>
-              <w:rPr>
-                <w:sz w:val="19"/>
-                <w:szCs w:val="19"/>
-              </w:rPr>
-              <w:t xml:space="preserve">S/4.00</w:t>
-            </w:r>
-          </w:p>
-        </w:tc>
-        <w:tc>
-          <w:tcPr>
-            <w:tcW w:type="dxa" w:w="1086"/>
-            <w:tcBorders>
-              <w:top w:val="single" w:color="D9C3A8" w:sz="4"/>
-              <w:left w:val="single" w:color="D9C3A8" w:sz="4"/>
-              <w:bottom w:val="single" w:color="D9C3A8" w:sz="4"/>
-              <w:right w:val="single" w:color="D9C3A8" w:sz="4"/>
-            </w:tcBorders>
-            <w:shd w:fill="FFFFFF" w:color="auto" w:val="clear"/>
-            <w:tcMar>
-              <w:top w:type="dxa" w:w="50"/>
-              <w:left w:type="dxa" w:w="80"/>
-              <w:bottom w:type="dxa" w:w="50"/>
-              <w:right w:type="dxa" w:w="80"/>
-            </w:tcMar>
-          </w:tcPr>
-          <w:p>
-            <w:r>
-              <w:rPr>
-                <w:sz w:val="19"/>
-                <w:szCs w:val="19"/>
-              </w:rPr>
-              <w:t xml:space="preserve">3</w:t>
-            </w:r>
-          </w:p>
-        </w:tc>
-        <w:tc>
-          <w:tcPr>
-            <w:tcW w:type="dxa" w:w="2886"/>
-            <w:tcBorders>
-              <w:top w:val="single" w:color="D9C3A8" w:sz="4"/>
-              <w:left w:val="single" w:color="D9C3A8" w:sz="4"/>
-              <w:bottom w:val="single" w:color="D9C3A8" w:sz="4"/>
-              <w:right w:val="single" w:color="D9C3A8" w:sz="4"/>
-            </w:tcBorders>
-            <w:shd w:fill="FFFFFF" w:color="auto" w:val="clear"/>
-            <w:tcMar>
-              <w:top w:type="dxa" w:w="50"/>
-              <w:left w:type="dxa" w:w="80"/>
-              <w:bottom w:type="dxa" w:w="50"/>
-              <w:right w:type="dxa" w:w="80"/>
-            </w:tcMar>
-          </w:tcPr>
-          <w:p>
-            <w:r>
-              <w:rPr>
-                <w:sz w:val="19"/>
-                <w:szCs w:val="19"/>
-              </w:rPr>
-              <w:t xml:space="preserve">Bajo en azúcar, sin gluten y sin octógonos; no promete un nutriente funcional</w:t>
-            </w:r>
-          </w:p>
-        </w:tc>
-        <w:tc>
-          <w:tcPr>
-            <w:tcW w:type="dxa" w:w="2453"/>
-            <w:tcBorders>
-              <w:top w:val="single" w:color="D9C3A8" w:sz="4"/>
-              <w:left w:val="single" w:color="D9C3A8" w:sz="4"/>
-              <w:bottom w:val="single" w:color="D9C3A8" w:sz="4"/>
-              <w:right w:val="single" w:color="D9C3A8" w:sz="4"/>
-            </w:tcBorders>
-            <w:shd w:fill="FFFFFF" w:color="auto" w:val="clear"/>
-            <w:tcMar>
-              <w:top w:type="dxa" w:w="50"/>
-              <w:left w:type="dxa" w:w="80"/>
-              <w:bottom w:type="dxa" w:w="50"/>
-              <w:right w:type="dxa" w:w="80"/>
-            </w:tcMar>
-          </w:tcPr>
-          <w:p>
-            <w:r>
-              <w:rPr>
-                <w:sz w:val="19"/>
-                <w:szCs w:val="19"/>
-              </w:rPr>
-              <w:t xml:space="preserve">Precio alto, evidencia media</w:t>
+            <w:tcW w:type="dxa" w:w="1159"/>
+            <w:tcBorders>
+              <w:top w:val="single" w:color="D9C3A8" w:sz="4"/>
+              <w:left w:val="single" w:color="D9C3A8" w:sz="4"/>
+              <w:bottom w:val="single" w:color="D9C3A8" w:sz="4"/>
+              <w:right w:val="single" w:color="D9C3A8" w:sz="4"/>
+            </w:tcBorders>
+            <w:shd w:fill="FFFFFF" w:color="auto" w:val="clear"/>
+            <w:tcMar>
+              <w:top w:type="dxa" w:w="50"/>
+              <w:left w:type="dxa" w:w="80"/>
+              <w:bottom w:type="dxa" w:w="50"/>
+              <w:right w:type="dxa" w:w="80"/>
+            </w:tcMar>
+          </w:tcPr>
+          <w:p>
+            <w:r>
+              <w:rPr>
+                <w:sz w:val="19"/>
+                <w:szCs w:val="19"/>
+              </w:rPr>
+              <w:t xml:space="preserve">Forticao</w:t>
+            </w:r>
+          </w:p>
+        </w:tc>
+        <w:tc>
+          <w:tcPr>
+            <w:tcW w:type="dxa" w:w="2361"/>
+            <w:tcBorders>
+              <w:top w:val="single" w:color="D9C3A8" w:sz="4"/>
+              <w:left w:val="single" w:color="D9C3A8" w:sz="4"/>
+              <w:bottom w:val="single" w:color="D9C3A8" w:sz="4"/>
+              <w:right w:val="single" w:color="D9C3A8" w:sz="4"/>
+            </w:tcBorders>
+            <w:shd w:fill="FFFFFF" w:color="auto" w:val="clear"/>
+            <w:tcMar>
+              <w:top w:type="dxa" w:w="50"/>
+              <w:left w:type="dxa" w:w="80"/>
+              <w:bottom w:type="dxa" w:w="50"/>
+              <w:right w:type="dxa" w:w="80"/>
+            </w:tcMar>
+          </w:tcPr>
+          <w:p>
+            <w:r>
+              <w:rPr>
+                <w:sz w:val="19"/>
+                <w:szCs w:val="19"/>
+              </w:rPr>
+              <w:t xml:space="preserve">S/3.50 a 4.17 (punto en S/3.83) [POR CONFIRMAR el peso]</w:t>
+            </w:r>
+          </w:p>
+        </w:tc>
+        <w:tc>
+          <w:tcPr>
+            <w:tcW w:type="dxa" w:w="1075"/>
+            <w:tcBorders>
+              <w:top w:val="single" w:color="D9C3A8" w:sz="4"/>
+              <w:left w:val="single" w:color="D9C3A8" w:sz="4"/>
+              <w:bottom w:val="single" w:color="D9C3A8" w:sz="4"/>
+              <w:right w:val="single" w:color="D9C3A8" w:sz="4"/>
+            </w:tcBorders>
+            <w:shd w:fill="FFFFFF" w:color="auto" w:val="clear"/>
+            <w:tcMar>
+              <w:top w:type="dxa" w:w="50"/>
+              <w:left w:type="dxa" w:w="80"/>
+              <w:bottom w:type="dxa" w:w="50"/>
+              <w:right w:type="dxa" w:w="80"/>
+            </w:tcMar>
+          </w:tcPr>
+          <w:p>
+            <w:r>
+              <w:rPr>
+                <w:sz w:val="19"/>
+                <w:szCs w:val="19"/>
+              </w:rPr>
+              <w:t xml:space="preserve">2</w:t>
+            </w:r>
+          </w:p>
+        </w:tc>
+        <w:tc>
+          <w:tcPr>
+            <w:tcW w:type="dxa" w:w="2576"/>
+            <w:tcBorders>
+              <w:top w:val="single" w:color="D9C3A8" w:sz="4"/>
+              <w:left w:val="single" w:color="D9C3A8" w:sz="4"/>
+              <w:bottom w:val="single" w:color="D9C3A8" w:sz="4"/>
+              <w:right w:val="single" w:color="D9C3A8" w:sz="4"/>
+            </w:tcBorders>
+            <w:shd w:fill="FFFFFF" w:color="auto" w:val="clear"/>
+            <w:tcMar>
+              <w:top w:type="dxa" w:w="50"/>
+              <w:left w:type="dxa" w:w="80"/>
+              <w:bottom w:type="dxa" w:w="50"/>
+              <w:right w:type="dxa" w:w="80"/>
+            </w:tcMar>
+          </w:tcPr>
+          <w:p>
+            <w:r>
+              <w:rPr>
+                <w:sz w:val="19"/>
+                <w:szCs w:val="19"/>
+              </w:rPr>
+              <w:t xml:space="preserve">Dice "hierro hemínico", pero su web no publica los mg por porción. Si el empaque los declara, sube a 4 [POR CONFIRMAR en el empaque]</w:t>
+            </w:r>
+          </w:p>
+        </w:tc>
+        <w:tc>
+          <w:tcPr>
+            <w:tcW w:type="dxa" w:w="2189"/>
+            <w:tcBorders>
+              <w:top w:val="single" w:color="D9C3A8" w:sz="4"/>
+              <w:left w:val="single" w:color="D9C3A8" w:sz="4"/>
+              <w:bottom w:val="single" w:color="D9C3A8" w:sz="4"/>
+              <w:right w:val="single" w:color="D9C3A8" w:sz="4"/>
+            </w:tcBorders>
+            <w:shd w:fill="FFFFFF" w:color="auto" w:val="clear"/>
+            <w:tcMar>
+              <w:top w:type="dxa" w:w="50"/>
+              <w:left w:type="dxa" w:w="80"/>
+              <w:bottom w:type="dxa" w:w="50"/>
+              <w:right w:type="dxa" w:w="80"/>
+            </w:tcMar>
+          </w:tcPr>
+          <w:p>
+            <w:r>
+              <w:rPr>
+                <w:sz w:val="19"/>
+                <w:szCs w:val="19"/>
+              </w:rPr>
+              <w:t xml:space="preserve">Precio alto, evidencia baja</w:t>
             </w:r>
           </w:p>
         </w:tc>
@@ -3567,136 +4245,136 @@
         </w:trPr>
         <w:tc>
           <w:tcPr>
-            <w:tcW w:type="dxa" w:w="1299"/>
-            <w:tcBorders>
-              <w:top w:val="single" w:color="D9C3A8" w:sz="4"/>
-              <w:left w:val="single" w:color="D9C3A8" w:sz="4"/>
-              <w:bottom w:val="single" w:color="D9C3A8" w:sz="4"/>
-              <w:right w:val="single" w:color="D9C3A8" w:sz="4"/>
-            </w:tcBorders>
-            <w:shd w:fill="F7ECDA" w:color="auto" w:val="clear"/>
-            <w:tcMar>
-              <w:top w:type="dxa" w:w="50"/>
-              <w:left w:type="dxa" w:w="80"/>
-              <w:bottom w:type="dxa" w:w="50"/>
-              <w:right w:type="dxa" w:w="80"/>
-            </w:tcMar>
-          </w:tcPr>
-          <w:p>
-            <w:r>
-              <w:rPr>
-                <w:sz w:val="19"/>
-                <w:szCs w:val="19"/>
-              </w:rPr>
-              <w:t xml:space="preserve">Mamalama</w:t>
-            </w:r>
-          </w:p>
-        </w:tc>
-        <w:tc>
-          <w:tcPr>
-            <w:tcW w:type="dxa" w:w="1636"/>
-            <w:tcBorders>
-              <w:top w:val="single" w:color="D9C3A8" w:sz="4"/>
-              <w:left w:val="single" w:color="D9C3A8" w:sz="4"/>
-              <w:bottom w:val="single" w:color="D9C3A8" w:sz="4"/>
-              <w:right w:val="single" w:color="D9C3A8" w:sz="4"/>
-            </w:tcBorders>
-            <w:shd w:fill="F7ECDA" w:color="auto" w:val="clear"/>
-            <w:tcMar>
-              <w:top w:type="dxa" w:w="50"/>
-              <w:left w:type="dxa" w:w="80"/>
-              <w:bottom w:type="dxa" w:w="50"/>
-              <w:right w:type="dxa" w:w="80"/>
-            </w:tcMar>
-          </w:tcPr>
-          <w:p>
-            <w:r>
-              <w:rPr>
-                <w:sz w:val="19"/>
-                <w:szCs w:val="19"/>
-              </w:rPr>
-              <w:t xml:space="preserve">S/4.10</w:t>
-            </w:r>
-          </w:p>
-        </w:tc>
-        <w:tc>
-          <w:tcPr>
-            <w:tcW w:type="dxa" w:w="1086"/>
-            <w:tcBorders>
-              <w:top w:val="single" w:color="D9C3A8" w:sz="4"/>
-              <w:left w:val="single" w:color="D9C3A8" w:sz="4"/>
-              <w:bottom w:val="single" w:color="D9C3A8" w:sz="4"/>
-              <w:right w:val="single" w:color="D9C3A8" w:sz="4"/>
-            </w:tcBorders>
-            <w:shd w:fill="F7ECDA" w:color="auto" w:val="clear"/>
-            <w:tcMar>
-              <w:top w:type="dxa" w:w="50"/>
-              <w:left w:type="dxa" w:w="80"/>
-              <w:bottom w:type="dxa" w:w="50"/>
-              <w:right w:type="dxa" w:w="80"/>
-            </w:tcMar>
-          </w:tcPr>
-          <w:p>
-            <w:r>
-              <w:rPr>
-                <w:sz w:val="19"/>
-                <w:szCs w:val="19"/>
-              </w:rPr>
-              <w:t xml:space="preserve">2</w:t>
-            </w:r>
-          </w:p>
-        </w:tc>
-        <w:tc>
-          <w:tcPr>
-            <w:tcW w:type="dxa" w:w="2886"/>
-            <w:tcBorders>
-              <w:top w:val="single" w:color="D9C3A8" w:sz="4"/>
-              <w:left w:val="single" w:color="D9C3A8" w:sz="4"/>
-              <w:bottom w:val="single" w:color="D9C3A8" w:sz="4"/>
-              <w:right w:val="single" w:color="D9C3A8" w:sz="4"/>
-            </w:tcBorders>
-            <w:shd w:fill="F7ECDA" w:color="auto" w:val="clear"/>
-            <w:tcMar>
-              <w:top w:type="dxa" w:w="50"/>
-              <w:left w:type="dxa" w:w="80"/>
-              <w:bottom w:type="dxa" w:w="50"/>
-              <w:right w:type="dxa" w:w="80"/>
-            </w:tcMar>
-          </w:tcPr>
-          <w:p>
-            <w:r>
-              <w:rPr>
-                <w:sz w:val="19"/>
-                <w:szCs w:val="19"/>
-              </w:rPr>
-              <w:t xml:space="preserve">"Energética" y maca, sin cifra que el padre pueda usar</w:t>
-            </w:r>
-          </w:p>
-        </w:tc>
-        <w:tc>
-          <w:tcPr>
-            <w:tcW w:type="dxa" w:w="2453"/>
-            <w:tcBorders>
-              <w:top w:val="single" w:color="D9C3A8" w:sz="4"/>
-              <w:left w:val="single" w:color="D9C3A8" w:sz="4"/>
-              <w:bottom w:val="single" w:color="D9C3A8" w:sz="4"/>
-              <w:right w:val="single" w:color="D9C3A8" w:sz="4"/>
-            </w:tcBorders>
-            <w:shd w:fill="F7ECDA" w:color="auto" w:val="clear"/>
-            <w:tcMar>
-              <w:top w:type="dxa" w:w="50"/>
-              <w:left w:type="dxa" w:w="80"/>
-              <w:bottom w:type="dxa" w:w="50"/>
-              <w:right w:type="dxa" w:w="80"/>
-            </w:tcMar>
-          </w:tcPr>
-          <w:p>
-            <w:r>
-              <w:rPr>
-                <w:sz w:val="19"/>
-                <w:szCs w:val="19"/>
-              </w:rPr>
-              <w:t xml:space="preserve">Precio alto, evidencia baja</w:t>
+            <w:tcW w:type="dxa" w:w="1159"/>
+            <w:tcBorders>
+              <w:top w:val="single" w:color="D9C3A8" w:sz="4"/>
+              <w:left w:val="single" w:color="D9C3A8" w:sz="4"/>
+              <w:bottom w:val="single" w:color="D9C3A8" w:sz="4"/>
+              <w:right w:val="single" w:color="D9C3A8" w:sz="4"/>
+            </w:tcBorders>
+            <w:shd w:fill="F7ECDA" w:color="auto" w:val="clear"/>
+            <w:tcMar>
+              <w:top w:type="dxa" w:w="50"/>
+              <w:left w:type="dxa" w:w="80"/>
+              <w:bottom w:type="dxa" w:w="50"/>
+              <w:right w:type="dxa" w:w="80"/>
+            </w:tcMar>
+          </w:tcPr>
+          <w:p>
+            <w:r>
+              <w:rPr>
+                <w:sz w:val="19"/>
+                <w:szCs w:val="19"/>
+              </w:rPr>
+              <w:t xml:space="preserve">Fika</w:t>
+            </w:r>
+          </w:p>
+        </w:tc>
+        <w:tc>
+          <w:tcPr>
+            <w:tcW w:type="dxa" w:w="2361"/>
+            <w:tcBorders>
+              <w:top w:val="single" w:color="D9C3A8" w:sz="4"/>
+              <w:left w:val="single" w:color="D9C3A8" w:sz="4"/>
+              <w:bottom w:val="single" w:color="D9C3A8" w:sz="4"/>
+              <w:right w:val="single" w:color="D9C3A8" w:sz="4"/>
+            </w:tcBorders>
+            <w:shd w:fill="F7ECDA" w:color="auto" w:val="clear"/>
+            <w:tcMar>
+              <w:top w:type="dxa" w:w="50"/>
+              <w:left w:type="dxa" w:w="80"/>
+              <w:bottom w:type="dxa" w:w="50"/>
+              <w:right w:type="dxa" w:w="80"/>
+            </w:tcMar>
+          </w:tcPr>
+          <w:p>
+            <w:r>
+              <w:rPr>
+                <w:sz w:val="19"/>
+                <w:szCs w:val="19"/>
+              </w:rPr>
+              <w:t xml:space="preserve">S/4.00</w:t>
+            </w:r>
+          </w:p>
+        </w:tc>
+        <w:tc>
+          <w:tcPr>
+            <w:tcW w:type="dxa" w:w="1075"/>
+            <w:tcBorders>
+              <w:top w:val="single" w:color="D9C3A8" w:sz="4"/>
+              <w:left w:val="single" w:color="D9C3A8" w:sz="4"/>
+              <w:bottom w:val="single" w:color="D9C3A8" w:sz="4"/>
+              <w:right w:val="single" w:color="D9C3A8" w:sz="4"/>
+            </w:tcBorders>
+            <w:shd w:fill="F7ECDA" w:color="auto" w:val="clear"/>
+            <w:tcMar>
+              <w:top w:type="dxa" w:w="50"/>
+              <w:left w:type="dxa" w:w="80"/>
+              <w:bottom w:type="dxa" w:w="50"/>
+              <w:right w:type="dxa" w:w="80"/>
+            </w:tcMar>
+          </w:tcPr>
+          <w:p>
+            <w:r>
+              <w:rPr>
+                <w:sz w:val="19"/>
+                <w:szCs w:val="19"/>
+              </w:rPr>
+              <w:t xml:space="preserve">3</w:t>
+            </w:r>
+          </w:p>
+        </w:tc>
+        <w:tc>
+          <w:tcPr>
+            <w:tcW w:type="dxa" w:w="2576"/>
+            <w:tcBorders>
+              <w:top w:val="single" w:color="D9C3A8" w:sz="4"/>
+              <w:left w:val="single" w:color="D9C3A8" w:sz="4"/>
+              <w:bottom w:val="single" w:color="D9C3A8" w:sz="4"/>
+              <w:right w:val="single" w:color="D9C3A8" w:sz="4"/>
+            </w:tcBorders>
+            <w:shd w:fill="F7ECDA" w:color="auto" w:val="clear"/>
+            <w:tcMar>
+              <w:top w:type="dxa" w:w="50"/>
+              <w:left w:type="dxa" w:w="80"/>
+              <w:bottom w:type="dxa" w:w="50"/>
+              <w:right w:type="dxa" w:w="80"/>
+            </w:tcMar>
+          </w:tcPr>
+          <w:p>
+            <w:r>
+              <w:rPr>
+                <w:sz w:val="19"/>
+                <w:szCs w:val="19"/>
+              </w:rPr>
+              <w:t xml:space="preserve">Libre de azúcar y sin octógonos; no promete un nutriente funcional</w:t>
+            </w:r>
+          </w:p>
+        </w:tc>
+        <w:tc>
+          <w:tcPr>
+            <w:tcW w:type="dxa" w:w="2189"/>
+            <w:tcBorders>
+              <w:top w:val="single" w:color="D9C3A8" w:sz="4"/>
+              <w:left w:val="single" w:color="D9C3A8" w:sz="4"/>
+              <w:bottom w:val="single" w:color="D9C3A8" w:sz="4"/>
+              <w:right w:val="single" w:color="D9C3A8" w:sz="4"/>
+            </w:tcBorders>
+            <w:shd w:fill="F7ECDA" w:color="auto" w:val="clear"/>
+            <w:tcMar>
+              <w:top w:type="dxa" w:w="50"/>
+              <w:left w:type="dxa" w:w="80"/>
+              <w:bottom w:type="dxa" w:w="50"/>
+              <w:right w:type="dxa" w:w="80"/>
+            </w:tcMar>
+          </w:tcPr>
+          <w:p>
+            <w:r>
+              <w:rPr>
+                <w:sz w:val="19"/>
+                <w:szCs w:val="19"/>
+              </w:rPr>
+              <w:t xml:space="preserve">Precio alto, evidencia media</w:t>
             </w:r>
           </w:p>
         </w:tc>
@@ -3707,136 +4385,136 @@
         </w:trPr>
         <w:tc>
           <w:tcPr>
-            <w:tcW w:type="dxa" w:w="1299"/>
-            <w:tcBorders>
-              <w:top w:val="single" w:color="D9C3A8" w:sz="4"/>
-              <w:left w:val="single" w:color="D9C3A8" w:sz="4"/>
-              <w:bottom w:val="single" w:color="D9C3A8" w:sz="4"/>
-              <w:right w:val="single" w:color="D9C3A8" w:sz="4"/>
-            </w:tcBorders>
-            <w:shd w:fill="FFFFFF" w:color="auto" w:val="clear"/>
-            <w:tcMar>
-              <w:top w:type="dxa" w:w="50"/>
-              <w:left w:type="dxa" w:w="80"/>
-              <w:bottom w:type="dxa" w:w="50"/>
-              <w:right w:type="dxa" w:w="80"/>
-            </w:tcMar>
-          </w:tcPr>
-          <w:p>
-            <w:r>
-              <w:rPr>
-                <w:sz w:val="19"/>
-                <w:szCs w:val="19"/>
-              </w:rPr>
-              <w:t xml:space="preserve">Siete Dragones (referencia)</w:t>
-            </w:r>
-          </w:p>
-        </w:tc>
-        <w:tc>
-          <w:tcPr>
-            <w:tcW w:type="dxa" w:w="1636"/>
-            <w:tcBorders>
-              <w:top w:val="single" w:color="D9C3A8" w:sz="4"/>
-              <w:left w:val="single" w:color="D9C3A8" w:sz="4"/>
-              <w:bottom w:val="single" w:color="D9C3A8" w:sz="4"/>
-              <w:right w:val="single" w:color="D9C3A8" w:sz="4"/>
-            </w:tcBorders>
-            <w:shd w:fill="FFFFFF" w:color="auto" w:val="clear"/>
-            <w:tcMar>
-              <w:top w:type="dxa" w:w="50"/>
-              <w:left w:type="dxa" w:w="80"/>
-              <w:bottom w:type="dxa" w:w="50"/>
-              <w:right w:type="dxa" w:w="80"/>
-            </w:tcMar>
-          </w:tcPr>
-          <w:p>
-            <w:r>
-              <w:rPr>
-                <w:sz w:val="19"/>
-                <w:szCs w:val="19"/>
-              </w:rPr>
-              <w:t xml:space="preserve">S/3.01</w:t>
-            </w:r>
-          </w:p>
-        </w:tc>
-        <w:tc>
-          <w:tcPr>
-            <w:tcW w:type="dxa" w:w="1086"/>
-            <w:tcBorders>
-              <w:top w:val="single" w:color="D9C3A8" w:sz="4"/>
-              <w:left w:val="single" w:color="D9C3A8" w:sz="4"/>
-              <w:bottom w:val="single" w:color="D9C3A8" w:sz="4"/>
-              <w:right w:val="single" w:color="D9C3A8" w:sz="4"/>
-            </w:tcBorders>
-            <w:shd w:fill="FFFFFF" w:color="auto" w:val="clear"/>
-            <w:tcMar>
-              <w:top w:type="dxa" w:w="50"/>
-              <w:left w:type="dxa" w:w="80"/>
-              <w:bottom w:type="dxa" w:w="50"/>
-              <w:right w:type="dxa" w:w="80"/>
-            </w:tcMar>
-          </w:tcPr>
-          <w:p>
-            <w:r>
-              <w:rPr>
-                <w:sz w:val="19"/>
-                <w:szCs w:val="19"/>
-              </w:rPr>
-              <w:t xml:space="preserve">2</w:t>
-            </w:r>
-          </w:p>
-        </w:tc>
-        <w:tc>
-          <w:tcPr>
-            <w:tcW w:type="dxa" w:w="2886"/>
-            <w:tcBorders>
-              <w:top w:val="single" w:color="D9C3A8" w:sz="4"/>
-              <w:left w:val="single" w:color="D9C3A8" w:sz="4"/>
-              <w:bottom w:val="single" w:color="D9C3A8" w:sz="4"/>
-              <w:right w:val="single" w:color="D9C3A8" w:sz="4"/>
-            </w:tcBorders>
-            <w:shd w:fill="FFFFFF" w:color="auto" w:val="clear"/>
-            <w:tcMar>
-              <w:top w:type="dxa" w:w="50"/>
-              <w:left w:type="dxa" w:w="80"/>
-              <w:bottom w:type="dxa" w:w="50"/>
-              <w:right w:type="dxa" w:w="80"/>
-            </w:tcMar>
-          </w:tcPr>
-          <w:p>
-            <w:r>
-              <w:rPr>
-                <w:sz w:val="19"/>
-                <w:szCs w:val="19"/>
-              </w:rPr>
-              <w:t xml:space="preserve">Cañihua y nibs de cacao, sin cifra funcional destacada [POR CONFIRMAR]</w:t>
-            </w:r>
-          </w:p>
-        </w:tc>
-        <w:tc>
-          <w:tcPr>
-            <w:tcW w:type="dxa" w:w="2453"/>
-            <w:tcBorders>
-              <w:top w:val="single" w:color="D9C3A8" w:sz="4"/>
-              <w:left w:val="single" w:color="D9C3A8" w:sz="4"/>
-              <w:bottom w:val="single" w:color="D9C3A8" w:sz="4"/>
-              <w:right w:val="single" w:color="D9C3A8" w:sz="4"/>
-            </w:tcBorders>
-            <w:shd w:fill="FFFFFF" w:color="auto" w:val="clear"/>
-            <w:tcMar>
-              <w:top w:type="dxa" w:w="50"/>
-              <w:left w:type="dxa" w:w="80"/>
-              <w:bottom w:type="dxa" w:w="50"/>
-              <w:right w:type="dxa" w:w="80"/>
-            </w:tcMar>
-          </w:tcPr>
-          <w:p>
-            <w:r>
-              <w:rPr>
-                <w:sz w:val="19"/>
-                <w:szCs w:val="19"/>
-              </w:rPr>
-              <w:t xml:space="preserve">Borde de precio, evidencia baja</w:t>
+            <w:tcW w:type="dxa" w:w="1159"/>
+            <w:tcBorders>
+              <w:top w:val="single" w:color="D9C3A8" w:sz="4"/>
+              <w:left w:val="single" w:color="D9C3A8" w:sz="4"/>
+              <w:bottom w:val="single" w:color="D9C3A8" w:sz="4"/>
+              <w:right w:val="single" w:color="D9C3A8" w:sz="4"/>
+            </w:tcBorders>
+            <w:shd w:fill="FFFFFF" w:color="auto" w:val="clear"/>
+            <w:tcMar>
+              <w:top w:type="dxa" w:w="50"/>
+              <w:left w:type="dxa" w:w="80"/>
+              <w:bottom w:type="dxa" w:w="50"/>
+              <w:right w:type="dxa" w:w="80"/>
+            </w:tcMar>
+          </w:tcPr>
+          <w:p>
+            <w:r>
+              <w:rPr>
+                <w:sz w:val="19"/>
+                <w:szCs w:val="19"/>
+              </w:rPr>
+              <w:t xml:space="preserve">La Purita</w:t>
+            </w:r>
+          </w:p>
+        </w:tc>
+        <w:tc>
+          <w:tcPr>
+            <w:tcW w:type="dxa" w:w="2361"/>
+            <w:tcBorders>
+              <w:top w:val="single" w:color="D9C3A8" w:sz="4"/>
+              <w:left w:val="single" w:color="D9C3A8" w:sz="4"/>
+              <w:bottom w:val="single" w:color="D9C3A8" w:sz="4"/>
+              <w:right w:val="single" w:color="D9C3A8" w:sz="4"/>
+            </w:tcBorders>
+            <w:shd w:fill="FFFFFF" w:color="auto" w:val="clear"/>
+            <w:tcMar>
+              <w:top w:type="dxa" w:w="50"/>
+              <w:left w:type="dxa" w:w="80"/>
+              <w:bottom w:type="dxa" w:w="50"/>
+              <w:right w:type="dxa" w:w="80"/>
+            </w:tcMar>
+          </w:tcPr>
+          <w:p>
+            <w:r>
+              <w:rPr>
+                <w:sz w:val="19"/>
+                <w:szCs w:val="19"/>
+              </w:rPr>
+              <w:t xml:space="preserve">S/2.11 [POR CONFIRMAR el peso]</w:t>
+            </w:r>
+          </w:p>
+        </w:tc>
+        <w:tc>
+          <w:tcPr>
+            <w:tcW w:type="dxa" w:w="1075"/>
+            <w:tcBorders>
+              <w:top w:val="single" w:color="D9C3A8" w:sz="4"/>
+              <w:left w:val="single" w:color="D9C3A8" w:sz="4"/>
+              <w:bottom w:val="single" w:color="D9C3A8" w:sz="4"/>
+              <w:right w:val="single" w:color="D9C3A8" w:sz="4"/>
+            </w:tcBorders>
+            <w:shd w:fill="FFFFFF" w:color="auto" w:val="clear"/>
+            <w:tcMar>
+              <w:top w:type="dxa" w:w="50"/>
+              <w:left w:type="dxa" w:w="80"/>
+              <w:bottom w:type="dxa" w:w="50"/>
+              <w:right w:type="dxa" w:w="80"/>
+            </w:tcMar>
+          </w:tcPr>
+          <w:p>
+            <w:r>
+              <w:rPr>
+                <w:sz w:val="19"/>
+                <w:szCs w:val="19"/>
+              </w:rPr>
+              <w:t xml:space="preserve">3</w:t>
+            </w:r>
+          </w:p>
+        </w:tc>
+        <w:tc>
+          <w:tcPr>
+            <w:tcW w:type="dxa" w:w="2576"/>
+            <w:tcBorders>
+              <w:top w:val="single" w:color="D9C3A8" w:sz="4"/>
+              <w:left w:val="single" w:color="D9C3A8" w:sz="4"/>
+              <w:bottom w:val="single" w:color="D9C3A8" w:sz="4"/>
+              <w:right w:val="single" w:color="D9C3A8" w:sz="4"/>
+            </w:tcBorders>
+            <w:shd w:fill="FFFFFF" w:color="auto" w:val="clear"/>
+            <w:tcMar>
+              <w:top w:type="dxa" w:w="50"/>
+              <w:left w:type="dxa" w:w="80"/>
+              <w:bottom w:type="dxa" w:w="50"/>
+              <w:right w:type="dxa" w:w="80"/>
+            </w:tcMar>
+          </w:tcPr>
+          <w:p>
+            <w:r>
+              <w:rPr>
+                <w:sz w:val="19"/>
+                <w:szCs w:val="19"/>
+              </w:rPr>
+              <w:t xml:space="preserve">Vegana y sin aditivos. Su tabla dice "Hierro 5 %" del valor diario, pero no es su promesa ni lo destaca</w:t>
+            </w:r>
+          </w:p>
+        </w:tc>
+        <w:tc>
+          <w:tcPr>
+            <w:tcW w:type="dxa" w:w="2189"/>
+            <w:tcBorders>
+              <w:top w:val="single" w:color="D9C3A8" w:sz="4"/>
+              <w:left w:val="single" w:color="D9C3A8" w:sz="4"/>
+              <w:bottom w:val="single" w:color="D9C3A8" w:sz="4"/>
+              <w:right w:val="single" w:color="D9C3A8" w:sz="4"/>
+            </w:tcBorders>
+            <w:shd w:fill="FFFFFF" w:color="auto" w:val="clear"/>
+            <w:tcMar>
+              <w:top w:type="dxa" w:w="50"/>
+              <w:left w:type="dxa" w:w="80"/>
+              <w:bottom w:type="dxa" w:w="50"/>
+              <w:right w:type="dxa" w:w="80"/>
+            </w:tcMar>
+          </w:tcPr>
+          <w:p>
+            <w:r>
+              <w:rPr>
+                <w:sz w:val="19"/>
+                <w:szCs w:val="19"/>
+              </w:rPr>
+              <w:t xml:space="preserve">Precio bajo, evidencia media</w:t>
             </w:r>
           </w:p>
         </w:tc>
@@ -3847,14 +4525,154 @@
         </w:trPr>
         <w:tc>
           <w:tcPr>
-            <w:tcW w:type="dxa" w:w="1299"/>
-            <w:tcBorders>
-              <w:top w:val="single" w:color="D9C3A8" w:sz="4"/>
-              <w:left w:val="single" w:color="D9C3A8" w:sz="4"/>
-              <w:bottom w:val="single" w:color="D9C3A8" w:sz="4"/>
-              <w:right w:val="single" w:color="D9C3A8" w:sz="4"/>
-            </w:tcBorders>
-            <w:shd w:fill="F7ECDA" w:color="auto" w:val="clear"/>
+            <w:tcW w:type="dxa" w:w="1159"/>
+            <w:tcBorders>
+              <w:top w:val="single" w:color="D9C3A8" w:sz="4"/>
+              <w:left w:val="single" w:color="D9C3A8" w:sz="4"/>
+              <w:bottom w:val="single" w:color="D9C3A8" w:sz="4"/>
+              <w:right w:val="single" w:color="D9C3A8" w:sz="4"/>
+            </w:tcBorders>
+            <w:shd w:fill="F7ECDA" w:color="auto" w:val="clear"/>
+            <w:tcMar>
+              <w:top w:type="dxa" w:w="50"/>
+              <w:left w:type="dxa" w:w="80"/>
+              <w:bottom w:type="dxa" w:w="50"/>
+              <w:right w:type="dxa" w:w="80"/>
+            </w:tcMar>
+          </w:tcPr>
+          <w:p>
+            <w:r>
+              <w:rPr>
+                <w:sz w:val="19"/>
+                <w:szCs w:val="19"/>
+              </w:rPr>
+              <w:t xml:space="preserve">Mamalama</w:t>
+            </w:r>
+          </w:p>
+        </w:tc>
+        <w:tc>
+          <w:tcPr>
+            <w:tcW w:type="dxa" w:w="2361"/>
+            <w:tcBorders>
+              <w:top w:val="single" w:color="D9C3A8" w:sz="4"/>
+              <w:left w:val="single" w:color="D9C3A8" w:sz="4"/>
+              <w:bottom w:val="single" w:color="D9C3A8" w:sz="4"/>
+              <w:right w:val="single" w:color="D9C3A8" w:sz="4"/>
+            </w:tcBorders>
+            <w:shd w:fill="F7ECDA" w:color="auto" w:val="clear"/>
+            <w:tcMar>
+              <w:top w:type="dxa" w:w="50"/>
+              <w:left w:type="dxa" w:w="80"/>
+              <w:bottom w:type="dxa" w:w="50"/>
+              <w:right w:type="dxa" w:w="80"/>
+            </w:tcMar>
+          </w:tcPr>
+          <w:p>
+            <w:r>
+              <w:rPr>
+                <w:sz w:val="19"/>
+                <w:szCs w:val="19"/>
+              </w:rPr>
+              <w:t xml:space="preserve">S/4.10</w:t>
+            </w:r>
+          </w:p>
+        </w:tc>
+        <w:tc>
+          <w:tcPr>
+            <w:tcW w:type="dxa" w:w="1075"/>
+            <w:tcBorders>
+              <w:top w:val="single" w:color="D9C3A8" w:sz="4"/>
+              <w:left w:val="single" w:color="D9C3A8" w:sz="4"/>
+              <w:bottom w:val="single" w:color="D9C3A8" w:sz="4"/>
+              <w:right w:val="single" w:color="D9C3A8" w:sz="4"/>
+            </w:tcBorders>
+            <w:shd w:fill="F7ECDA" w:color="auto" w:val="clear"/>
+            <w:tcMar>
+              <w:top w:type="dxa" w:w="50"/>
+              <w:left w:type="dxa" w:w="80"/>
+              <w:bottom w:type="dxa" w:w="50"/>
+              <w:right w:type="dxa" w:w="80"/>
+            </w:tcMar>
+          </w:tcPr>
+          <w:p>
+            <w:r>
+              <w:rPr>
+                <w:sz w:val="19"/>
+                <w:szCs w:val="19"/>
+              </w:rPr>
+              <w:t xml:space="preserve">2</w:t>
+            </w:r>
+          </w:p>
+        </w:tc>
+        <w:tc>
+          <w:tcPr>
+            <w:tcW w:type="dxa" w:w="2576"/>
+            <w:tcBorders>
+              <w:top w:val="single" w:color="D9C3A8" w:sz="4"/>
+              <w:left w:val="single" w:color="D9C3A8" w:sz="4"/>
+              <w:bottom w:val="single" w:color="D9C3A8" w:sz="4"/>
+              <w:right w:val="single" w:color="D9C3A8" w:sz="4"/>
+            </w:tcBorders>
+            <w:shd w:fill="F7ECDA" w:color="auto" w:val="clear"/>
+            <w:tcMar>
+              <w:top w:type="dxa" w:w="50"/>
+              <w:left w:type="dxa" w:w="80"/>
+              <w:bottom w:type="dxa" w:w="50"/>
+              <w:right w:type="dxa" w:w="80"/>
+            </w:tcMar>
+          </w:tcPr>
+          <w:p>
+            <w:r>
+              <w:rPr>
+                <w:sz w:val="19"/>
+                <w:szCs w:val="19"/>
+              </w:rPr>
+              <w:t xml:space="preserve">"Energética" y maca, sin cifra que el padre pueda usar</w:t>
+            </w:r>
+          </w:p>
+        </w:tc>
+        <w:tc>
+          <w:tcPr>
+            <w:tcW w:type="dxa" w:w="2189"/>
+            <w:tcBorders>
+              <w:top w:val="single" w:color="D9C3A8" w:sz="4"/>
+              <w:left w:val="single" w:color="D9C3A8" w:sz="4"/>
+              <w:bottom w:val="single" w:color="D9C3A8" w:sz="4"/>
+              <w:right w:val="single" w:color="D9C3A8" w:sz="4"/>
+            </w:tcBorders>
+            <w:shd w:fill="F7ECDA" w:color="auto" w:val="clear"/>
+            <w:tcMar>
+              <w:top w:type="dxa" w:w="50"/>
+              <w:left w:type="dxa" w:w="80"/>
+              <w:bottom w:type="dxa" w:w="50"/>
+              <w:right w:type="dxa" w:w="80"/>
+            </w:tcMar>
+          </w:tcPr>
+          <w:p>
+            <w:r>
+              <w:rPr>
+                <w:sz w:val="19"/>
+                <w:szCs w:val="19"/>
+              </w:rPr>
+              <w:t xml:space="preserve">Precio alto, evidencia baja</w:t>
+            </w:r>
+          </w:p>
+        </w:tc>
+      </w:tr>
+      <w:tr>
+        <w:trPr>
+          <w:tblHeader w:val="false"/>
+        </w:trPr>
+        <w:tc>
+          <w:tcPr>
+            <w:tcW w:type="dxa" w:w="1159"/>
+            <w:tcBorders>
+              <w:top w:val="single" w:color="D9C3A8" w:sz="4"/>
+              <w:left w:val="single" w:color="D9C3A8" w:sz="4"/>
+              <w:bottom w:val="single" w:color="D9C3A8" w:sz="4"/>
+              <w:right w:val="single" w:color="D9C3A8" w:sz="4"/>
+            </w:tcBorders>
+            <w:shd w:fill="FFFFFF" w:color="auto" w:val="clear"/>
             <w:tcMar>
               <w:top w:type="dxa" w:w="50"/>
               <w:left w:type="dxa" w:w="80"/>
@@ -3874,14 +4692,14 @@
         </w:tc>
         <w:tc>
           <w:tcPr>
-            <w:tcW w:type="dxa" w:w="1636"/>
-            <w:tcBorders>
-              <w:top w:val="single" w:color="D9C3A8" w:sz="4"/>
-              <w:left w:val="single" w:color="D9C3A8" w:sz="4"/>
-              <w:bottom w:val="single" w:color="D9C3A8" w:sz="4"/>
-              <w:right w:val="single" w:color="D9C3A8" w:sz="4"/>
-            </w:tcBorders>
-            <w:shd w:fill="F7ECDA" w:color="auto" w:val="clear"/>
+            <w:tcW w:type="dxa" w:w="2361"/>
+            <w:tcBorders>
+              <w:top w:val="single" w:color="D9C3A8" w:sz="4"/>
+              <w:left w:val="single" w:color="D9C3A8" w:sz="4"/>
+              <w:bottom w:val="single" w:color="D9C3A8" w:sz="4"/>
+              <w:right w:val="single" w:color="D9C3A8" w:sz="4"/>
+            </w:tcBorders>
+            <w:shd w:fill="FFFFFF" w:color="auto" w:val="clear"/>
             <w:tcMar>
               <w:top w:type="dxa" w:w="50"/>
               <w:left w:type="dxa" w:w="80"/>
@@ -3901,14 +4719,14 @@
         </w:tc>
         <w:tc>
           <w:tcPr>
-            <w:tcW w:type="dxa" w:w="1086"/>
-            <w:tcBorders>
-              <w:top w:val="single" w:color="D9C3A8" w:sz="4"/>
-              <w:left w:val="single" w:color="D9C3A8" w:sz="4"/>
-              <w:bottom w:val="single" w:color="D9C3A8" w:sz="4"/>
-              <w:right w:val="single" w:color="D9C3A8" w:sz="4"/>
-            </w:tcBorders>
-            <w:shd w:fill="F7ECDA" w:color="auto" w:val="clear"/>
+            <w:tcW w:type="dxa" w:w="1075"/>
+            <w:tcBorders>
+              <w:top w:val="single" w:color="D9C3A8" w:sz="4"/>
+              <w:left w:val="single" w:color="D9C3A8" w:sz="4"/>
+              <w:bottom w:val="single" w:color="D9C3A8" w:sz="4"/>
+              <w:right w:val="single" w:color="D9C3A8" w:sz="4"/>
+            </w:tcBorders>
+            <w:shd w:fill="FFFFFF" w:color="auto" w:val="clear"/>
             <w:tcMar>
               <w:top w:type="dxa" w:w="50"/>
               <w:left w:type="dxa" w:w="80"/>
@@ -3928,41 +4746,41 @@
         </w:tc>
         <w:tc>
           <w:tcPr>
-            <w:tcW w:type="dxa" w:w="2886"/>
-            <w:tcBorders>
-              <w:top w:val="single" w:color="D9C3A8" w:sz="4"/>
-              <w:left w:val="single" w:color="D9C3A8" w:sz="4"/>
-              <w:bottom w:val="single" w:color="D9C3A8" w:sz="4"/>
-              <w:right w:val="single" w:color="D9C3A8" w:sz="4"/>
-            </w:tcBorders>
-            <w:shd w:fill="F7ECDA" w:color="auto" w:val="clear"/>
-            <w:tcMar>
-              <w:top w:type="dxa" w:w="50"/>
-              <w:left w:type="dxa" w:w="80"/>
-              <w:bottom w:type="dxa" w:w="50"/>
-              <w:right w:type="dxa" w:w="80"/>
-            </w:tcMar>
-          </w:tcPr>
-          <w:p>
-            <w:r>
-              <w:rPr>
-                <w:sz w:val="19"/>
-                <w:szCs w:val="19"/>
-              </w:rPr>
-              <w:t xml:space="preserve">Harina fortificada en los ingredientes, sin promesa funcional; 10 g de azúcar por porción</w:t>
-            </w:r>
-          </w:p>
-        </w:tc>
-        <w:tc>
-          <w:tcPr>
-            <w:tcW w:type="dxa" w:w="2453"/>
-            <w:tcBorders>
-              <w:top w:val="single" w:color="D9C3A8" w:sz="4"/>
-              <w:left w:val="single" w:color="D9C3A8" w:sz="4"/>
-              <w:bottom w:val="single" w:color="D9C3A8" w:sz="4"/>
-              <w:right w:val="single" w:color="D9C3A8" w:sz="4"/>
-            </w:tcBorders>
-            <w:shd w:fill="F7ECDA" w:color="auto" w:val="clear"/>
+            <w:tcW w:type="dxa" w:w="2576"/>
+            <w:tcBorders>
+              <w:top w:val="single" w:color="D9C3A8" w:sz="4"/>
+              <w:left w:val="single" w:color="D9C3A8" w:sz="4"/>
+              <w:bottom w:val="single" w:color="D9C3A8" w:sz="4"/>
+              <w:right w:val="single" w:color="D9C3A8" w:sz="4"/>
+            </w:tcBorders>
+            <w:shd w:fill="FFFFFF" w:color="auto" w:val="clear"/>
+            <w:tcMar>
+              <w:top w:type="dxa" w:w="50"/>
+              <w:left w:type="dxa" w:w="80"/>
+              <w:bottom w:type="dxa" w:w="50"/>
+              <w:right w:type="dxa" w:w="80"/>
+            </w:tcMar>
+          </w:tcPr>
+          <w:p>
+            <w:r>
+              <w:rPr>
+                <w:sz w:val="19"/>
+                <w:szCs w:val="19"/>
+              </w:rPr>
+              <w:t xml:space="preserve">Harina fortificada en los ingredientes y un nombre que sugiere nutrición, sin promesa funcional; octógono "Alto en azúcar"</w:t>
+            </w:r>
+          </w:p>
+        </w:tc>
+        <w:tc>
+          <w:tcPr>
+            <w:tcW w:type="dxa" w:w="2189"/>
+            <w:tcBorders>
+              <w:top w:val="single" w:color="D9C3A8" w:sz="4"/>
+              <w:left w:val="single" w:color="D9C3A8" w:sz="4"/>
+              <w:bottom w:val="single" w:color="D9C3A8" w:sz="4"/>
+              <w:right w:val="single" w:color="D9C3A8" w:sz="4"/>
+            </w:tcBorders>
+            <w:shd w:fill="FFFFFF" w:color="auto" w:val="clear"/>
             <w:tcMar>
               <w:top w:type="dxa" w:w="50"/>
               <w:left w:type="dxa" w:w="80"/>
@@ -3977,6 +4795,286 @@
                 <w:szCs w:val="19"/>
               </w:rPr>
               <w:t xml:space="preserve">Precio bajo, evidencia baja</w:t>
+            </w:r>
+          </w:p>
+        </w:tc>
+      </w:tr>
+      <w:tr>
+        <w:trPr>
+          <w:tblHeader w:val="false"/>
+        </w:trPr>
+        <w:tc>
+          <w:tcPr>
+            <w:tcW w:type="dxa" w:w="1159"/>
+            <w:tcBorders>
+              <w:top w:val="single" w:color="D9C3A8" w:sz="4"/>
+              <w:left w:val="single" w:color="D9C3A8" w:sz="4"/>
+              <w:bottom w:val="single" w:color="D9C3A8" w:sz="4"/>
+              <w:right w:val="single" w:color="D9C3A8" w:sz="4"/>
+            </w:tcBorders>
+            <w:shd w:fill="F7ECDA" w:color="auto" w:val="clear"/>
+            <w:tcMar>
+              <w:top w:type="dxa" w:w="50"/>
+              <w:left w:type="dxa" w:w="80"/>
+              <w:bottom w:type="dxa" w:w="50"/>
+              <w:right w:type="dxa" w:w="80"/>
+            </w:tcMar>
+          </w:tcPr>
+          <w:p>
+            <w:r>
+              <w:rPr>
+                <w:sz w:val="19"/>
+                <w:szCs w:val="19"/>
+              </w:rPr>
+              <w:t xml:space="preserve">Little Bites (referencia)</w:t>
+            </w:r>
+          </w:p>
+        </w:tc>
+        <w:tc>
+          <w:tcPr>
+            <w:tcW w:type="dxa" w:w="2361"/>
+            <w:tcBorders>
+              <w:top w:val="single" w:color="D9C3A8" w:sz="4"/>
+              <w:left w:val="single" w:color="D9C3A8" w:sz="4"/>
+              <w:bottom w:val="single" w:color="D9C3A8" w:sz="4"/>
+              <w:right w:val="single" w:color="D9C3A8" w:sz="4"/>
+            </w:tcBorders>
+            <w:shd w:fill="F7ECDA" w:color="auto" w:val="clear"/>
+            <w:tcMar>
+              <w:top w:type="dxa" w:w="50"/>
+              <w:left w:type="dxa" w:w="80"/>
+              <w:bottom w:type="dxa" w:w="50"/>
+              <w:right w:type="dxa" w:w="80"/>
+            </w:tcMar>
+          </w:tcPr>
+          <w:p>
+            <w:r>
+              <w:rPr>
+                <w:sz w:val="19"/>
+                <w:szCs w:val="19"/>
+              </w:rPr>
+              <w:t xml:space="preserve">S/1.68</w:t>
+            </w:r>
+          </w:p>
+        </w:tc>
+        <w:tc>
+          <w:tcPr>
+            <w:tcW w:type="dxa" w:w="1075"/>
+            <w:tcBorders>
+              <w:top w:val="single" w:color="D9C3A8" w:sz="4"/>
+              <w:left w:val="single" w:color="D9C3A8" w:sz="4"/>
+              <w:bottom w:val="single" w:color="D9C3A8" w:sz="4"/>
+              <w:right w:val="single" w:color="D9C3A8" w:sz="4"/>
+            </w:tcBorders>
+            <w:shd w:fill="F7ECDA" w:color="auto" w:val="clear"/>
+            <w:tcMar>
+              <w:top w:type="dxa" w:w="50"/>
+              <w:left w:type="dxa" w:w="80"/>
+              <w:bottom w:type="dxa" w:w="50"/>
+              <w:right w:type="dxa" w:w="80"/>
+            </w:tcMar>
+          </w:tcPr>
+          <w:p>
+            <w:r>
+              <w:rPr>
+                <w:sz w:val="19"/>
+                <w:szCs w:val="19"/>
+              </w:rPr>
+              <w:t xml:space="preserve">1</w:t>
+            </w:r>
+          </w:p>
+        </w:tc>
+        <w:tc>
+          <w:tcPr>
+            <w:tcW w:type="dxa" w:w="2576"/>
+            <w:tcBorders>
+              <w:top w:val="single" w:color="D9C3A8" w:sz="4"/>
+              <w:left w:val="single" w:color="D9C3A8" w:sz="4"/>
+              <w:bottom w:val="single" w:color="D9C3A8" w:sz="4"/>
+              <w:right w:val="single" w:color="D9C3A8" w:sz="4"/>
+            </w:tcBorders>
+            <w:shd w:fill="F7ECDA" w:color="auto" w:val="clear"/>
+            <w:tcMar>
+              <w:top w:type="dxa" w:w="50"/>
+              <w:left w:type="dxa" w:w="80"/>
+              <w:bottom w:type="dxa" w:w="50"/>
+              <w:right w:type="dxa" w:w="80"/>
+            </w:tcMar>
+          </w:tcPr>
+          <w:p>
+            <w:r>
+              <w:rPr>
+                <w:sz w:val="19"/>
+                <w:szCs w:val="19"/>
+              </w:rPr>
+              <w:t xml:space="preserve">No destaca nada nutricional; se vende por sabor y precio; 2 octógonos ("Alto en grasas saturadas" y "Alto en azúcar")</w:t>
+            </w:r>
+          </w:p>
+        </w:tc>
+        <w:tc>
+          <w:tcPr>
+            <w:tcW w:type="dxa" w:w="2189"/>
+            <w:tcBorders>
+              <w:top w:val="single" w:color="D9C3A8" w:sz="4"/>
+              <w:left w:val="single" w:color="D9C3A8" w:sz="4"/>
+              <w:bottom w:val="single" w:color="D9C3A8" w:sz="4"/>
+              <w:right w:val="single" w:color="D9C3A8" w:sz="4"/>
+            </w:tcBorders>
+            <w:shd w:fill="F7ECDA" w:color="auto" w:val="clear"/>
+            <w:tcMar>
+              <w:top w:type="dxa" w:w="50"/>
+              <w:left w:type="dxa" w:w="80"/>
+              <w:bottom w:type="dxa" w:w="50"/>
+              <w:right w:type="dxa" w:w="80"/>
+            </w:tcMar>
+          </w:tcPr>
+          <w:p>
+            <w:r>
+              <w:rPr>
+                <w:sz w:val="19"/>
+                <w:szCs w:val="19"/>
+              </w:rPr>
+              <w:t xml:space="preserve">Precio bajo, evidencia baja</w:t>
+            </w:r>
+          </w:p>
+        </w:tc>
+      </w:tr>
+      <w:tr>
+        <w:trPr>
+          <w:tblHeader w:val="false"/>
+        </w:trPr>
+        <w:tc>
+          <w:tcPr>
+            <w:tcW w:type="dxa" w:w="1159"/>
+            <w:tcBorders>
+              <w:top w:val="single" w:color="D9C3A8" w:sz="4"/>
+              <w:left w:val="single" w:color="D9C3A8" w:sz="4"/>
+              <w:bottom w:val="single" w:color="D9C3A8" w:sz="4"/>
+              <w:right w:val="single" w:color="D9C3A8" w:sz="4"/>
+            </w:tcBorders>
+            <w:shd w:fill="FFFFFF" w:color="auto" w:val="clear"/>
+            <w:tcMar>
+              <w:top w:type="dxa" w:w="50"/>
+              <w:left w:type="dxa" w:w="80"/>
+              <w:bottom w:type="dxa" w:w="50"/>
+              <w:right w:type="dxa" w:w="80"/>
+            </w:tcMar>
+          </w:tcPr>
+          <w:p>
+            <w:r>
+              <w:rPr>
+                <w:sz w:val="19"/>
+                <w:szCs w:val="19"/>
+              </w:rPr>
+              <w:t xml:space="preserve">Siete Dragones (referencia)</w:t>
+            </w:r>
+          </w:p>
+        </w:tc>
+        <w:tc>
+          <w:tcPr>
+            <w:tcW w:type="dxa" w:w="2361"/>
+            <w:tcBorders>
+              <w:top w:val="single" w:color="D9C3A8" w:sz="4"/>
+              <w:left w:val="single" w:color="D9C3A8" w:sz="4"/>
+              <w:bottom w:val="single" w:color="D9C3A8" w:sz="4"/>
+              <w:right w:val="single" w:color="D9C3A8" w:sz="4"/>
+            </w:tcBorders>
+            <w:shd w:fill="FFFFFF" w:color="auto" w:val="clear"/>
+            <w:tcMar>
+              <w:top w:type="dxa" w:w="50"/>
+              <w:left w:type="dxa" w:w="80"/>
+              <w:bottom w:type="dxa" w:w="50"/>
+              <w:right w:type="dxa" w:w="80"/>
+            </w:tcMar>
+          </w:tcPr>
+          <w:p>
+            <w:r>
+              <w:rPr>
+                <w:sz w:val="19"/>
+                <w:szCs w:val="19"/>
+              </w:rPr>
+              <w:t xml:space="preserve">S/3.01</w:t>
+            </w:r>
+          </w:p>
+        </w:tc>
+        <w:tc>
+          <w:tcPr>
+            <w:tcW w:type="dxa" w:w="1075"/>
+            <w:tcBorders>
+              <w:top w:val="single" w:color="D9C3A8" w:sz="4"/>
+              <w:left w:val="single" w:color="D9C3A8" w:sz="4"/>
+              <w:bottom w:val="single" w:color="D9C3A8" w:sz="4"/>
+              <w:right w:val="single" w:color="D9C3A8" w:sz="4"/>
+            </w:tcBorders>
+            <w:shd w:fill="FFFFFF" w:color="auto" w:val="clear"/>
+            <w:tcMar>
+              <w:top w:type="dxa" w:w="50"/>
+              <w:left w:type="dxa" w:w="80"/>
+              <w:bottom w:type="dxa" w:w="50"/>
+              <w:right w:type="dxa" w:w="80"/>
+            </w:tcMar>
+          </w:tcPr>
+          <w:p>
+            <w:r>
+              <w:rPr>
+                <w:sz w:val="19"/>
+                <w:szCs w:val="19"/>
+              </w:rPr>
+              <w:t xml:space="preserve">2</w:t>
+            </w:r>
+          </w:p>
+        </w:tc>
+        <w:tc>
+          <w:tcPr>
+            <w:tcW w:type="dxa" w:w="2576"/>
+            <w:tcBorders>
+              <w:top w:val="single" w:color="D9C3A8" w:sz="4"/>
+              <w:left w:val="single" w:color="D9C3A8" w:sz="4"/>
+              <w:bottom w:val="single" w:color="D9C3A8" w:sz="4"/>
+              <w:right w:val="single" w:color="D9C3A8" w:sz="4"/>
+            </w:tcBorders>
+            <w:shd w:fill="FFFFFF" w:color="auto" w:val="clear"/>
+            <w:tcMar>
+              <w:top w:type="dxa" w:w="50"/>
+              <w:left w:type="dxa" w:w="80"/>
+              <w:bottom w:type="dxa" w:w="50"/>
+              <w:right w:type="dxa" w:w="80"/>
+            </w:tcMar>
+          </w:tcPr>
+          <w:p>
+            <w:r>
+              <w:rPr>
+                <w:sz w:val="19"/>
+                <w:szCs w:val="19"/>
+              </w:rPr>
+              <w:t xml:space="preserve">Cañihua y nibs de cacao, sin cifra funcional destacada [POR CONFIRMAR]</w:t>
+            </w:r>
+          </w:p>
+        </w:tc>
+        <w:tc>
+          <w:tcPr>
+            <w:tcW w:type="dxa" w:w="2189"/>
+            <w:tcBorders>
+              <w:top w:val="single" w:color="D9C3A8" w:sz="4"/>
+              <w:left w:val="single" w:color="D9C3A8" w:sz="4"/>
+              <w:bottom w:val="single" w:color="D9C3A8" w:sz="4"/>
+              <w:right w:val="single" w:color="D9C3A8" w:sz="4"/>
+            </w:tcBorders>
+            <w:shd w:fill="FFFFFF" w:color="auto" w:val="clear"/>
+            <w:tcMar>
+              <w:top w:type="dxa" w:w="50"/>
+              <w:left w:type="dxa" w:w="80"/>
+              <w:bottom w:type="dxa" w:w="50"/>
+              <w:right w:type="dxa" w:w="80"/>
+            </w:tcMar>
+          </w:tcPr>
+          <w:p>
+            <w:r>
+              <w:rPr>
+                <w:sz w:val="19"/>
+                <w:szCs w:val="19"/>
+              </w:rPr>
+              <w:t xml:space="preserve">Borde de precio, evidencia baja</w:t>
             </w:r>
           </w:p>
         </w:tc>
@@ -4078,7 +5176,7 @@
         <w:t xml:space="preserve">Precio alto y evidencia alta ("premium con prueba"):</w:t>
       </w:r>
       <w:r>
-        <w:t xml:space="preserve"> AndiBite, y Nutri H en el borde. Es el espacio que queremos ocupar.</w:t>
+        <w:t xml:space="preserve"> AndiBite, y Nutri H en el borde de precio. Es el espacio que queremos ocupar.</w:t>
       </w:r>
     </w:p>
     <w:p>
@@ -4098,7 +5196,7 @@
         <w:t xml:space="preserve">Precio alto y evidencia baja ("premium sin prueba"):</w:t>
       </w:r>
       <w:r>
-        <w:t xml:space="preserve"> Fika, Mamalama y Siete Dragones. Cobran como premium por sabor, ingredientes o estilo de vida, pero el padre no puede verificar un beneficio funcional.</w:t>
+        <w:t xml:space="preserve"> Forticao, Fika (en la línea), Mamalama y Siete Dragones (en el borde de precio). Cobran como premium por sabor, ingredientes o estilo de vida, pero el padre no puede verificar un beneficio funcional con una cifra. Forticao es el caso a vigilar: tiene hierro hemo y, si su empaque declara los mg, sube a 4.</w:t>
       </w:r>
     </w:p>
     <w:p>
@@ -4118,7 +5216,7 @@
         <w:t xml:space="preserve">Precio bajo y evidencia baja ("masivo"):</w:t>
       </w:r>
       <w:r>
-        <w:t xml:space="preserve"> Bimbo Nutra Bien. Gana por precio y por estar en todas las góndolas.</w:t>
+        <w:t xml:space="preserve"> Bimbo Nutra Bien, Little Bites y La Purita (en la línea). Bimbo gana por precio y por estar en todas las góndolas. La Purita cobra S/16.90 por paquete, pero por brownie es barata; solo pasaría a precio alto si cada brownie pesara menos de unos 14 g (S/2.11 × 20 ÷ 3.00) [POR CONFIRMAR el peso].</w:t>
       </w:r>
     </w:p>
     <w:p>
@@ -4163,10 +5261,10 @@
           <w:b/>
           <w:bCs/>
         </w:rPr>
-        <w:t xml:space="preserve">AndiBite queda casi solo en el cuadrante "premium con prueba".</w:t>
-      </w:r>
-      <w:r>
-        <w:t xml:space="preserve"> Es el lugar que pide el 42 % que desconfía de lo envasado (Kantar 2025) y el padre que pregunta "¿cuántos mg de hierro tiene?".</w:t>
+        <w:t xml:space="preserve">AndiBite queda casi solo en el cuadrante "premium con prueba",</w:t>
+      </w:r>
+      <w:r>
+        <w:t xml:space="preserve"> con Nutri H en el borde. Es el lugar que pide el 42 % que desconfía de lo envasado (Kantar 2025) y el padre que pregunta "¿cuántos mg de hierro tiene?" (documento 04).</w:t>
       </w:r>
     </w:p>
     <w:p>
@@ -4186,7 +5284,7 @@
         <w:t xml:space="preserve">El riesgo es el precio.</w:t>
       </w:r>
       <w:r>
-        <w:t xml:space="preserve"> AndiBite es el más caro por 20 g del grupo. Si no publica el informe del laboratorio, cae al puntaje 4, al lado de Nutri H, pero más caro. </w:t>
+        <w:t xml:space="preserve"> AndiBite está entre los más caros por 20 g: solo el frasco de 12 de Forticao (S/4.17) llega a su nivel. Si no publica el informe del laboratorio, se queda en el puntaje 4, al lado de Nutri H, pero más caro. </w:t>
       </w:r>
       <w:r>
         <w:rPr>
@@ -4213,10 +5311,10 @@
           <w:b/>
           <w:bCs/>
         </w:rPr>
-        <w:t xml:space="preserve">Frente a Nutri H</w:t>
-      </w:r>
-      <w:r>
-        <w:t xml:space="preserve"> ganamos por formato (brownie que el niño pide), por la medición publicada y por el tono legal. Frente a Fika ganamos por el hierro y la app, a un precio parecido.</w:t>
+        <w:t xml:space="preserve">Frente a Nutri H y Forticao,</w:t>
+      </w:r>
+      <w:r>
+        <w:t xml:space="preserve"> los otros dos con hierro hemo, ganamos por formato (brownie que el niño pide), por la medición publicada y por el tono legal: los dos hablan de combatir la anemia. Frente a Fika y La Purita ganamos por el hierro y la app; frente a La Purita, además, porque no necesita frío.</w:t>
       </w:r>
     </w:p>
     <w:p>
@@ -4236,7 +5334,7 @@
         <w:t xml:space="preserve">Para el segmento B</w:t>
       </w:r>
       <w:r>
-        <w:t xml:space="preserve">, el mapa se lee por precio: por eso se le muestra primero el pack de 12 a S/4.16, el más cercano a Fika (S/4.00) y a Mamalama (S/4.10).</w:t>
+        <w:t xml:space="preserve">, el mapa se lee por precio: por eso se le muestra primero el pack de 12 a S/4.16, al nivel de Fika (S/4.00), Mamalama (S/4.10) y el frasco de 12 de Forticao (S/4.17).</w:t>
       </w:r>
     </w:p>
     <w:p>
@@ -4284,7 +5382,7 @@
         <w:t xml:space="preserve">Validado:</w:t>
       </w:r>
       <w:r>
-        <w:t xml:space="preserve"> todos los precios por 20 g son reales y fechados (documento 02, 3-oct-2026), y los textos de Nutri H y Bimbo se revisaron en sus páginas el 19-oct-2026.</w:t>
+        <w:t xml:space="preserve"> los precios por 20 g salen del benchmark (#2), con las tiendas oficiales consultadas el 19-oct-2026. Los de Nutri H, Fika, Mamalama, Siete Dragones y Bimbo Nutra Bien coinciden con los del documento 02 (3-oct-2026) y con HECHOS_v7.</w:t>
       </w:r>
     </w:p>
     <w:p>
@@ -4321,18 +5419,10 @@
           <w:b/>
           <w:bCs/>
         </w:rPr>
-        <w:t xml:space="preserve">Lo que falta:</w:t>
-      </w:r>
-      <w:r>
-        <w:t xml:space="preserve"> confirmar en góndola los octógonos de Mamalama, Bimbo Nutra Bien y Nutri H en el store check [POR CONFIRMAR]. La página de Plaza Vea de Bimbo Nutra Bien mostraba el 19-oct-2026 precios que no cuadran entre sí y el producto agotado; usamos el precio del 3-oct-2026.</w:t>
-      </w:r>
-    </w:p>
-    <w:p>
-      <w:pPr>
-        <w:pStyle w:val="Heading1"/>
-      </w:pPr>
-      <w:r>
-        <w:t xml:space="preserve">Fuentes</w:t>
+        <w:t xml:space="preserve">Alineado con el #2:</w:t>
+      </w:r>
+      <w:r>
+        <w:t xml:space="preserve"> el mapa usa ahora la misma lista que el benchmark. Agregamos Forticao, el segundo competidor con hierro hemo, y La Purita; Little Bites y Siete Dragones quedan como referencia. El octógono de Bimbo Nutra Bien ya no está por confirmar: se ve en la foto del empaque.</w:t>
       </w:r>
     </w:p>
     <w:p>
@@ -4345,7 +5435,22 @@
         <w:spacing w:after="60"/>
       </w:pPr>
       <w:r>
-        <w:t xml:space="preserve">04-reformulacion/02-insumos-proveedores-y-costeo.md, sección 4 (precios de la competencia del 3-oct-2026).</w:t>
+        <w:rPr>
+          <w:b/>
+          <w:bCs/>
+        </w:rPr>
+        <w:t xml:space="preserve">Lo que falta [POR CONFIRMAR]:</w:t>
+      </w:r>
+      <w:r>
+        <w:t xml:space="preserve"> el peso de un chocolatito de Forticao y de un brownie de La Purita; los mg de hierro por porción de Forticao y de Nutri H; y los octógonos de Nutri H, Forticao, Fika, La Purita y Mamalama en góndola o en el empaque. La página de Plaza Vea de Bimbo Nutra Bien mostraba el producto sin stock el 19-oct-2026.</w:t>
+      </w:r>
+    </w:p>
+    <w:p>
+      <w:pPr>
+        <w:pStyle w:val="Heading1"/>
+      </w:pPr>
+      <w:r>
+        <w:t xml:space="preserve">Fuentes</w:t>
       </w:r>
     </w:p>
     <w:p>
@@ -4358,7 +5463,7 @@
         <w:spacing w:after="60"/>
       </w:pPr>
       <w:r>
-        <w:t xml:space="preserve">03-entregables/07-store-check-la-molina.md, sección 2 (lista de competidores y atributos).</w:t>
+        <w:t xml:space="preserve">04-reformulacion/T2/md/T2_02_Benchmark.md (precios, formatos y octógonos de la competencia, 19-oct-2026).</w:t>
       </w:r>
     </w:p>
     <w:p>
@@ -4371,7 +5476,7 @@
         <w:spacing w:after="60"/>
       </w:pPr>
       <w:r>
-        <w:t xml:space="preserve">04-reformulacion/10-plan-de-marketing-2027.md, secciones 3.2 a 3.4, y 04-reformulacion/06-marca-2-0-e-innovacion.md, secciones 1 y 6 (donde dice Hemi, léase AndiBite).</w:t>
+        <w:t xml:space="preserve">04-reformulacion/T2/md/T2_00_Informe-de-avance-y-correcciones.md, sección 6.7 (qué lista de competidores usar en el #2 y el #10).</w:t>
       </w:r>
     </w:p>
     <w:p>
@@ -4384,7 +5489,7 @@
         <w:spacing w:after="60"/>
       </w:pPr>
       <w:r>
-        <w:t xml:space="preserve">04-reformulacion/T2/HECHOS_v7.md (19-oct-2026).</w:t>
+        <w:t xml:space="preserve">04-reformulacion/02-insumos-proveedores-y-costeo.md, sección 4 (precios de la competencia del 3-oct-2026).</w:t>
       </w:r>
     </w:p>
     <w:p>
@@ -4397,7 +5502,7 @@
         <w:spacing w:after="60"/>
       </w:pPr>
       <w:r>
-        <w:t xml:space="preserve">Prompt 3 de la clase: 04-reformulacion/T2/CLASE-sesion09.md y PPT Sesión 09 de la docente.</w:t>
+        <w:t xml:space="preserve">03-entregables/07-store-check-la-molina.md, sección 2 (lista de competidores y atributos).</w:t>
       </w:r>
     </w:p>
     <w:p>
@@ -4410,7 +5515,7 @@
         <w:spacing w:after="60"/>
       </w:pPr>
       <w:r>
-        <w:t xml:space="preserve">Nutri H. Nutri H clásica x 30 (consulta del 19-oct-2026). https://nutrih.pe/producto/nutri-h-clasica-x-30/</w:t>
+        <w:t xml:space="preserve">04-reformulacion/04-publico-objetivo-y-buyer-persona-con-datos.md (entrevistas, focus 1 y objeciones de Claudia), 04-reformulacion/10-plan-de-marketing-2027.md, secciones 3.2 a 3.4, y 04-reformulacion/06-marca-2-0-e-innovacion.md, secciones 1 y 6 (donde dice Hemi, léase AndiBite).</w:t>
       </w:r>
     </w:p>
     <w:p>
@@ -4423,7 +5528,7 @@
         <w:spacing w:after="60"/>
       </w:pPr>
       <w:r>
-        <w:t xml:space="preserve">Fika. Brownie (consulta del 3-oct-2026). https://www.fika.pe/products/brownie-55g</w:t>
+        <w:t xml:space="preserve">04-reformulacion/T2/HECHOS_v7.md (19-oct-2026).</w:t>
       </w:r>
     </w:p>
     <w:p>
@@ -4436,7 +5541,7 @@
         <w:spacing w:after="60"/>
       </w:pPr>
       <w:r>
-        <w:t xml:space="preserve">Wong. Barra energética chocolate bitter y maca Mamalama, caja de 5 (consulta del 3-oct-2026). https://www.wong.pe/barra-energetica-chocolate-bitter-y-maca-mamalama-caja-5-unid/p</w:t>
+        <w:t xml:space="preserve">Prompt 3 de la clase: 04-reformulacion/T2/CLASE-sesion09.md y PPT Sesión 09 de la docente.</w:t>
       </w:r>
     </w:p>
     <w:p>
@@ -4449,7 +5554,7 @@
         <w:spacing w:after="60"/>
       </w:pPr>
       <w:r>
-        <w:t xml:space="preserve">Plaza Vea. Mini brownie Nutra Bien Bimbo 180 g, paquete de 6 (consultas del 3-oct-2026 y del 19-oct-2026). https://www.plazavea.com.pe/mini-brownie-nutra-bien-bimbo-180g-paquete-6un/p</w:t>
+        <w:t xml:space="preserve">Nutri H. Nutri H clásica x 30 (consulta del 19-oct-2026). https://nutrih.pe/producto/nutri-h-clasica-x-30/</w:t>
       </w:r>
     </w:p>
     <w:p>
@@ -4462,7 +5567,124 @@
         <w:spacing w:after="60"/>
       </w:pPr>
       <w:r>
-        <w:t xml:space="preserve">Plaza Vea. Barra nibs de cacao y cañihua Siete Dragones, caja de 5 (consulta del 3-oct-2026). https://www.plazavea.com.pe/barra-nibs-de-cacao-y-canihua-siete-dragones-caja-5un/p</w:t>
+        <w:t xml:space="preserve">Forticao. Productos (consulta del 19-oct-2026). https://forticao.pe/productos/</w:t>
+      </w:r>
+    </w:p>
+    <w:p>
+      <w:pPr>
+        <w:pStyle w:val="ListParagraph"/>
+        <w:numPr>
+          <w:ilvl w:val="0"/>
+          <w:numId w:val="2"/>
+        </w:numPr>
+        <w:spacing w:after="60"/>
+      </w:pPr>
+      <w:r>
+        <w:t xml:space="preserve">Forticao. Tienda en línea enlazada desde forticao.pe (consulta del 19-oct-2026). https://waala16.meditech.team/shop</w:t>
+      </w:r>
+    </w:p>
+    <w:p>
+      <w:pPr>
+        <w:pStyle w:val="ListParagraph"/>
+        <w:numPr>
+          <w:ilvl w:val="0"/>
+          <w:numId w:val="2"/>
+        </w:numPr>
+        <w:spacing w:after="60"/>
+      </w:pPr>
+      <w:r>
+        <w:t xml:space="preserve">Andina. "Investigadores peruanos crean chocolate para combatir anemia y reforzar defensas" (6-jul-2016). https://andina.pe/agencia/noticia-investigadores-peruanos-crean-chocolate-para-combatir-anemia-y-reforzar-defensas-620184.aspx</w:t>
+      </w:r>
+    </w:p>
+    <w:p>
+      <w:pPr>
+        <w:pStyle w:val="ListParagraph"/>
+        <w:numPr>
+          <w:ilvl w:val="0"/>
+          <w:numId w:val="2"/>
+        </w:numPr>
+        <w:spacing w:after="60"/>
+      </w:pPr>
+      <w:r>
+        <w:t xml:space="preserve">La Cámara de Comercio de Lima. CCL Conectados, Forticao de WAALA (18-jul-2025). https://lacamara.pe/?p=448</w:t>
+      </w:r>
+    </w:p>
+    <w:p>
+      <w:pPr>
+        <w:pStyle w:val="ListParagraph"/>
+        <w:numPr>
+          <w:ilvl w:val="0"/>
+          <w:numId w:val="2"/>
+        </w:numPr>
+        <w:spacing w:after="60"/>
+      </w:pPr>
+      <w:r>
+        <w:t xml:space="preserve">Fika. Brownie 70 g (consulta del 19-oct-2026). https://www.fika.pe/products/brownie-55g</w:t>
+      </w:r>
+    </w:p>
+    <w:p>
+      <w:pPr>
+        <w:pStyle w:val="ListParagraph"/>
+        <w:numPr>
+          <w:ilvl w:val="0"/>
+          <w:numId w:val="2"/>
+        </w:numPr>
+        <w:spacing w:after="60"/>
+      </w:pPr>
+      <w:r>
+        <w:t xml:space="preserve">La Purita. Brownies (8 Pack) (consulta del 19-oct-2026). https://www.lapurita.com/products/brownies-x-8-unds</w:t>
+      </w:r>
+    </w:p>
+    <w:p>
+      <w:pPr>
+        <w:pStyle w:val="ListParagraph"/>
+        <w:numPr>
+          <w:ilvl w:val="0"/>
+          <w:numId w:val="2"/>
+        </w:numPr>
+        <w:spacing w:after="60"/>
+      </w:pPr>
+      <w:r>
+        <w:t xml:space="preserve">Wong. Barra energética chocolate bitter y maca Mamalama, caja de 5 (consulta del 19-oct-2026). https://www.wong.pe/barra-energetica-chocolate-bitter-y-maca-mamalama-caja-5-unid/p</w:t>
+      </w:r>
+    </w:p>
+    <w:p>
+      <w:pPr>
+        <w:pStyle w:val="ListParagraph"/>
+        <w:numPr>
+          <w:ilvl w:val="0"/>
+          <w:numId w:val="2"/>
+        </w:numPr>
+        <w:spacing w:after="60"/>
+      </w:pPr>
+      <w:r>
+        <w:t xml:space="preserve">Plaza Vea. Mini brownie Nutra Bien Bimbo 180 g, paquete de 6 (consultas del 3-oct-2026 y del 19-oct-2026). https://www.plazavea.com.pe/mini-brownie-nutra-bien-bimbo-180g-paquete-6un/p</w:t>
+      </w:r>
+    </w:p>
+    <w:p>
+      <w:pPr>
+        <w:pStyle w:val="ListParagraph"/>
+        <w:numPr>
+          <w:ilvl w:val="0"/>
+          <w:numId w:val="2"/>
+        </w:numPr>
+        <w:spacing w:after="60"/>
+      </w:pPr>
+      <w:r>
+        <w:t xml:space="preserve">Plaza Vea. Brownie Bimbo Little Bites caja 130 g (consulta del 19-oct-2026). https://www.plazavea.com.pe/brownie-bimbo-little-bites-caja-130g/p</w:t>
+      </w:r>
+    </w:p>
+    <w:p>
+      <w:pPr>
+        <w:pStyle w:val="ListParagraph"/>
+        <w:numPr>
+          <w:ilvl w:val="0"/>
+          <w:numId w:val="2"/>
+        </w:numPr>
+        <w:spacing w:after="60"/>
+      </w:pPr>
+      <w:r>
+        <w:t xml:space="preserve">Plaza Vea. Barra nibs de cacao y cañihua Siete Dragones, caja de 5 (consulta del 19-oct-2026). https://www.plazavea.com.pe/barra-nibs-de-cacao-y-canihua-siete-dragones-caja-5un/p</w:t>
       </w:r>
     </w:p>
     <w:p>
